--- a/08-传感器电路/10-生物传感器电路/脑电EEG采集电路/脑电EEG采集电路.docx
+++ b/08-传感器电路/10-生物传感器电路/脑电EEG采集电路/脑电EEG采集电路.docx
@@ -2666,6 +2666,20 @@
     </w:p>
     <w:bookmarkEnd w:id="26"/>
     <w:bookmarkEnd w:id="27"/>
+    <w:p>
+      <w:pPr>
+        <w:spacing w:before="360"/>
+        <w:jc w:val="center"/>
+      </w:pPr>
+      <w:r>
+        <w:rPr>
+          <w:rFonts w:ascii="Times New Roman" w:hAnsi="Times New Roman"/>
+          <w:color w:val="555555"/>
+          <w:sz w:val="21"/>
+        </w:rPr>
+        <w:t>材料收集者：杜文杰</w:t>
+      </w:r>
+    </w:p>
     <w:sectPr>
       <w:headerReference r:id="rId9" w:type="default"/>
       <w:footerReference r:id="rId10" w:type="default"/>

--- a/08-传感器电路/10-生物传感器电路/脑电EEG采集电路/脑电EEG采集电路.docx
+++ b/08-传感器电路/10-生物传感器电路/脑电EEG采集电路/脑电EEG采集电路.docx
@@ -1,6 +1,6 @@
 
 <file path=word/document.xml><?xml version="1.0" encoding="utf-8"?>
-<w:document xmlns:w="http://schemas.openxmlformats.org/wordprocessingml/2006/main" xmlns:m="http://schemas.openxmlformats.org/officeDocument/2006/math" xmlns:r="http://schemas.openxmlformats.org/officeDocument/2006/relationships" xmlns:o="urn:schemas-microsoft-com:office:office" xmlns:v="urn:schemas-microsoft-com:vml" xmlns:w10="urn:schemas-microsoft-com:office:word" xmlns:a="http://schemas.openxmlformats.org/drawingml/2006/main" xmlns:pic="http://schemas.openxmlformats.org/drawingml/2006/picture" xmlns:wp="http://schemas.openxmlformats.org/drawingml/2006/wordprocessingDrawing">
+<w:document xmlns:m="http://schemas.openxmlformats.org/officeDocument/2006/math" xmlns:r="http://schemas.openxmlformats.org/officeDocument/2006/relationships" xmlns:w="http://schemas.openxmlformats.org/wordprocessingml/2006/main" xmlns:o="urn:schemas-microsoft-com:office:office" xmlns:v="urn:schemas-microsoft-com:vml" xmlns:w10="urn:schemas-microsoft-com:office:word" xmlns:a="http://schemas.openxmlformats.org/drawingml/2006/main" xmlns:pic="http://schemas.openxmlformats.org/drawingml/2006/picture" xmlns:wp="http://schemas.openxmlformats.org/drawingml/2006/wordprocessingDrawing">
   <w:body>
     <w:bookmarkStart w:id="27" w:name="脑电-eeg-采集电路"/>
     <w:p>
@@ -9,16 +9,19 @@
       </w:pPr>
       <w:r>
         <w:rPr>
-          <w:rFonts w:hint="eastAsia"/>
+          <w:rFonts w:hint="eastAsia" w:eastAsia="黑体"/>
         </w:rPr>
         <w:t xml:space="preserve">脑电</w:t>
       </w:r>
       <w:r>
+        <w:rPr>
+          <w:rFonts w:eastAsia="黑体"/>
+        </w:rPr>
         <w:t xml:space="preserve"> EEG </w:t>
       </w:r>
       <w:r>
         <w:rPr>
-          <w:rFonts w:hint="eastAsia"/>
+          <w:rFonts w:hint="eastAsia" w:eastAsia="黑体"/>
         </w:rPr>
         <w:t xml:space="preserve">采集电路</w:t>
       </w:r>
@@ -30,7 +33,7 @@
       </w:pPr>
       <w:r>
         <w:rPr>
-          <w:rFonts w:hint="eastAsia"/>
+          <w:rFonts w:hint="eastAsia" w:eastAsia="黑体"/>
         </w:rPr>
         <w:t xml:space="preserve">拓扑描述</w:t>
       </w:r>
@@ -41,27 +44,33 @@
       </w:pPr>
       <w:r>
         <w:rPr>
-          <w:rFonts w:hint="eastAsia"/>
+          <w:rFonts w:hint="eastAsia" w:eastAsia="黑体"/>
         </w:rPr>
         <w:t xml:space="preserve">由</w:t>
       </w:r>
       <w:r>
+        <w:rPr>
+          <w:rFonts w:eastAsia="黑体"/>
+        </w:rPr>
         <w:t xml:space="preserve"> </w:t>
       </w:r>
       <w:r>
         <w:rPr>
-          <w:rFonts w:hint="eastAsia"/>
+          <w:rFonts w:hint="eastAsia" w:eastAsia="黑体"/>
           <w:b/>
           <w:bCs/>
         </w:rPr>
         <w:t xml:space="preserve">头皮电极（多通道活性/表面电极）</w:t>
       </w:r>
       <w:r>
+        <w:rPr>
+          <w:rFonts w:eastAsia="黑体"/>
+        </w:rPr>
         <w:t xml:space="preserve">、</w:t>
       </w:r>
       <w:r>
         <w:rPr>
-          <w:rFonts w:hint="eastAsia"/>
+          <w:rFonts w:hint="eastAsia" w:eastAsia="黑体"/>
           <w:b/>
           <w:bCs/>
         </w:rPr>
@@ -69,6 +78,7 @@
       </w:r>
       <w:r>
         <w:rPr>
+          <w:rFonts w:eastAsia="黑体"/>
           <w:b/>
           <w:bCs/>
         </w:rPr>
@@ -76,18 +86,21 @@
       </w:r>
       <w:r>
         <w:rPr>
-          <w:rFonts w:hint="eastAsia"/>
+          <w:rFonts w:hint="eastAsia" w:eastAsia="黑体"/>
           <w:b/>
           <w:bCs/>
         </w:rPr>
         <w:t xml:space="preserve">INA333/AD620/AD8222）</w:t>
       </w:r>
       <w:r>
+        <w:rPr>
+          <w:rFonts w:eastAsia="黑体"/>
+        </w:rPr>
         <w:t xml:space="preserve">、</w:t>
       </w:r>
       <w:r>
         <w:rPr>
-          <w:rFonts w:hint="eastAsia"/>
+          <w:rFonts w:hint="eastAsia" w:eastAsia="黑体"/>
           <w:b/>
           <w:bCs/>
         </w:rPr>
@@ -100,6 +113,7 @@
       </m:oMath>
       <w:r>
         <w:rPr>
+          <w:rFonts w:eastAsia="黑体"/>
           <w:b/>
           <w:bCs/>
         </w:rPr>
@@ -112,6 +126,7 @@
       </m:oMath>
       <w:r>
         <w:rPr>
+          <w:rFonts w:eastAsia="黑体"/>
           <w:b/>
           <w:bCs/>
         </w:rPr>
@@ -119,38 +134,47 @@
       </w:r>
       <w:r>
         <w:rPr>
-          <w:rFonts w:hint="eastAsia"/>
+          <w:rFonts w:hint="eastAsia" w:eastAsia="黑体"/>
           <w:b/>
           <w:bCs/>
         </w:rPr>
         <w:t xml:space="preserve">与运放）</w:t>
       </w:r>
       <w:r>
+        <w:rPr>
+          <w:rFonts w:eastAsia="黑体"/>
+        </w:rPr>
         <w:t xml:space="preserve">、</w:t>
       </w:r>
       <w:r>
         <w:rPr>
-          <w:rFonts w:hint="eastAsia"/>
+          <w:rFonts w:hint="eastAsia" w:eastAsia="黑体"/>
           <w:b/>
           <w:bCs/>
         </w:rPr>
         <w:t xml:space="preserve">右腿驱动（RLD）电路</w:t>
       </w:r>
       <w:r>
+        <w:rPr>
+          <w:rFonts w:eastAsia="黑体"/>
+        </w:rPr>
         <w:t xml:space="preserve"> </w:t>
       </w:r>
       <w:r>
         <w:rPr>
-          <w:rFonts w:hint="eastAsia"/>
+          <w:rFonts w:hint="eastAsia" w:eastAsia="黑体"/>
         </w:rPr>
         <w:t xml:space="preserve">以及</w:t>
       </w:r>
       <w:r>
+        <w:rPr>
+          <w:rFonts w:eastAsia="黑体"/>
+        </w:rPr>
         <w:t xml:space="preserve"> </w:t>
       </w:r>
       <w:r>
         <w:rPr>
-          <w:rFonts w:hint="eastAsia"/>
+          <w:rFonts w:hint="eastAsia" w:eastAsia="黑体"/>
           <w:b/>
           <w:bCs/>
         </w:rPr>
@@ -158,6 +182,7 @@
       </w:r>
       <w:r>
         <w:rPr>
+          <w:rFonts w:eastAsia="黑体"/>
           <w:b/>
           <w:bCs/>
         </w:rPr>
@@ -165,7 +190,7 @@
       </w:r>
       <w:r>
         <w:rPr>
-          <w:rFonts w:hint="eastAsia"/>
+          <w:rFonts w:hint="eastAsia" w:eastAsia="黑体"/>
           <w:b/>
           <w:bCs/>
         </w:rPr>
@@ -173,6 +198,7 @@
       </w:r>
       <w:r>
         <w:rPr>
+          <w:rFonts w:eastAsia="黑体"/>
           <w:b/>
           <w:bCs/>
         </w:rPr>
@@ -180,24 +206,27 @@
       </w:r>
       <w:r>
         <w:rPr>
-          <w:rFonts w:hint="eastAsia"/>
+          <w:rFonts w:hint="eastAsia" w:eastAsia="黑体"/>
           <w:b/>
           <w:bCs/>
         </w:rPr>
         <w:t xml:space="preserve">ADS1298/ADS1299）</w:t>
       </w:r>
       <w:r>
+        <w:rPr>
+          <w:rFonts w:eastAsia="黑体"/>
+        </w:rPr>
         <w:t xml:space="preserve"> </w:t>
       </w:r>
       <w:r>
         <w:rPr>
-          <w:rFonts w:hint="eastAsia"/>
+          <w:rFonts w:hint="eastAsia" w:eastAsia="黑体"/>
         </w:rPr>
         <w:t xml:space="preserve">组成。电路的关键节点为：</w:t>
       </w:r>
       <w:r>
         <w:rPr>
-          <w:rFonts w:hint="eastAsia"/>
+          <w:rFonts w:hint="eastAsia" w:eastAsia="黑体"/>
           <w:b/>
           <w:bCs/>
         </w:rPr>
@@ -205,6 +234,7 @@
       </w:r>
       <w:r>
         <w:rPr>
+          <w:rFonts w:eastAsia="黑体"/>
           <w:b/>
           <w:bCs/>
         </w:rPr>
@@ -212,7 +242,7 @@
       </w:r>
       <w:r>
         <w:rPr>
-          <w:rFonts w:hint="eastAsia"/>
+          <w:rFonts w:hint="eastAsia" w:eastAsia="黑体"/>
           <w:b/>
           <w:bCs/>
         </w:rPr>
@@ -220,31 +250,37 @@
       </w:r>
       <w:r>
         <w:rPr>
-          <w:rFonts w:hint="eastAsia"/>
+          <w:rFonts w:hint="eastAsia" w:eastAsia="黑体"/>
         </w:rPr>
         <w:t xml:space="preserve">（一头皮电极引线接</w:t>
       </w:r>
       <w:r>
+        <w:rPr>
+          <w:rFonts w:eastAsia="黑体"/>
+        </w:rPr>
         <w:t xml:space="preserve"> INA </w:t>
       </w:r>
       <w:r>
         <w:rPr>
-          <w:rFonts w:hint="eastAsia"/>
+          <w:rFonts w:hint="eastAsia" w:eastAsia="黑体"/>
         </w:rPr>
         <w:t xml:space="preserve">的</w:t>
       </w:r>
       <w:r>
+        <w:rPr>
+          <w:rFonts w:eastAsia="黑体"/>
+        </w:rPr>
         <w:t xml:space="preserve"> </w:t>
       </w:r>
       <w:r>
         <w:rPr>
-          <w:rFonts w:hint="eastAsia"/>
+          <w:rFonts w:hint="eastAsia" w:eastAsia="黑体"/>
         </w:rPr>
         <w:t xml:space="preserve">IN+）；</w:t>
       </w:r>
       <w:r>
         <w:rPr>
-          <w:rFonts w:hint="eastAsia"/>
+          <w:rFonts w:hint="eastAsia" w:eastAsia="黑体"/>
           <w:b/>
           <w:bCs/>
         </w:rPr>
@@ -252,6 +288,7 @@
       </w:r>
       <w:r>
         <w:rPr>
+          <w:rFonts w:eastAsia="黑体"/>
           <w:b/>
           <w:bCs/>
         </w:rPr>
@@ -259,7 +296,7 @@
       </w:r>
       <w:r>
         <w:rPr>
-          <w:rFonts w:hint="eastAsia"/>
+          <w:rFonts w:hint="eastAsia" w:eastAsia="黑体"/>
           <w:b/>
           <w:bCs/>
         </w:rPr>
@@ -267,31 +304,37 @@
       </w:r>
       <w:r>
         <w:rPr>
-          <w:rFonts w:hint="eastAsia"/>
+          <w:rFonts w:hint="eastAsia" w:eastAsia="黑体"/>
         </w:rPr>
         <w:t xml:space="preserve">（另一头皮电极引线接</w:t>
       </w:r>
       <w:r>
+        <w:rPr>
+          <w:rFonts w:eastAsia="黑体"/>
+        </w:rPr>
         <w:t xml:space="preserve"> INA </w:t>
       </w:r>
       <w:r>
         <w:rPr>
-          <w:rFonts w:hint="eastAsia"/>
+          <w:rFonts w:hint="eastAsia" w:eastAsia="黑体"/>
         </w:rPr>
         <w:t xml:space="preserve">的</w:t>
       </w:r>
       <w:r>
+        <w:rPr>
+          <w:rFonts w:eastAsia="黑体"/>
+        </w:rPr>
         <w:t xml:space="preserve"> </w:t>
       </w:r>
       <w:r>
         <w:rPr>
-          <w:rFonts w:hint="eastAsia"/>
+          <w:rFonts w:hint="eastAsia" w:eastAsia="黑体"/>
         </w:rPr>
         <w:t xml:space="preserve">IN−）；</w:t>
       </w:r>
       <w:r>
         <w:rPr>
-          <w:rFonts w:hint="eastAsia"/>
+          <w:rFonts w:hint="eastAsia" w:eastAsia="黑体"/>
           <w:b/>
           <w:bCs/>
         </w:rPr>
@@ -299,6 +342,7 @@
       </w:r>
       <w:r>
         <w:rPr>
+          <w:rFonts w:eastAsia="黑体"/>
           <w:b/>
           <w:bCs/>
         </w:rPr>
@@ -306,7 +350,7 @@
       </w:r>
       <w:r>
         <w:rPr>
-          <w:rFonts w:hint="eastAsia"/>
+          <w:rFonts w:hint="eastAsia" w:eastAsia="黑体"/>
           <w:b/>
           <w:bCs/>
         </w:rPr>
@@ -314,31 +358,37 @@
       </w:r>
       <w:r>
         <w:rPr>
-          <w:rFonts w:hint="eastAsia"/>
+          <w:rFonts w:hint="eastAsia" w:eastAsia="黑体"/>
         </w:rPr>
         <w:t xml:space="preserve">（参考电极接地/接</w:t>
       </w:r>
       <w:r>
+        <w:rPr>
+          <w:rFonts w:eastAsia="黑体"/>
+        </w:rPr>
         <w:t xml:space="preserve"> </w:t>
       </w:r>
       <w:r>
         <w:rPr>
-          <w:rFonts w:hint="eastAsia"/>
+          <w:rFonts w:hint="eastAsia" w:eastAsia="黑体"/>
         </w:rPr>
         <w:t xml:space="preserve">GND，或经</w:t>
       </w:r>
       <w:r>
+        <w:rPr>
+          <w:rFonts w:eastAsia="黑体"/>
+        </w:rPr>
         <w:t xml:space="preserve"> RLD </w:t>
       </w:r>
       <w:r>
         <w:rPr>
-          <w:rFonts w:hint="eastAsia"/>
+          <w:rFonts w:hint="eastAsia" w:eastAsia="黑体"/>
         </w:rPr>
         <w:t xml:space="preserve">反馈引出）；</w:t>
       </w:r>
       <w:r>
         <w:rPr>
-          <w:rFonts w:hint="eastAsia"/>
+          <w:rFonts w:hint="eastAsia" w:eastAsia="黑体"/>
           <w:b/>
           <w:bCs/>
         </w:rPr>
@@ -346,6 +396,7 @@
       </w:r>
       <w:r>
         <w:rPr>
+          <w:rFonts w:eastAsia="黑体"/>
           <w:b/>
           <w:bCs/>
         </w:rPr>
@@ -353,7 +404,7 @@
       </w:r>
       <w:r>
         <w:rPr>
-          <w:rFonts w:hint="eastAsia"/>
+          <w:rFonts w:hint="eastAsia" w:eastAsia="黑体"/>
           <w:b/>
           <w:bCs/>
         </w:rPr>
@@ -361,31 +412,37 @@
       </w:r>
       <w:r>
         <w:rPr>
-          <w:rFonts w:hint="eastAsia"/>
+          <w:rFonts w:hint="eastAsia" w:eastAsia="黑体"/>
         </w:rPr>
         <w:t xml:space="preserve">（INA</w:t>
       </w:r>
       <w:r>
+        <w:rPr>
+          <w:rFonts w:eastAsia="黑体"/>
+        </w:rPr>
         <w:t xml:space="preserve"> </w:t>
       </w:r>
       <w:r>
         <w:rPr>
-          <w:rFonts w:hint="eastAsia"/>
+          <w:rFonts w:hint="eastAsia" w:eastAsia="黑体"/>
         </w:rPr>
         <w:t xml:space="preserve">的</w:t>
       </w:r>
       <w:r>
+        <w:rPr>
+          <w:rFonts w:eastAsia="黑体"/>
+        </w:rPr>
         <w:t xml:space="preserve"> REF </w:t>
       </w:r>
       <w:r>
         <w:rPr>
-          <w:rFonts w:hint="eastAsia"/>
+          <w:rFonts w:hint="eastAsia" w:eastAsia="黑体"/>
         </w:rPr>
         <w:t xml:space="preserve">引脚）；</w:t>
       </w:r>
       <w:r>
         <w:rPr>
-          <w:rFonts w:hint="eastAsia"/>
+          <w:rFonts w:hint="eastAsia" w:eastAsia="黑体"/>
           <w:b/>
           <w:bCs/>
         </w:rPr>
@@ -393,6 +450,7 @@
       </w:r>
       <w:r>
         <w:rPr>
+          <w:rFonts w:eastAsia="黑体"/>
           <w:b/>
           <w:bCs/>
         </w:rPr>
@@ -400,7 +458,7 @@
       </w:r>
       <w:r>
         <w:rPr>
-          <w:rFonts w:hint="eastAsia"/>
+          <w:rFonts w:hint="eastAsia" w:eastAsia="黑体"/>
           <w:b/>
           <w:bCs/>
         </w:rPr>
@@ -408,31 +466,37 @@
       </w:r>
       <w:r>
         <w:rPr>
-          <w:rFonts w:hint="eastAsia"/>
+          <w:rFonts w:hint="eastAsia" w:eastAsia="黑体"/>
         </w:rPr>
         <w:t xml:space="preserve">（INA</w:t>
       </w:r>
       <w:r>
+        <w:rPr>
+          <w:rFonts w:eastAsia="黑体"/>
+        </w:rPr>
         <w:t xml:space="preserve"> </w:t>
       </w:r>
       <w:r>
         <w:rPr>
-          <w:rFonts w:hint="eastAsia"/>
+          <w:rFonts w:hint="eastAsia" w:eastAsia="黑体"/>
         </w:rPr>
         <w:t xml:space="preserve">的</w:t>
       </w:r>
       <w:r>
+        <w:rPr>
+          <w:rFonts w:eastAsia="黑体"/>
+        </w:rPr>
         <w:t xml:space="preserve"> </w:t>
       </w:r>
       <w:r>
         <w:rPr>
-          <w:rFonts w:hint="eastAsia"/>
+          <w:rFonts w:hint="eastAsia" w:eastAsia="黑体"/>
         </w:rPr>
         <w:t xml:space="preserve">OUT）；</w:t>
       </w:r>
       <w:r>
         <w:rPr>
-          <w:rFonts w:hint="eastAsia"/>
+          <w:rFonts w:hint="eastAsia" w:eastAsia="黑体"/>
           <w:b/>
           <w:bCs/>
         </w:rPr>
@@ -440,6 +504,7 @@
       </w:r>
       <w:r>
         <w:rPr>
+          <w:rFonts w:eastAsia="黑体"/>
           <w:b/>
           <w:bCs/>
         </w:rPr>
@@ -447,7 +512,7 @@
       </w:r>
       <w:r>
         <w:rPr>
-          <w:rFonts w:hint="eastAsia"/>
+          <w:rFonts w:hint="eastAsia" w:eastAsia="黑体"/>
           <w:b/>
           <w:bCs/>
         </w:rPr>
@@ -455,13 +520,13 @@
       </w:r>
       <w:r>
         <w:rPr>
-          <w:rFonts w:hint="eastAsia"/>
+          <w:rFonts w:hint="eastAsia" w:eastAsia="黑体"/>
         </w:rPr>
         <w:t xml:space="preserve">（带通与增益调节后的信号）；</w:t>
       </w:r>
       <w:r>
         <w:rPr>
-          <w:rFonts w:hint="eastAsia"/>
+          <w:rFonts w:hint="eastAsia" w:eastAsia="黑体"/>
           <w:b/>
           <w:bCs/>
         </w:rPr>
@@ -469,6 +534,7 @@
       </w:r>
       <w:r>
         <w:rPr>
+          <w:rFonts w:eastAsia="黑体"/>
           <w:b/>
           <w:bCs/>
         </w:rPr>
@@ -476,7 +542,7 @@
       </w:r>
       <w:r>
         <w:rPr>
-          <w:rFonts w:hint="eastAsia"/>
+          <w:rFonts w:hint="eastAsia" w:eastAsia="黑体"/>
           <w:b/>
           <w:bCs/>
         </w:rPr>
@@ -484,25 +550,31 @@
       </w:r>
       <w:r>
         <w:rPr>
-          <w:rFonts w:hint="eastAsia"/>
+          <w:rFonts w:hint="eastAsia" w:eastAsia="黑体"/>
         </w:rPr>
         <w:t xml:space="preserve">（接高分辨率</w:t>
       </w:r>
       <w:r>
+        <w:rPr>
+          <w:rFonts w:eastAsia="黑体"/>
+        </w:rPr>
         <w:t xml:space="preserve"> ADC/MCU </w:t>
       </w:r>
       <w:r>
         <w:rPr>
-          <w:rFonts w:hint="eastAsia"/>
+          <w:rFonts w:hint="eastAsia" w:eastAsia="黑体"/>
         </w:rPr>
         <w:t xml:space="preserve">的模拟输入端）；另有</w:t>
       </w:r>
       <w:r>
+        <w:rPr>
+          <w:rFonts w:eastAsia="黑体"/>
+        </w:rPr>
         <w:t xml:space="preserve"> +VCC、GND </w:t>
       </w:r>
       <w:r>
         <w:rPr>
-          <w:rFonts w:hint="eastAsia"/>
+          <w:rFonts w:hint="eastAsia" w:eastAsia="黑体"/>
         </w:rPr>
         <w:t xml:space="preserve">两个电源节点。</w:t>
       </w:r>
@@ -511,48 +583,57 @@
       <w:pPr/>
       <w:r>
         <w:rPr>
-          <w:rFonts w:hint="eastAsia"/>
+          <w:rFonts w:hint="eastAsia" w:eastAsia="黑体"/>
         </w:rPr>
         <w:t xml:space="preserve">各元件管脚连接：</w:t>
       </w:r>
       <w:r>
         <w:rPr>
-          <w:rFonts w:hint="eastAsia"/>
+          <w:rFonts w:hint="eastAsia" w:eastAsia="黑体"/>
           <w:b/>
           <w:bCs/>
         </w:rPr>
         <w:t xml:space="preserve">头皮电极</w:t>
       </w:r>
       <w:r>
+        <w:rPr>
+          <w:rFonts w:eastAsia="黑体"/>
+        </w:rPr>
         <w:t xml:space="preserve"> </w:t>
       </w:r>
       <w:r>
         <w:rPr>
-          <w:rFonts w:hint="eastAsia"/>
+          <w:rFonts w:hint="eastAsia" w:eastAsia="黑体"/>
         </w:rPr>
         <w:t xml:space="preserve">的电极引线分别接仪表放大器</w:t>
       </w:r>
       <w:r>
+        <w:rPr>
+          <w:rFonts w:eastAsia="黑体"/>
+        </w:rPr>
         <w:t xml:space="preserve"> INA </w:t>
       </w:r>
       <w:r>
         <w:rPr>
-          <w:rFonts w:hint="eastAsia"/>
+          <w:rFonts w:hint="eastAsia" w:eastAsia="黑体"/>
         </w:rPr>
         <w:t xml:space="preserve">的</w:t>
       </w:r>
       <w:r>
+        <w:rPr>
+          <w:rFonts w:eastAsia="黑体"/>
+        </w:rPr>
         <w:t xml:space="preserve"> </w:t>
       </w:r>
       <w:r>
         <w:rPr>
-          <w:rFonts w:hint="eastAsia"/>
+          <w:rFonts w:hint="eastAsia" w:eastAsia="黑体"/>
         </w:rPr>
         <w:t xml:space="preserve">IN+、IN−；</w:t>
       </w:r>
       <w:r>
         <w:rPr>
-          <w:rFonts w:hint="eastAsia"/>
+          <w:rFonts w:hint="eastAsia" w:eastAsia="黑体"/>
           <w:b/>
           <w:bCs/>
         </w:rPr>
@@ -560,127 +641,164 @@
       </w:r>
       <w:r>
         <w:rPr>
+          <w:rFonts w:eastAsia="黑体"/>
           <w:b/>
           <w:bCs/>
         </w:rPr>
         <w:t xml:space="preserve"> INA</w:t>
       </w:r>
       <w:r>
+        <w:rPr>
+          <w:rFonts w:eastAsia="黑体"/>
+        </w:rPr>
         <w:t xml:space="preserve"> </w:t>
       </w:r>
       <w:r>
         <w:rPr>
-          <w:rFonts w:hint="eastAsia"/>
+          <w:rFonts w:hint="eastAsia" w:eastAsia="黑体"/>
         </w:rPr>
         <w:t xml:space="preserve">的</w:t>
       </w:r>
       <w:r>
+        <w:rPr>
+          <w:rFonts w:eastAsia="黑体"/>
+        </w:rPr>
         <w:t xml:space="preserve"> IN+ </w:t>
       </w:r>
       <w:r>
         <w:rPr>
-          <w:rFonts w:hint="eastAsia"/>
+          <w:rFonts w:hint="eastAsia" w:eastAsia="黑体"/>
         </w:rPr>
         <w:t xml:space="preserve">接节点①、IN−</w:t>
       </w:r>
       <w:r>
+        <w:rPr>
+          <w:rFonts w:eastAsia="黑体"/>
+        </w:rPr>
         <w:t xml:space="preserve"> </w:t>
       </w:r>
       <w:r>
         <w:rPr>
-          <w:rFonts w:hint="eastAsia"/>
+          <w:rFonts w:hint="eastAsia" w:eastAsia="黑体"/>
         </w:rPr>
         <w:t xml:space="preserve">接节点②、REF</w:t>
       </w:r>
       <w:r>
+        <w:rPr>
+          <w:rFonts w:eastAsia="黑体"/>
+        </w:rPr>
         <w:t xml:space="preserve"> </w:t>
       </w:r>
       <w:r>
         <w:rPr>
-          <w:rFonts w:hint="eastAsia"/>
+          <w:rFonts w:hint="eastAsia" w:eastAsia="黑体"/>
         </w:rPr>
         <w:t xml:space="preserve">接公共参考节点④、OUT</w:t>
       </w:r>
       <w:r>
+        <w:rPr>
+          <w:rFonts w:eastAsia="黑体"/>
+        </w:rPr>
         <w:t xml:space="preserve"> </w:t>
       </w:r>
       <w:r>
         <w:rPr>
-          <w:rFonts w:hint="eastAsia"/>
+          <w:rFonts w:hint="eastAsia" w:eastAsia="黑体"/>
         </w:rPr>
         <w:t xml:space="preserve">接节点⑤、正电源脚</w:t>
       </w:r>
       <w:r>
+        <w:rPr>
+          <w:rFonts w:eastAsia="黑体"/>
+        </w:rPr>
         <w:t xml:space="preserve"> V+ </w:t>
       </w:r>
       <w:r>
         <w:rPr>
-          <w:rFonts w:hint="eastAsia"/>
+          <w:rFonts w:hint="eastAsia" w:eastAsia="黑体"/>
         </w:rPr>
         <w:t xml:space="preserve">接</w:t>
       </w:r>
       <w:r>
+        <w:rPr>
+          <w:rFonts w:eastAsia="黑体"/>
+        </w:rPr>
         <w:t xml:space="preserve"> </w:t>
       </w:r>
       <w:r>
         <w:rPr>
-          <w:rFonts w:hint="eastAsia"/>
+          <w:rFonts w:hint="eastAsia" w:eastAsia="黑体"/>
         </w:rPr>
         <w:t xml:space="preserve">+VCC、负电源脚</w:t>
       </w:r>
       <w:r>
+        <w:rPr>
+          <w:rFonts w:eastAsia="黑体"/>
+        </w:rPr>
         <w:t xml:space="preserve"> V− </w:t>
       </w:r>
       <w:r>
         <w:rPr>
-          <w:rFonts w:hint="eastAsia"/>
+          <w:rFonts w:hint="eastAsia" w:eastAsia="黑体"/>
         </w:rPr>
         <w:t xml:space="preserve">接</w:t>
       </w:r>
       <w:r>
+        <w:rPr>
+          <w:rFonts w:eastAsia="黑体"/>
+        </w:rPr>
         <w:t xml:space="preserve"> </w:t>
       </w:r>
       <w:r>
         <w:rPr>
-          <w:rFonts w:hint="eastAsia"/>
+          <w:rFonts w:hint="eastAsia" w:eastAsia="黑体"/>
         </w:rPr>
         <w:t xml:space="preserve">GND；</w:t>
       </w:r>
       <w:r>
         <w:rPr>
-          <w:rFonts w:hint="eastAsia"/>
+          <w:rFonts w:hint="eastAsia" w:eastAsia="黑体"/>
           <w:b/>
           <w:bCs/>
         </w:rPr>
         <w:t xml:space="preserve">右腿驱动（RLD）电路</w:t>
       </w:r>
       <w:r>
+        <w:rPr>
+          <w:rFonts w:eastAsia="黑体"/>
+        </w:rPr>
         <w:t xml:space="preserve"> </w:t>
       </w:r>
       <w:r>
         <w:rPr>
-          <w:rFonts w:hint="eastAsia"/>
+          <w:rFonts w:hint="eastAsia" w:eastAsia="黑体"/>
         </w:rPr>
         <w:t xml:space="preserve">输入端取公共参考/共模信号、输出端接到参考电极（右腿电极）所在节点③，反向馈入共模电压以抑制工频干扰；</w:t>
       </w:r>
       <w:r>
         <w:rPr>
-          <w:rFonts w:hint="eastAsia"/>
+          <w:rFonts w:hint="eastAsia" w:eastAsia="黑体"/>
           <w:b/>
           <w:bCs/>
         </w:rPr>
         <w:t xml:space="preserve">多级放大与带通滤波级</w:t>
       </w:r>
       <w:r>
+        <w:rPr>
+          <w:rFonts w:eastAsia="黑体"/>
+        </w:rPr>
         <w:t xml:space="preserve"> </w:t>
       </w:r>
       <w:r>
         <w:rPr>
-          <w:rFonts w:hint="eastAsia"/>
+          <w:rFonts w:hint="eastAsia" w:eastAsia="黑体"/>
         </w:rPr>
         <w:t xml:space="preserve">的高通电阻</w:t>
       </w:r>
       <w:r>
+        <w:rPr>
+          <w:rFonts w:eastAsia="黑体"/>
+        </w:rPr>
         <w:t xml:space="preserve"> </w:t>
       </w:r>
       <m:oMath>
@@ -699,11 +817,14 @@
       </m:oMath>
       <w:r>
         <w:rPr>
-          <w:rFonts w:hint="eastAsia"/>
+          <w:rFonts w:hint="eastAsia" w:eastAsia="黑体"/>
         </w:rPr>
         <w:t xml:space="preserve">、电容</w:t>
       </w:r>
       <w:r>
+        <w:rPr>
+          <w:rFonts w:eastAsia="黑体"/>
+        </w:rPr>
         <w:t xml:space="preserve"> </w:t>
       </w:r>
       <m:oMath>
@@ -721,15 +842,21 @@
         </m:sSub>
       </m:oMath>
       <w:r>
+        <w:rPr>
+          <w:rFonts w:eastAsia="黑体"/>
+        </w:rPr>
         <w:t xml:space="preserve"> </w:t>
       </w:r>
       <w:r>
         <w:rPr>
-          <w:rFonts w:hint="eastAsia"/>
+          <w:rFonts w:hint="eastAsia" w:eastAsia="黑体"/>
         </w:rPr>
         <w:t xml:space="preserve">与低通</w:t>
       </w:r>
       <w:r>
+        <w:rPr>
+          <w:rFonts w:eastAsia="黑体"/>
+        </w:rPr>
         <w:t xml:space="preserve"> </w:t>
       </w:r>
       <m:oMath>
@@ -738,6 +865,9 @@
         </m:r>
       </m:oMath>
       <w:r>
+        <w:rPr>
+          <w:rFonts w:eastAsia="黑体"/>
+        </w:rPr>
         <w:t xml:space="preserve">、</w:t>
       </w:r>
       <m:oMath>
@@ -746,15 +876,21 @@
         </m:r>
       </m:oMath>
       <w:r>
+        <w:rPr>
+          <w:rFonts w:eastAsia="黑体"/>
+        </w:rPr>
         <w:t xml:space="preserve"> </w:t>
       </w:r>
       <w:r>
         <w:rPr>
-          <w:rFonts w:hint="eastAsia"/>
+          <w:rFonts w:hint="eastAsia" w:eastAsia="黑体"/>
         </w:rPr>
         <w:t xml:space="preserve">按</w:t>
       </w:r>
       <w:r>
+        <w:rPr>
+          <w:rFonts w:eastAsia="黑体"/>
+        </w:rPr>
         <w:t xml:space="preserve"> </w:t>
       </w:r>
       <m:oMath>
@@ -820,6 +956,9 @@
         </m:f>
       </m:oMath>
       <w:r>
+        <w:rPr>
+          <w:rFonts w:eastAsia="黑体"/>
+        </w:rPr>
         <w:t xml:space="preserve">、</w:t>
       </w:r>
       <m:oMath>
@@ -867,17 +1006,20 @@
         </m:f>
       </m:oMath>
       <w:r>
+        <w:rPr>
+          <w:rFonts w:eastAsia="黑体"/>
+        </w:rPr>
         <w:t xml:space="preserve"> </w:t>
       </w:r>
       <w:r>
         <w:rPr>
-          <w:rFonts w:hint="eastAsia"/>
+          <w:rFonts w:hint="eastAsia" w:eastAsia="黑体"/>
         </w:rPr>
         <w:t xml:space="preserve">连接于节点⑤与节点⑥之间，并经多级放大与增益调节；</w:t>
       </w:r>
       <w:r>
         <w:rPr>
-          <w:rFonts w:hint="eastAsia"/>
+          <w:rFonts w:hint="eastAsia" w:eastAsia="黑体"/>
           <w:b/>
           <w:bCs/>
         </w:rPr>
@@ -885,30 +1027,40 @@
       </w:r>
       <w:r>
         <w:rPr>
+          <w:rFonts w:eastAsia="黑体"/>
           <w:b/>
           <w:bCs/>
         </w:rPr>
         <w:t xml:space="preserve"> ADC/MCU</w:t>
       </w:r>
       <w:r>
+        <w:rPr>
+          <w:rFonts w:eastAsia="黑体"/>
+        </w:rPr>
         <w:t xml:space="preserve"> </w:t>
       </w:r>
       <w:r>
         <w:rPr>
-          <w:rFonts w:hint="eastAsia"/>
+          <w:rFonts w:hint="eastAsia" w:eastAsia="黑体"/>
         </w:rPr>
         <w:t xml:space="preserve">的模拟输入端接节点⑦、REF</w:t>
       </w:r>
       <w:r>
+        <w:rPr>
+          <w:rFonts w:eastAsia="黑体"/>
+        </w:rPr>
         <w:t xml:space="preserve"> </w:t>
       </w:r>
       <w:r>
         <w:rPr>
-          <w:rFonts w:hint="eastAsia"/>
+          <w:rFonts w:hint="eastAsia" w:eastAsia="黑体"/>
         </w:rPr>
         <w:t xml:space="preserve">基准引脚接参考电压</w:t>
       </w:r>
       <w:r>
+        <w:rPr>
+          <w:rFonts w:eastAsia="黑体"/>
+        </w:rPr>
         <w:t xml:space="preserve"> </w:t>
       </w:r>
       <m:oMath>
@@ -933,20 +1085,26 @@
       </m:oMath>
       <w:r>
         <w:rPr>
-          <w:rFonts w:hint="eastAsia"/>
+          <w:rFonts w:hint="eastAsia" w:eastAsia="黑体"/>
         </w:rPr>
         <w:t xml:space="preserve">、数字电源接</w:t>
       </w:r>
       <w:r>
+        <w:rPr>
+          <w:rFonts w:eastAsia="黑体"/>
+        </w:rPr>
         <w:t xml:space="preserve"> </w:t>
       </w:r>
       <w:r>
         <w:rPr>
-          <w:rFonts w:hint="eastAsia"/>
+          <w:rFonts w:hint="eastAsia" w:eastAsia="黑体"/>
         </w:rPr>
         <w:t xml:space="preserve">+VCC、地接</w:t>
       </w:r>
       <w:r>
+        <w:rPr>
+          <w:rFonts w:eastAsia="黑体"/>
+        </w:rPr>
         <w:t xml:space="preserve"> GND。</w:t>
       </w:r>
     </w:p>
@@ -954,20 +1112,26 @@
       <w:pPr/>
       <w:r>
         <w:rPr>
-          <w:rFonts w:hint="eastAsia"/>
+          <w:rFonts w:hint="eastAsia" w:eastAsia="黑体"/>
         </w:rPr>
         <w:t xml:space="preserve">由此构成”头皮电极差分拾取、仪表放大器高共模放大、右腿驱动共模反馈、多级带通与增益调节、高分辨率</w:t>
       </w:r>
       <w:r>
+        <w:rPr>
+          <w:rFonts w:eastAsia="黑体"/>
+        </w:rPr>
         <w:t xml:space="preserve"> ADC </w:t>
       </w:r>
       <w:r>
         <w:rPr>
-          <w:rFonts w:hint="eastAsia"/>
+          <w:rFonts w:hint="eastAsia" w:eastAsia="黑体"/>
         </w:rPr>
         <w:t xml:space="preserve">同步采样”的典型脑电（EEG）采集组态，仪表放大器增益</w:t>
       </w:r>
       <w:r>
+        <w:rPr>
+          <w:rFonts w:eastAsia="黑体"/>
+        </w:rPr>
         <w:t xml:space="preserve"> </w:t>
       </w:r>
       <m:oMath>
@@ -1027,6 +1191,9 @@
         </m:f>
       </m:oMath>
       <w:r>
+        <w:rPr>
+          <w:rFonts w:eastAsia="黑体"/>
+        </w:rPr>
         <w:t xml:space="preserve">。</w:t>
       </w:r>
     </w:p>
@@ -1038,7 +1205,7 @@
       </w:pPr>
       <w:r>
         <w:rPr>
-          <w:rFonts w:hint="eastAsia"/>
+          <w:rFonts w:hint="eastAsia" w:eastAsia="黑体"/>
         </w:rPr>
         <w:t xml:space="preserve">工作原理</w:t>
       </w:r>
@@ -1049,25 +1216,31 @@
       </w:pPr>
       <w:r>
         <w:rPr>
-          <w:rFonts w:hint="eastAsia"/>
+          <w:rFonts w:hint="eastAsia" w:eastAsia="黑体"/>
         </w:rPr>
         <w:t xml:space="preserve">脑电信号幅值约几十到几百微伏，频率主要集中在</w:t>
       </w:r>
       <w:r>
+        <w:rPr>
+          <w:rFonts w:eastAsia="黑体"/>
+        </w:rPr>
         <w:t xml:space="preserve"> δ~γ </w:t>
       </w:r>
       <w:r>
         <w:rPr>
-          <w:rFonts w:hint="eastAsia"/>
+          <w:rFonts w:hint="eastAsia" w:eastAsia="黑体"/>
         </w:rPr>
         <w:t xml:space="preserve">频段；仪表放大器以高共模抑制提取差分电极电压，经带通滤波与增益调节后由</w:t>
       </w:r>
       <w:r>
+        <w:rPr>
+          <w:rFonts w:eastAsia="黑体"/>
+        </w:rPr>
         <w:t xml:space="preserve"> ADC </w:t>
       </w:r>
       <w:r>
         <w:rPr>
-          <w:rFonts w:hint="eastAsia"/>
+          <w:rFonts w:hint="eastAsia" w:eastAsia="黑体"/>
         </w:rPr>
         <w:t xml:space="preserve">采样，右腿驱动反向馈入共模电压以抑制工频干扰。</w:t>
       </w:r>
@@ -1080,7 +1253,7 @@
       </w:pPr>
       <w:r>
         <w:rPr>
-          <w:rFonts w:hint="eastAsia"/>
+          <w:rFonts w:hint="eastAsia" w:eastAsia="黑体"/>
         </w:rPr>
         <w:t xml:space="preserve">关键计算公式</w:t>
       </w:r>
@@ -1094,7 +1267,7 @@
       </w:pPr>
       <w:r>
         <w:rPr>
-          <w:rFonts w:hint="eastAsia"/>
+          <w:rFonts w:hint="eastAsia" w:eastAsia="黑体"/>
         </w:rPr>
         <w:t xml:space="preserve">仪表放大器增益：</w:t>
       </w:r>
@@ -1175,7 +1348,7 @@
       </w:pPr>
       <w:r>
         <w:rPr>
-          <w:rFonts w:hint="eastAsia"/>
+          <w:rFonts w:hint="eastAsia" w:eastAsia="黑体"/>
         </w:rPr>
         <w:t xml:space="preserve">带通滤波截止频率：</w:t>
       </w:r>
@@ -1244,7 +1417,7 @@
       </w:pPr>
       <w:r>
         <w:rPr>
-          <w:rFonts w:hint="eastAsia"/>
+          <w:rFonts w:hint="eastAsia" w:eastAsia="黑体"/>
         </w:rPr>
         <w:t xml:space="preserve">高通截止（去基线漂移）：</w:t>
       </w:r>
@@ -1331,7 +1504,7 @@
       </w:pPr>
       <w:r>
         <w:rPr>
-          <w:rFonts w:hint="eastAsia"/>
+          <w:rFonts w:hint="eastAsia" w:eastAsia="黑体"/>
         </w:rPr>
         <w:t xml:space="preserve">有效分辨率与噪声：</w:t>
       </w:r>
@@ -1434,7 +1607,7 @@
             </w:pPr>
             <w:r>
               <w:rPr>
-                <w:rFonts w:hint="eastAsia"/>
+                <w:rFonts w:hint="eastAsia" w:eastAsia="黑体"/>
               </w:rPr>
               <w:t xml:space="preserve">符号</w:t>
             </w:r>
@@ -1448,7 +1621,7 @@
             </w:pPr>
             <w:r>
               <w:rPr>
-                <w:rFonts w:hint="eastAsia"/>
+                <w:rFonts w:hint="eastAsia" w:eastAsia="黑体"/>
               </w:rPr>
               <w:t xml:space="preserve">含义</w:t>
             </w:r>
@@ -1462,7 +1635,7 @@
             </w:pPr>
             <w:r>
               <w:rPr>
-                <w:rFonts w:hint="eastAsia"/>
+                <w:rFonts w:hint="eastAsia" w:eastAsia="黑体"/>
               </w:rPr>
               <w:t xml:space="preserve">单位</w:t>
             </w:r>
@@ -1482,6 +1655,9 @@
               </m:r>
             </m:oMath>
             <w:r>
+              <w:rPr>
+                <w:rFonts w:eastAsia="黑体"/>
+              </w:rPr>
               <w:t xml:space="preserve">​</w:t>
             </w:r>
           </w:p>
@@ -1494,7 +1670,7 @@
             </w:pPr>
             <w:r>
               <w:rPr>
-                <w:rFonts w:hint="eastAsia"/>
+                <w:rFonts w:hint="eastAsia" w:eastAsia="黑体"/>
               </w:rPr>
               <w:t xml:space="preserve">增益</w:t>
             </w:r>
@@ -1508,7 +1684,7 @@
             </w:pPr>
             <w:r>
               <w:rPr>
-                <w:rFonts w:hint="eastAsia"/>
+                <w:rFonts w:hint="eastAsia" w:eastAsia="黑体"/>
               </w:rPr>
               <w:t xml:space="preserve">无量纲</w:t>
             </w:r>
@@ -1558,6 +1734,9 @@
               </m:sSub>
             </m:oMath>
             <w:r>
+              <w:rPr>
+                <w:rFonts w:eastAsia="黑体"/>
+              </w:rPr>
               <w:t xml:space="preserve">​</w:t>
             </w:r>
           </w:p>
@@ -1570,7 +1749,7 @@
             </w:pPr>
             <w:r>
               <w:rPr>
-                <w:rFonts w:hint="eastAsia"/>
+                <w:rFonts w:hint="eastAsia" w:eastAsia="黑体"/>
               </w:rPr>
               <w:t xml:space="preserve">增益设定电阻</w:t>
             </w:r>
@@ -1583,6 +1762,9 @@
               <w:pStyle w:val="Compact"/>
             </w:pPr>
             <w:r>
+              <w:rPr>
+                <w:rFonts w:eastAsia="黑体"/>
+              </w:rPr>
               <w:t xml:space="preserve">Ω</w:t>
             </w:r>
           </w:p>
@@ -1631,6 +1813,9 @@
               </m:sSub>
             </m:oMath>
             <w:r>
+              <w:rPr>
+                <w:rFonts w:eastAsia="黑体"/>
+              </w:rPr>
               <w:t xml:space="preserve">​</w:t>
             </w:r>
           </w:p>
@@ -1643,7 +1828,7 @@
             </w:pPr>
             <w:r>
               <w:rPr>
-                <w:rFonts w:hint="eastAsia"/>
+                <w:rFonts w:hint="eastAsia" w:eastAsia="黑体"/>
               </w:rPr>
               <w:t xml:space="preserve">截止频率</w:t>
             </w:r>
@@ -1656,6 +1841,9 @@
               <w:pStyle w:val="Compact"/>
             </w:pPr>
             <w:r>
+              <w:rPr>
+                <w:rFonts w:eastAsia="黑体"/>
+              </w:rPr>
               <w:t xml:space="preserve">Hz</w:t>
             </w:r>
           </w:p>
@@ -1686,6 +1874,9 @@
               </m:r>
             </m:oMath>
             <w:r>
+              <w:rPr>
+                <w:rFonts w:eastAsia="黑体"/>
+              </w:rPr>
               <w:t xml:space="preserve">​</w:t>
             </w:r>
           </w:p>
@@ -1698,7 +1889,7 @@
             </w:pPr>
             <w:r>
               <w:rPr>
-                <w:rFonts w:hint="eastAsia"/>
+                <w:rFonts w:hint="eastAsia" w:eastAsia="黑体"/>
               </w:rPr>
               <w:t xml:space="preserve">滤波电阻、电容</w:t>
             </w:r>
@@ -1711,6 +1902,9 @@
               <w:pStyle w:val="Compact"/>
             </w:pPr>
             <w:r>
+              <w:rPr>
+                <w:rFonts w:eastAsia="黑体"/>
+              </w:rPr>
               <w:t xml:space="preserve">Ω、F</w:t>
             </w:r>
           </w:p>
@@ -1744,6 +1938,9 @@
               </m:sSub>
             </m:oMath>
             <w:r>
+              <w:rPr>
+                <w:rFonts w:eastAsia="黑体"/>
+              </w:rPr>
               <w:t xml:space="preserve">​</w:t>
             </w:r>
           </w:p>
@@ -1755,11 +1952,14 @@
               <w:pStyle w:val="Compact"/>
             </w:pPr>
             <w:r>
+              <w:rPr>
+                <w:rFonts w:eastAsia="黑体"/>
+              </w:rPr>
               <w:t xml:space="preserve">ADC </w:t>
             </w:r>
             <w:r>
               <w:rPr>
-                <w:rFonts w:hint="eastAsia"/>
+                <w:rFonts w:hint="eastAsia" w:eastAsia="黑体"/>
               </w:rPr>
               <w:t xml:space="preserve">基准电压</w:t>
             </w:r>
@@ -1772,6 +1972,9 @@
               <w:pStyle w:val="Compact"/>
             </w:pPr>
             <w:r>
+              <w:rPr>
+                <w:rFonts w:eastAsia="黑体"/>
+              </w:rPr>
               <w:t xml:space="preserve">V</w:t>
             </w:r>
           </w:p>
@@ -1790,6 +1993,9 @@
               </m:r>
             </m:oMath>
             <w:r>
+              <w:rPr>
+                <w:rFonts w:eastAsia="黑体"/>
+              </w:rPr>
               <w:t xml:space="preserve">​</w:t>
             </w:r>
           </w:p>
@@ -1801,11 +2007,14 @@
               <w:pStyle w:val="Compact"/>
             </w:pPr>
             <w:r>
+              <w:rPr>
+                <w:rFonts w:eastAsia="黑体"/>
+              </w:rPr>
               <w:t xml:space="preserve">ADC </w:t>
             </w:r>
             <w:r>
               <w:rPr>
-                <w:rFonts w:hint="eastAsia"/>
+                <w:rFonts w:hint="eastAsia" w:eastAsia="黑体"/>
               </w:rPr>
               <w:t xml:space="preserve">位数</w:t>
             </w:r>
@@ -1819,7 +2028,7 @@
             </w:pPr>
             <w:r>
               <w:rPr>
-                <w:rFonts w:hint="eastAsia"/>
+                <w:rFonts w:hint="eastAsia" w:eastAsia="黑体"/>
               </w:rPr>
               <w:t xml:space="preserve">无量纲</w:t>
             </w:r>
@@ -1835,7 +2044,7 @@
       </w:pPr>
       <w:r>
         <w:rPr>
-          <w:rFonts w:hint="eastAsia"/>
+          <w:rFonts w:hint="eastAsia" w:eastAsia="黑体"/>
         </w:rPr>
         <w:t xml:space="preserve">元件调整影响</w:t>
       </w:r>
@@ -1864,6 +2073,7 @@
       </m:oMath>
       <w:r>
         <w:rPr>
+          <w:rFonts w:eastAsia="黑体"/>
           <w:b/>
           <w:bCs/>
         </w:rPr>
@@ -1871,21 +2081,27 @@
       </w:r>
       <w:r>
         <w:rPr>
-          <w:rFonts w:hint="eastAsia"/>
+          <w:rFonts w:hint="eastAsia" w:eastAsia="黑体"/>
           <w:b/>
           <w:bCs/>
         </w:rPr>
         <w:t xml:space="preserve">减小</w:t>
       </w:r>
       <w:r>
+        <w:rPr>
+          <w:rFonts w:eastAsia="黑体"/>
+        </w:rPr>
         <w:t xml:space="preserve"> </w:t>
       </w:r>
       <w:r>
+        <w:rPr>
+          <w:rFonts w:eastAsia="黑体"/>
+        </w:rPr>
         <w:t xml:space="preserve">→ </w:t>
       </w:r>
       <w:r>
         <w:rPr>
-          <w:rFonts w:hint="eastAsia"/>
+          <w:rFonts w:hint="eastAsia" w:eastAsia="黑体"/>
         </w:rPr>
         <w:t xml:space="preserve">增益增大，微小信号更明显，但易进入饱和。</w:t>
       </w:r>
@@ -1900,30 +2116,39 @@
       </w:pPr>
       <w:r>
         <w:rPr>
-          <w:rFonts w:hint="eastAsia"/>
+          <w:rFonts w:hint="eastAsia" w:eastAsia="黑体"/>
           <w:b/>
           <w:bCs/>
         </w:rPr>
         <w:t xml:space="preserve">高通截止频率升高</w:t>
       </w:r>
       <w:r>
+        <w:rPr>
+          <w:rFonts w:eastAsia="黑体"/>
+        </w:rPr>
         <w:t xml:space="preserve"> </w:t>
       </w:r>
       <w:r>
+        <w:rPr>
+          <w:rFonts w:eastAsia="黑体"/>
+        </w:rPr>
         <w:t xml:space="preserve">→ </w:t>
       </w:r>
       <w:r>
         <w:rPr>
-          <w:rFonts w:hint="eastAsia"/>
+          <w:rFonts w:hint="eastAsia" w:eastAsia="黑体"/>
         </w:rPr>
         <w:t xml:space="preserve">更强去除基线漂移与直流，但会丢失</w:t>
       </w:r>
       <w:r>
+        <w:rPr>
+          <w:rFonts w:eastAsia="黑体"/>
+        </w:rPr>
         <w:t xml:space="preserve"> δ </w:t>
       </w:r>
       <w:r>
         <w:rPr>
-          <w:rFonts w:hint="eastAsia"/>
+          <w:rFonts w:hint="eastAsia" w:eastAsia="黑体"/>
         </w:rPr>
         <w:t xml:space="preserve">等慢波成分。</w:t>
       </w:r>
@@ -1938,7 +2163,7 @@
       </w:pPr>
       <w:r>
         <w:rPr>
-          <w:rFonts w:hint="eastAsia"/>
+          <w:rFonts w:hint="eastAsia" w:eastAsia="黑体"/>
           <w:b/>
           <w:bCs/>
         </w:rPr>
@@ -1946,6 +2171,7 @@
       </w:r>
       <w:r>
         <w:rPr>
+          <w:rFonts w:eastAsia="黑体"/>
           <w:b/>
           <w:bCs/>
         </w:rPr>
@@ -1953,21 +2179,27 @@
       </w:r>
       <w:r>
         <w:rPr>
-          <w:rFonts w:hint="eastAsia"/>
+          <w:rFonts w:hint="eastAsia" w:eastAsia="黑体"/>
           <w:b/>
           <w:bCs/>
         </w:rPr>
         <w:t xml:space="preserve">提高</w:t>
       </w:r>
       <w:r>
+        <w:rPr>
+          <w:rFonts w:eastAsia="黑体"/>
+        </w:rPr>
         <w:t xml:space="preserve"> </w:t>
       </w:r>
       <w:r>
+        <w:rPr>
+          <w:rFonts w:eastAsia="黑体"/>
+        </w:rPr>
         <w:t xml:space="preserve">→ </w:t>
       </w:r>
       <w:r>
         <w:rPr>
-          <w:rFonts w:hint="eastAsia"/>
+          <w:rFonts w:hint="eastAsia" w:eastAsia="黑体"/>
         </w:rPr>
         <w:t xml:space="preserve">工频抑制更深，但对容差敏感。</w:t>
       </w:r>
@@ -1982,6 +2214,7 @@
       </w:pPr>
       <w:r>
         <w:rPr>
+          <w:rFonts w:eastAsia="黑体"/>
           <w:b/>
           <w:bCs/>
         </w:rPr>
@@ -1989,7 +2222,7 @@
       </w:r>
       <w:r>
         <w:rPr>
-          <w:rFonts w:hint="eastAsia"/>
+          <w:rFonts w:hint="eastAsia" w:eastAsia="黑体"/>
           <w:b/>
           <w:bCs/>
         </w:rPr>
@@ -1997,6 +2230,7 @@
       </w:r>
       <w:r>
         <w:rPr>
+          <w:rFonts w:eastAsia="黑体"/>
           <w:b/>
           <w:bCs/>
         </w:rPr>
@@ -2024,6 +2258,7 @@
       </m:oMath>
       <w:r>
         <w:rPr>
+          <w:rFonts w:eastAsia="黑体"/>
           <w:b/>
           <w:bCs/>
         </w:rPr>
@@ -2031,25 +2266,34 @@
       </w:r>
       <w:r>
         <w:rPr>
-          <w:rFonts w:hint="eastAsia"/>
+          <w:rFonts w:hint="eastAsia" w:eastAsia="黑体"/>
           <w:b/>
           <w:bCs/>
         </w:rPr>
         <w:t xml:space="preserve">降低</w:t>
       </w:r>
       <w:r>
+        <w:rPr>
+          <w:rFonts w:eastAsia="黑体"/>
+        </w:rPr>
         <w:t xml:space="preserve"> </w:t>
       </w:r>
       <w:r>
+        <w:rPr>
+          <w:rFonts w:eastAsia="黑体"/>
+        </w:rPr>
         <w:t xml:space="preserve">→ </w:t>
       </w:r>
       <w:r>
         <w:rPr>
-          <w:rFonts w:hint="eastAsia"/>
+          <w:rFonts w:hint="eastAsia" w:eastAsia="黑体"/>
         </w:rPr>
         <w:t xml:space="preserve">电压分辨率</w:t>
       </w:r>
       <w:r>
+        <w:rPr>
+          <w:rFonts w:eastAsia="黑体"/>
+        </w:rPr>
         <w:t xml:space="preserve"> </w:t>
       </w:r>
       <m:oMath>
@@ -2064,11 +2308,14 @@
         </m:r>
       </m:oMath>
       <w:r>
+        <w:rPr>
+          <w:rFonts w:eastAsia="黑体"/>
+        </w:rPr>
         <w:t xml:space="preserve"> </w:t>
       </w:r>
       <w:r>
         <w:rPr>
-          <w:rFonts w:hint="eastAsia"/>
+          <w:rFonts w:hint="eastAsia" w:eastAsia="黑体"/>
         </w:rPr>
         <w:t xml:space="preserve">提高。</w:t>
       </w:r>
@@ -2081,7 +2328,7 @@
       </w:pPr>
       <w:r>
         <w:rPr>
-          <w:rFonts w:hint="eastAsia"/>
+          <w:rFonts w:hint="eastAsia" w:eastAsia="黑体"/>
         </w:rPr>
         <w:t xml:space="preserve">典型参数示例</w:t>
       </w:r>
@@ -2096,11 +2343,14 @@
       </w:pPr>
       <w:r>
         <w:rPr>
-          <w:rFonts w:hint="eastAsia"/>
+          <w:rFonts w:hint="eastAsia" w:eastAsia="黑体"/>
         </w:rPr>
         <w:t xml:space="preserve">取</w:t>
       </w:r>
       <w:r>
+        <w:rPr>
+          <w:rFonts w:eastAsia="黑体"/>
+        </w:rPr>
         <w:t xml:space="preserve"> </w:t>
       </w:r>
       <m:oMath>
@@ -2137,6 +2387,9 @@
         </m:r>
       </m:oMath>
       <w:r>
+        <w:rPr>
+          <w:rFonts w:eastAsia="黑体"/>
+        </w:rPr>
         <w:t xml:space="preserve">、</w:t>
       </w:r>
       <m:oMath>
@@ -2174,7 +2427,7 @@
       </m:oMath>
       <w:r>
         <w:rPr>
-          <w:rFonts w:hint="eastAsia"/>
+          <w:rFonts w:hint="eastAsia" w:eastAsia="黑体"/>
         </w:rPr>
         <w:t xml:space="preserve">：</w:t>
       </w:r>
@@ -2232,6 +2485,9 @@
         </m:r>
       </m:oMath>
       <w:r>
+        <w:rPr>
+          <w:rFonts w:eastAsia="黑体"/>
+        </w:rPr>
         <w:t xml:space="preserve">。</w:t>
       </w:r>
     </w:p>
@@ -2245,11 +2501,14 @@
       </w:pPr>
       <w:r>
         <w:rPr>
-          <w:rFonts w:hint="eastAsia"/>
+          <w:rFonts w:hint="eastAsia" w:eastAsia="黑体"/>
         </w:rPr>
         <w:t xml:space="preserve">高通取</w:t>
       </w:r>
       <w:r>
+        <w:rPr>
+          <w:rFonts w:eastAsia="黑体"/>
+        </w:rPr>
         <w:t xml:space="preserve"> </w:t>
       </w:r>
       <m:oMath>
@@ -2286,6 +2545,9 @@
         </m:r>
       </m:oMath>
       <w:r>
+        <w:rPr>
+          <w:rFonts w:eastAsia="黑体"/>
+        </w:rPr>
         <w:t xml:space="preserve">、</w:t>
       </w:r>
       <m:oMath>
@@ -2326,7 +2588,7 @@
       </m:oMath>
       <w:r>
         <w:rPr>
-          <w:rFonts w:hint="eastAsia"/>
+          <w:rFonts w:hint="eastAsia" w:eastAsia="黑体"/>
         </w:rPr>
         <w:t xml:space="preserve">：</w:t>
       </w:r>
@@ -2448,6 +2710,9 @@
         </m:r>
       </m:oMath>
       <w:r>
+        <w:rPr>
+          <w:rFonts w:eastAsia="黑体"/>
+        </w:rPr>
         <w:t xml:space="preserve">。</w:t>
       </w:r>
     </w:p>
@@ -2459,7 +2724,7 @@
       </w:pPr>
       <w:r>
         <w:rPr>
-          <w:rFonts w:hint="eastAsia"/>
+          <w:rFonts w:hint="eastAsia" w:eastAsia="黑体"/>
         </w:rPr>
         <w:t xml:space="preserve">常见器件型号</w:t>
       </w:r>
@@ -2474,7 +2739,7 @@
       </w:pPr>
       <w:r>
         <w:rPr>
-          <w:rFonts w:hint="eastAsia"/>
+          <w:rFonts w:hint="eastAsia" w:eastAsia="黑体"/>
         </w:rPr>
         <w:t xml:space="preserve">仪表放大器：INA333、AD620、AD8222。</w:t>
       </w:r>
@@ -2489,25 +2754,31 @@
       </w:pPr>
       <w:r>
         <w:rPr>
-          <w:rFonts w:hint="eastAsia"/>
+          <w:rFonts w:hint="eastAsia" w:eastAsia="黑体"/>
         </w:rPr>
         <w:t xml:space="preserve">集成生物电前端</w:t>
       </w:r>
       <w:r>
+        <w:rPr>
+          <w:rFonts w:eastAsia="黑体"/>
+        </w:rPr>
         <w:t xml:space="preserve"> </w:t>
       </w:r>
       <w:r>
         <w:rPr>
-          <w:rFonts w:hint="eastAsia"/>
+          <w:rFonts w:hint="eastAsia" w:eastAsia="黑体"/>
         </w:rPr>
         <w:t xml:space="preserve">ADC：ADS1298、ADS1299（多通道</w:t>
       </w:r>
       <w:r>
+        <w:rPr>
+          <w:rFonts w:eastAsia="黑体"/>
+        </w:rPr>
         <w:t xml:space="preserve"> </w:t>
       </w:r>
       <w:r>
         <w:rPr>
-          <w:rFonts w:hint="eastAsia"/>
+          <w:rFonts w:hint="eastAsia" w:eastAsia="黑体"/>
         </w:rPr>
         <w:t xml:space="preserve">EEG）。</w:t>
       </w:r>
@@ -2522,7 +2793,7 @@
       </w:pPr>
       <w:r>
         <w:rPr>
-          <w:rFonts w:hint="eastAsia"/>
+          <w:rFonts w:hint="eastAsia" w:eastAsia="黑体"/>
         </w:rPr>
         <w:t xml:space="preserve">运放：AD8605、OPA2320。</w:t>
       </w:r>
@@ -2535,7 +2806,7 @@
       </w:pPr>
       <w:r>
         <w:rPr>
-          <w:rFonts w:hint="eastAsia"/>
+          <w:rFonts w:hint="eastAsia" w:eastAsia="黑体"/>
         </w:rPr>
         <w:t xml:space="preserve">注意事项</w:t>
       </w:r>
@@ -2550,7 +2821,7 @@
       </w:pPr>
       <w:r>
         <w:rPr>
-          <w:rFonts w:hint="eastAsia"/>
+          <w:rFonts w:hint="eastAsia" w:eastAsia="黑体"/>
         </w:rPr>
         <w:t xml:space="preserve">需极高输入阻抗与低输入偏置电流，避免电极-皮肤接触阻抗造成衰减。</w:t>
       </w:r>
@@ -2565,25 +2836,31 @@
       </w:pPr>
       <w:r>
         <w:rPr>
-          <w:rFonts w:hint="eastAsia"/>
+          <w:rFonts w:hint="eastAsia" w:eastAsia="黑体"/>
         </w:rPr>
         <w:t xml:space="preserve">强工频干扰靠差分</w:t>
       </w:r>
       <w:r>
+        <w:rPr>
+          <w:rFonts w:eastAsia="黑体"/>
+        </w:rPr>
         <w:t xml:space="preserve"> + </w:t>
       </w:r>
       <w:r>
         <w:rPr>
-          <w:rFonts w:hint="eastAsia"/>
+          <w:rFonts w:hint="eastAsia" w:eastAsia="黑体"/>
         </w:rPr>
         <w:t xml:space="preserve">右腿驱动</w:t>
       </w:r>
       <w:r>
+        <w:rPr>
+          <w:rFonts w:eastAsia="黑体"/>
+        </w:rPr>
         <w:t xml:space="preserve"> + </w:t>
       </w:r>
       <w:r>
         <w:rPr>
-          <w:rFonts w:hint="eastAsia"/>
+          <w:rFonts w:hint="eastAsia" w:eastAsia="黑体"/>
         </w:rPr>
         <w:t xml:space="preserve">陷波抑制；布线需屏蔽。</w:t>
       </w:r>
@@ -2598,7 +2875,7 @@
       </w:pPr>
       <w:r>
         <w:rPr>
-          <w:rFonts w:hint="eastAsia"/>
+          <w:rFonts w:hint="eastAsia" w:eastAsia="黑体"/>
         </w:rPr>
         <w:t xml:space="preserve">多通道采集需同步采样，避免通道间相位误差影响溯源分析。</w:t>
       </w:r>
@@ -2611,7 +2888,7 @@
       </w:pPr>
       <w:r>
         <w:rPr>
-          <w:rFonts w:hint="eastAsia"/>
+          <w:rFonts w:hint="eastAsia" w:eastAsia="黑体"/>
         </w:rPr>
         <w:t xml:space="preserve">参考资料</w:t>
       </w:r>
@@ -2625,6 +2902,9 @@
         </w:numPr>
       </w:pPr>
       <w:r>
+        <w:rPr>
+          <w:rFonts w:eastAsia="黑体"/>
+        </w:rPr>
         <w:t xml:space="preserve">Wikipedia: Electroencephalography。</w:t>
       </w:r>
     </w:p>
@@ -2637,11 +2917,14 @@
         </w:numPr>
       </w:pPr>
       <w:r>
+        <w:rPr>
+          <w:rFonts w:eastAsia="黑体"/>
+        </w:rPr>
         <w:t xml:space="preserve">TI ADS1299 </w:t>
       </w:r>
       <w:r>
         <w:rPr>
-          <w:rFonts w:hint="eastAsia"/>
+          <w:rFonts w:hint="eastAsia" w:eastAsia="黑体"/>
         </w:rPr>
         <w:t xml:space="preserve">数据手册与产品页。</w:t>
       </w:r>
@@ -2655,11 +2938,14 @@
         </w:numPr>
       </w:pPr>
       <w:r>
+        <w:rPr>
+          <w:rFonts w:eastAsia="黑体"/>
+        </w:rPr>
         <w:t xml:space="preserve">ADI AD8222 </w:t>
       </w:r>
       <w:r>
         <w:rPr>
-          <w:rFonts w:hint="eastAsia"/>
+          <w:rFonts w:hint="eastAsia" w:eastAsia="黑体"/>
         </w:rPr>
         <w:t xml:space="preserve">数据手册。</w:t>
       </w:r>
@@ -2673,11 +2959,11 @@
       </w:pPr>
       <w:r>
         <w:rPr>
-          <w:rFonts w:ascii="Times New Roman" w:hAnsi="Times New Roman"/>
+          <w:rFonts w:ascii="Times New Roman" w:hAnsi="Times New Roman" w:eastAsia="黑体"/>
           <w:color w:val="555555"/>
           <w:sz w:val="21"/>
         </w:rPr>
-        <w:t>材料收集者：杜文杰</w:t>
+        <w:t>材料收集者：杜文杰，WX手机：19519196569，QQ:3478827729</w:t>
       </w:r>
     </w:p>
     <w:sectPr>
@@ -2697,7 +2983,7 @@
 </file>
 
 <file path=word/footer1.xml><?xml version="1.0" encoding="utf-8"?>
-<w:ftr xmlns:m="http://schemas.openxmlformats.org/officeDocument/2006/math" xmlns:mc="http://schemas.openxmlformats.org/markup-compatibility/2006" xmlns:mo="http://schemas.microsoft.com/office/mac/office/2008/main" xmlns:mv="urn:schemas-microsoft-com:mac:vml" xmlns:o="urn:schemas-microsoft-com:office:office" xmlns:r="http://schemas.openxmlformats.org/officeDocument/2006/relationships" xmlns:v="urn:schemas-microsoft-com:vml" xmlns:w10="urn:schemas-microsoft-com:office:word" xmlns:w14="http://schemas.microsoft.com/office/word/2010/wordml" xmlns:w="http://schemas.openxmlformats.org/wordprocessingml/2006/main" xmlns:wne="http://schemas.microsoft.com/office/word/2006/wordml" xmlns:wp14="http://schemas.microsoft.com/office/word/2010/wordprocessingDrawing" xmlns:wp="http://schemas.openxmlformats.org/drawingml/2006/wordprocessingDrawing" xmlns:wpc="http://schemas.microsoft.com/office/word/2010/wordprocessingCanvas" xmlns:wpg="http://schemas.microsoft.com/office/word/2010/wordprocessingGroup" xmlns:wpi="http://schemas.microsoft.com/office/word/2010/wordprocessingInk" xmlns:wps="http://schemas.microsoft.com/office/word/2010/wordprocessingShape" mc:Ignorable="w14 wp14">
+<w:ftr xmlns:mc="http://schemas.openxmlformats.org/markup-compatibility/2006" xmlns:w="http://schemas.openxmlformats.org/wordprocessingml/2006/main" xmlns:m="http://schemas.openxmlformats.org/officeDocument/2006/math" xmlns:mo="http://schemas.microsoft.com/office/mac/office/2008/main" xmlns:mv="urn:schemas-microsoft-com:mac:vml" xmlns:o="urn:schemas-microsoft-com:office:office" xmlns:r="http://schemas.openxmlformats.org/officeDocument/2006/relationships" xmlns:v="urn:schemas-microsoft-com:vml" xmlns:w10="urn:schemas-microsoft-com:office:word" xmlns:w14="http://schemas.microsoft.com/office/word/2010/wordml" xmlns:wne="http://schemas.microsoft.com/office/word/2006/wordml" xmlns:wp14="http://schemas.microsoft.com/office/word/2010/wordprocessingDrawing" xmlns:wp="http://schemas.openxmlformats.org/drawingml/2006/wordprocessingDrawing" xmlns:wpc="http://schemas.microsoft.com/office/word/2010/wordprocessingCanvas" xmlns:wpg="http://schemas.microsoft.com/office/word/2010/wordprocessingGroup" xmlns:wpi="http://schemas.microsoft.com/office/word/2010/wordprocessingInk" xmlns:wps="http://schemas.microsoft.com/office/word/2010/wordprocessingShape" mc:Ignorable="w14 wp14">
   <w:p>
     <w:pPr>
       <w:pStyle w:val="Footer"/>
@@ -2705,12 +2991,14 @@
     </w:pPr>
     <w:r>
       <w:rPr>
+        <w:rFonts w:eastAsia="黑体"/>
         <w:sz w:val="18"/>
       </w:rPr>
       <w:t xml:space="preserve">第 </w:t>
     </w:r>
     <w:r>
       <w:rPr>
+        <w:rFonts w:eastAsia="黑体"/>
         <w:sz w:val="18"/>
       </w:rPr>
       <w:fldChar w:fldCharType="begin"/>
@@ -2719,6 +3007,7 @@
     </w:r>
     <w:r>
       <w:rPr>
+        <w:rFonts w:eastAsia="黑体"/>
         <w:sz w:val="18"/>
       </w:rPr>
       <w:t xml:space="preserve"> 页</w:t>
@@ -2732,6 +3021,9 @@
   <w:footnote w:type="continuationSeparator" w:id="0">
     <w:p>
       <w:r>
+        <w:rPr>
+          <w:rFonts w:eastAsia="黑体"/>
+        </w:rPr>
         <w:continuationSeparator/>
       </w:r>
     </w:p>
@@ -2739,6 +3031,9 @@
   <w:footnote w:type="separator" w:id="-1">
     <w:p>
       <w:r>
+        <w:rPr>
+          <w:rFonts w:eastAsia="黑体"/>
+        </w:rPr>
         <w:separator/>
       </w:r>
     </w:p>
@@ -2747,7 +3042,7 @@
 </file>
 
 <file path=word/header1.xml><?xml version="1.0" encoding="utf-8"?>
-<w:hdr xmlns:m="http://schemas.openxmlformats.org/officeDocument/2006/math" xmlns:mc="http://schemas.openxmlformats.org/markup-compatibility/2006" xmlns:mo="http://schemas.microsoft.com/office/mac/office/2008/main" xmlns:mv="urn:schemas-microsoft-com:mac:vml" xmlns:o="urn:schemas-microsoft-com:office:office" xmlns:r="http://schemas.openxmlformats.org/officeDocument/2006/relationships" xmlns:v="urn:schemas-microsoft-com:vml" xmlns:w10="urn:schemas-microsoft-com:office:word" xmlns:w14="http://schemas.microsoft.com/office/word/2010/wordml" xmlns:w="http://schemas.openxmlformats.org/wordprocessingml/2006/main" xmlns:wne="http://schemas.microsoft.com/office/word/2006/wordml" xmlns:wp14="http://schemas.microsoft.com/office/word/2010/wordprocessingDrawing" xmlns:wp="http://schemas.openxmlformats.org/drawingml/2006/wordprocessingDrawing" xmlns:wpc="http://schemas.microsoft.com/office/word/2010/wordprocessingCanvas" xmlns:wpg="http://schemas.microsoft.com/office/word/2010/wordprocessingGroup" xmlns:wpi="http://schemas.microsoft.com/office/word/2010/wordprocessingInk" xmlns:wps="http://schemas.microsoft.com/office/word/2010/wordprocessingShape" mc:Ignorable="w14 wp14">
+<w:hdr xmlns:mc="http://schemas.openxmlformats.org/markup-compatibility/2006" xmlns:w="http://schemas.openxmlformats.org/wordprocessingml/2006/main" xmlns:m="http://schemas.openxmlformats.org/officeDocument/2006/math" xmlns:mo="http://schemas.microsoft.com/office/mac/office/2008/main" xmlns:mv="urn:schemas-microsoft-com:mac:vml" xmlns:o="urn:schemas-microsoft-com:office:office" xmlns:r="http://schemas.openxmlformats.org/officeDocument/2006/relationships" xmlns:v="urn:schemas-microsoft-com:vml" xmlns:w10="urn:schemas-microsoft-com:office:word" xmlns:w14="http://schemas.microsoft.com/office/word/2010/wordml" xmlns:wne="http://schemas.microsoft.com/office/word/2006/wordml" xmlns:wp14="http://schemas.microsoft.com/office/word/2010/wordprocessingDrawing" xmlns:wp="http://schemas.openxmlformats.org/drawingml/2006/wordprocessingDrawing" xmlns:wpc="http://schemas.microsoft.com/office/word/2010/wordprocessingCanvas" xmlns:wpg="http://schemas.microsoft.com/office/word/2010/wordprocessingGroup" xmlns:wpi="http://schemas.microsoft.com/office/word/2010/wordprocessingInk" xmlns:wps="http://schemas.microsoft.com/office/word/2010/wordprocessingShape" mc:Ignorable="w14 wp14">
   <w:p>
     <w:pPr>
       <w:pStyle w:val="Header"/>
@@ -2755,7 +3050,7 @@
     </w:pPr>
     <w:r>
       <w:rPr>
-        <w:rFonts w:ascii="Times New Roman" w:hAnsi="Times New Roman"/>
+        <w:rFonts w:ascii="Times New Roman" w:hAnsi="Times New Roman" w:eastAsia="黑体"/>
         <w:sz w:val="18"/>
         <w:rFonts w:eastAsia="黑体"/>
         <w:rFonts w:eastAsia="黑体"/>
@@ -2767,7 +3062,7 @@
 </file>
 
 <file path=word/numbering.xml><?xml version="1.0" encoding="utf-8"?>
-<w:numbering xmlns:m="http://schemas.openxmlformats.org/officeDocument/2006/math" xmlns:mc="http://schemas.openxmlformats.org/markup-compatibility/2006" xmlns:mo="http://schemas.microsoft.com/office/mac/office/2008/main" xmlns:mv="urn:schemas-microsoft-com:mac:vml" xmlns:o="urn:schemas-microsoft-com:office:office" xmlns:r="http://schemas.openxmlformats.org/officeDocument/2006/relationships" xmlns:v="urn:schemas-microsoft-com:vml" xmlns:w="http://schemas.openxmlformats.org/wordprocessingml/2006/main" xmlns:w10="urn:schemas-microsoft-com:office:word" xmlns:w14="http://schemas.microsoft.com/office/word/2010/wordml" xmlns:wne="http://schemas.microsoft.com/office/word/2006/wordml" xmlns:wp="http://schemas.openxmlformats.org/drawingml/2006/wordprocessingDrawing" xmlns:wp14="http://schemas.microsoft.com/office/word/2010/wordprocessingDrawing" xmlns:wpc="http://schemas.microsoft.com/office/word/2010/wordprocessingCanvas" xmlns:wpg="http://schemas.microsoft.com/office/word/2010/wordprocessingGroup" xmlns:wpi="http://schemas.microsoft.com/office/word/2010/wordprocessingInk" xmlns:wps="http://schemas.microsoft.com/office/word/2010/wordprocessingShape" mc:Ignorable="w14 wp14">
+<w:numbering xmlns:mc="http://schemas.openxmlformats.org/markup-compatibility/2006" xmlns:w="http://schemas.openxmlformats.org/wordprocessingml/2006/main" xmlns:m="http://schemas.openxmlformats.org/officeDocument/2006/math" xmlns:mo="http://schemas.microsoft.com/office/mac/office/2008/main" xmlns:mv="urn:schemas-microsoft-com:mac:vml" xmlns:o="urn:schemas-microsoft-com:office:office" xmlns:r="http://schemas.openxmlformats.org/officeDocument/2006/relationships" xmlns:v="urn:schemas-microsoft-com:vml" xmlns:w10="urn:schemas-microsoft-com:office:word" xmlns:w14="http://schemas.microsoft.com/office/word/2010/wordml" xmlns:wne="http://schemas.microsoft.com/office/word/2006/wordml" xmlns:wp="http://schemas.openxmlformats.org/drawingml/2006/wordprocessingDrawing" xmlns:wp14="http://schemas.microsoft.com/office/word/2010/wordprocessingDrawing" xmlns:wpc="http://schemas.microsoft.com/office/word/2010/wordprocessingCanvas" xmlns:wpg="http://schemas.microsoft.com/office/word/2010/wordprocessingGroup" xmlns:wpi="http://schemas.microsoft.com/office/word/2010/wordprocessingInk" xmlns:wps="http://schemas.microsoft.com/office/word/2010/wordprocessingShape" mc:Ignorable="w14 wp14">
   <w:abstractNum w:abstractNumId="0">
     <w:nsid w:val="FFFFFF7C"/>
     <w:multiLevelType w:val="singleLevel"/>
@@ -2854,7 +3149,7 @@
         <w:ind w:hanging="360" w:left="1440"/>
       </w:pPr>
       <w:rPr>
-        <w:rFonts w:ascii="Symbol" w:hAnsi="Symbol" w:hint="default"/>
+        <w:rFonts w:ascii="Symbol" w:hAnsi="Symbol" w:hint="default" w:eastAsia="黑体"/>
       </w:rPr>
     </w:lvl>
   </w:abstractNum>
@@ -2875,7 +3170,7 @@
         <w:ind w:hanging="360" w:left="1080"/>
       </w:pPr>
       <w:rPr>
-        <w:rFonts w:ascii="Symbol" w:hAnsi="Symbol" w:hint="default"/>
+        <w:rFonts w:ascii="Symbol" w:hAnsi="Symbol" w:hint="default" w:eastAsia="黑体"/>
       </w:rPr>
     </w:lvl>
   </w:abstractNum>
@@ -2896,7 +3191,7 @@
         <w:ind w:hanging="360" w:left="720"/>
       </w:pPr>
       <w:rPr>
-        <w:rFonts w:ascii="Symbol" w:hAnsi="Symbol" w:hint="default"/>
+        <w:rFonts w:ascii="Symbol" w:hAnsi="Symbol" w:hint="default" w:eastAsia="黑体"/>
       </w:rPr>
     </w:lvl>
   </w:abstractNum>
@@ -2935,7 +3230,7 @@
         <w:ind w:hanging="360" w:left="360"/>
       </w:pPr>
       <w:rPr>
-        <w:rFonts w:ascii="Symbol" w:hAnsi="Symbol" w:hint="default"/>
+        <w:rFonts w:ascii="Symbol" w:hAnsi="Symbol" w:hint="default" w:eastAsia="黑体"/>
       </w:rPr>
     </w:lvl>
   </w:abstractNum>
@@ -3026,7 +3321,7 @@
         <w:ind w:left="720" w:hanging="360"/>
       </w:pPr>
       <w:rPr>
-        <w:rFonts w:ascii="Symbol" w:hAnsi="Symbol" w:cs="Symbol" w:hint="default"/>
+        <w:rFonts w:ascii="Symbol" w:hAnsi="Symbol" w:cs="Symbol" w:hint="default" w:eastAsia="黑体"/>
       </w:rPr>
     </w:lvl>
     <w:lvl w:ilvl="1">
@@ -3037,7 +3332,7 @@
         <w:ind w:left="1440" w:hanging="360"/>
       </w:pPr>
       <w:rPr>
-        <w:rFonts w:ascii="Courier New" w:hAnsi="Courier New" w:cs="Courier New" w:hint="default"/>
+        <w:rFonts w:ascii="Courier New" w:hAnsi="Courier New" w:cs="Courier New" w:hint="default" w:eastAsia="黑体"/>
       </w:rPr>
     </w:lvl>
     <w:lvl w:ilvl="2">
@@ -3048,7 +3343,7 @@
         <w:ind w:left="2160" w:hanging="360"/>
       </w:pPr>
       <w:rPr>
-        <w:rFonts w:ascii="Wingdings" w:hAnsi="Wingdings" w:cs="Wingdings" w:hint="default"/>
+        <w:rFonts w:ascii="Wingdings" w:hAnsi="Wingdings" w:cs="Wingdings" w:hint="default" w:eastAsia="黑体"/>
       </w:rPr>
     </w:lvl>
     <w:lvl w:ilvl="3">
@@ -3059,7 +3354,7 @@
         <w:ind w:left="2880" w:hanging="360"/>
       </w:pPr>
       <w:rPr>
-        <w:rFonts w:ascii="Symbol" w:hAnsi="Symbol" w:cs="Symbol" w:hint="default"/>
+        <w:rFonts w:ascii="Symbol" w:hAnsi="Symbol" w:cs="Symbol" w:hint="default" w:eastAsia="黑体"/>
       </w:rPr>
     </w:lvl>
     <w:lvl w:ilvl="4">
@@ -3070,7 +3365,7 @@
         <w:ind w:left="3600" w:hanging="360"/>
       </w:pPr>
       <w:rPr>
-        <w:rFonts w:ascii="Courier New" w:hAnsi="Courier New" w:cs="Courier New" w:hint="default"/>
+        <w:rFonts w:ascii="Courier New" w:hAnsi="Courier New" w:cs="Courier New" w:hint="default" w:eastAsia="黑体"/>
       </w:rPr>
     </w:lvl>
     <w:lvl w:ilvl="5">
@@ -3081,7 +3376,7 @@
         <w:ind w:left="4320" w:hanging="360"/>
       </w:pPr>
       <w:rPr>
-        <w:rFonts w:ascii="Wingdings" w:hAnsi="Wingdings" w:cs="Wingdings" w:hint="default"/>
+        <w:rFonts w:ascii="Wingdings" w:hAnsi="Wingdings" w:cs="Wingdings" w:hint="default" w:eastAsia="黑体"/>
       </w:rPr>
     </w:lvl>
     <w:lvl w:ilvl="6">
@@ -3092,7 +3387,7 @@
         <w:ind w:left="5040" w:hanging="360"/>
       </w:pPr>
       <w:rPr>
-        <w:rFonts w:ascii="Symbol" w:hAnsi="Symbol" w:cs="Symbol" w:hint="default"/>
+        <w:rFonts w:ascii="Symbol" w:hAnsi="Symbol" w:cs="Symbol" w:hint="default" w:eastAsia="黑体"/>
       </w:rPr>
     </w:lvl>
     <w:lvl w:ilvl="7">
@@ -3103,7 +3398,7 @@
         <w:ind w:left="5760" w:hanging="360"/>
       </w:pPr>
       <w:rPr>
-        <w:rFonts w:ascii="Courier New" w:hAnsi="Courier New" w:cs="Courier New" w:hint="default"/>
+        <w:rFonts w:ascii="Courier New" w:hAnsi="Courier New" w:cs="Courier New" w:hint="default" w:eastAsia="黑体"/>
       </w:rPr>
     </w:lvl>
     <w:lvl w:ilvl="8">
@@ -3114,7 +3409,7 @@
         <w:ind w:left="6480" w:hanging="360"/>
       </w:pPr>
       <w:rPr>
-        <w:rFonts w:ascii="Wingdings" w:hAnsi="Wingdings" w:cs="Wingdings" w:hint="default"/>
+        <w:rFonts w:ascii="Wingdings" w:hAnsi="Wingdings" w:cs="Wingdings" w:hint="default" w:eastAsia="黑体"/>
       </w:rPr>
     </w:lvl>
   </w:abstractNum>
@@ -3170,11 +3465,11 @@
 </file>
 
 <file path=word/styles.xml><?xml version="1.0" encoding="utf-8"?>
-<w:styles xmlns:mc="http://schemas.openxmlformats.org/markup-compatibility/2006" xmlns:r="http://schemas.openxmlformats.org/officeDocument/2006/relationships" xmlns:w="http://schemas.openxmlformats.org/wordprocessingml/2006/main" xmlns:w14="http://schemas.microsoft.com/office/word/2010/wordml" mc:Ignorable="w14">
+<w:styles xmlns:mc="http://schemas.openxmlformats.org/markup-compatibility/2006" xmlns:w="http://schemas.openxmlformats.org/wordprocessingml/2006/main" xmlns:r="http://schemas.openxmlformats.org/officeDocument/2006/relationships" xmlns:w14="http://schemas.microsoft.com/office/word/2010/wordml" mc:Ignorable="w14">
   <w:docDefaults>
     <w:rPrDefault>
       <w:rPr>
-        <w:rFonts w:asciiTheme="minorHAnsi" w:cstheme="minorBidi" w:eastAsiaTheme="minorEastAsia" w:hAnsiTheme="minorHAnsi"/>
+        <w:rFonts w:asciiTheme="minorHAnsi" w:cstheme="minorBidi" w:hAnsiTheme="minorHAnsi" w:eastAsia="黑体"/>
         <w:sz w:val="22"/>
         <w:szCs w:val="22"/>
         <w:lang w:bidi="ar-SA" w:eastAsia="en-US" w:val="en-US"/>
@@ -3396,7 +3691,7 @@
       <w:outlineLvl w:val="0"/>
     </w:pPr>
     <w:rPr>
-      <w:rFonts w:ascii="Times New Roman" w:asciiTheme="majorHAnsi" w:cstheme="majorBidi" w:eastAsia="黑体" w:eastAsiaTheme="majorEastAsia" w:hAnsi="Times New Roman" w:hAnsiTheme="majorHAnsi"/>
+      <w:rFonts w:ascii="Times New Roman" w:asciiTheme="majorHAnsi" w:cstheme="majorBidi" w:eastAsia="黑体" w:hAnsi="Times New Roman" w:hAnsiTheme="majorHAnsi"/>
       <w:b/>
       <w:bCs/>
       <w:color w:val="1F3864"/>
@@ -3420,7 +3715,7 @@
       <w:outlineLvl w:val="1"/>
     </w:pPr>
     <w:rPr>
-      <w:rFonts w:ascii="Times New Roman" w:asciiTheme="majorHAnsi" w:cstheme="majorBidi" w:eastAsia="黑体" w:eastAsiaTheme="majorEastAsia" w:hAnsi="Times New Roman" w:hAnsiTheme="majorHAnsi"/>
+      <w:rFonts w:ascii="Times New Roman" w:asciiTheme="majorHAnsi" w:cstheme="majorBidi" w:eastAsia="黑体" w:hAnsi="Times New Roman" w:hAnsiTheme="majorHAnsi"/>
       <w:b/>
       <w:bCs/>
       <w:color w:val="2E4E7E"/>
@@ -3444,7 +3739,7 @@
       <w:outlineLvl w:val="2"/>
     </w:pPr>
     <w:rPr>
-      <w:rFonts w:ascii="Times New Roman" w:asciiTheme="majorHAnsi" w:cstheme="majorBidi" w:eastAsia="黑体" w:eastAsiaTheme="majorEastAsia" w:hAnsi="Times New Roman" w:hAnsiTheme="majorHAnsi"/>
+      <w:rFonts w:ascii="Times New Roman" w:asciiTheme="majorHAnsi" w:cstheme="majorBidi" w:eastAsia="黑体" w:hAnsi="Times New Roman" w:hAnsiTheme="majorHAnsi"/>
       <w:b/>
       <w:bCs/>
       <w:color w:val="2E4E7E"/>
@@ -3468,7 +3763,7 @@
       <w:outlineLvl w:val="3"/>
     </w:pPr>
     <w:rPr>
-      <w:rFonts w:ascii="Times New Roman" w:asciiTheme="majorHAnsi" w:cstheme="majorBidi" w:eastAsia="黑体" w:eastAsiaTheme="majorEastAsia" w:hAnsi="Times New Roman" w:hAnsiTheme="majorHAnsi"/>
+      <w:rFonts w:ascii="Times New Roman" w:asciiTheme="majorHAnsi" w:cstheme="majorBidi" w:eastAsia="黑体" w:hAnsi="Times New Roman" w:hAnsiTheme="majorHAnsi"/>
       <w:b/>
       <w:bCs/>
       <w:i/>
@@ -3494,7 +3789,7 @@
       <w:outlineLvl w:val="4"/>
     </w:pPr>
     <w:rPr>
-      <w:rFonts w:ascii="Times New Roman" w:asciiTheme="majorHAnsi" w:cstheme="majorBidi" w:eastAsia="黑体" w:eastAsiaTheme="majorEastAsia" w:hAnsi="Times New Roman" w:hAnsiTheme="majorHAnsi"/>
+      <w:rFonts w:ascii="Times New Roman" w:asciiTheme="majorHAnsi" w:cstheme="majorBidi" w:eastAsia="黑体" w:hAnsi="Times New Roman" w:hAnsiTheme="majorHAnsi"/>
       <w:b/>
       <w:color w:val="333333"/>
       <w:sz w:val="22"/>
@@ -3517,7 +3812,7 @@
       <w:outlineLvl w:val="5"/>
     </w:pPr>
     <w:rPr>
-      <w:rFonts w:asciiTheme="majorHAnsi" w:cstheme="majorBidi" w:eastAsiaTheme="majorEastAsia" w:hAnsiTheme="majorHAnsi"/>
+      <w:rFonts w:asciiTheme="majorHAnsi" w:cstheme="majorBidi" w:hAnsiTheme="majorHAnsi" w:eastAsia="黑体"/>
       <w:i/>
       <w:iCs/>
       <w:color w:themeColor="accent1" w:themeShade="7F" w:val="243F60"/>
@@ -3540,7 +3835,7 @@
       <w:outlineLvl w:val="6"/>
     </w:pPr>
     <w:rPr>
-      <w:rFonts w:asciiTheme="majorHAnsi" w:cstheme="majorBidi" w:eastAsiaTheme="majorEastAsia" w:hAnsiTheme="majorHAnsi"/>
+      <w:rFonts w:asciiTheme="majorHAnsi" w:cstheme="majorBidi" w:hAnsiTheme="majorHAnsi" w:eastAsia="黑体"/>
       <w:i/>
       <w:iCs/>
       <w:color w:themeColor="text1" w:themeTint="BF" w:val="404040"/>
@@ -3563,7 +3858,7 @@
       <w:outlineLvl w:val="7"/>
     </w:pPr>
     <w:rPr>
-      <w:rFonts w:asciiTheme="majorHAnsi" w:cstheme="majorBidi" w:eastAsiaTheme="majorEastAsia" w:hAnsiTheme="majorHAnsi"/>
+      <w:rFonts w:asciiTheme="majorHAnsi" w:cstheme="majorBidi" w:hAnsiTheme="majorHAnsi" w:eastAsia="黑体"/>
       <w:color w:themeColor="accent1" w:val="4F81BD"/>
       <w:sz w:val="20"/>
       <w:szCs w:val="20"/>
@@ -3586,7 +3881,7 @@
       <w:outlineLvl w:val="8"/>
     </w:pPr>
     <w:rPr>
-      <w:rFonts w:asciiTheme="majorHAnsi" w:cstheme="majorBidi" w:eastAsiaTheme="majorEastAsia" w:hAnsiTheme="majorHAnsi"/>
+      <w:rFonts w:asciiTheme="majorHAnsi" w:cstheme="majorBidi" w:hAnsiTheme="majorHAnsi" w:eastAsia="黑体"/>
       <w:i/>
       <w:iCs/>
       <w:color w:themeColor="text1" w:themeTint="BF" w:val="404040"/>
@@ -3637,7 +3932,7 @@
     <w:uiPriority w:val="9"/>
     <w:rsid w:val="00FC693F"/>
     <w:rPr>
-      <w:rFonts w:asciiTheme="majorHAnsi" w:cstheme="majorBidi" w:eastAsiaTheme="majorEastAsia" w:hAnsiTheme="majorHAnsi"/>
+      <w:rFonts w:asciiTheme="majorHAnsi" w:cstheme="majorBidi" w:hAnsiTheme="majorHAnsi" w:eastAsia="黑体"/>
       <w:b/>
       <w:bCs/>
       <w:color w:themeColor="accent1" w:themeShade="BF" w:val="365F91"/>
@@ -3652,7 +3947,7 @@
     <w:uiPriority w:val="9"/>
     <w:rsid w:val="00FC693F"/>
     <w:rPr>
-      <w:rFonts w:asciiTheme="majorHAnsi" w:cstheme="majorBidi" w:eastAsiaTheme="majorEastAsia" w:hAnsiTheme="majorHAnsi"/>
+      <w:rFonts w:asciiTheme="majorHAnsi" w:cstheme="majorBidi" w:hAnsiTheme="majorHAnsi" w:eastAsia="黑体"/>
       <w:b/>
       <w:bCs/>
       <w:color w:themeColor="accent1" w:val="4F81BD"/>
@@ -3667,7 +3962,7 @@
     <w:uiPriority w:val="9"/>
     <w:rsid w:val="00FC693F"/>
     <w:rPr>
-      <w:rFonts w:asciiTheme="majorHAnsi" w:cstheme="majorBidi" w:eastAsiaTheme="majorEastAsia" w:hAnsiTheme="majorHAnsi"/>
+      <w:rFonts w:asciiTheme="majorHAnsi" w:cstheme="majorBidi" w:hAnsiTheme="majorHAnsi" w:eastAsia="黑体"/>
       <w:b/>
       <w:bCs/>
       <w:color w:themeColor="accent1" w:val="4F81BD"/>
@@ -3690,7 +3985,7 @@
       <w:contextualSpacing/>
     </w:pPr>
     <w:rPr>
-      <w:rFonts w:ascii="Times New Roman" w:asciiTheme="majorHAnsi" w:cstheme="majorBidi" w:eastAsia="黑体" w:eastAsiaTheme="majorEastAsia" w:hAnsi="Times New Roman" w:hAnsiTheme="majorHAnsi"/>
+      <w:rFonts w:ascii="Times New Roman" w:asciiTheme="majorHAnsi" w:cstheme="majorBidi" w:eastAsia="黑体" w:hAnsi="Times New Roman" w:hAnsiTheme="majorHAnsi"/>
       <w:b/>
       <w:color w:val="1F3864"/>
       <w:spacing w:val="5"/>
@@ -3706,7 +4001,7 @@
     <w:uiPriority w:val="10"/>
     <w:rsid w:val="00FC693F"/>
     <w:rPr>
-      <w:rFonts w:asciiTheme="majorHAnsi" w:cstheme="majorBidi" w:eastAsiaTheme="majorEastAsia" w:hAnsiTheme="majorHAnsi"/>
+      <w:rFonts w:asciiTheme="majorHAnsi" w:cstheme="majorBidi" w:hAnsiTheme="majorHAnsi" w:eastAsia="黑体"/>
       <w:color w:themeColor="text2" w:themeShade="BF" w:val="17365D"/>
       <w:spacing w:val="5"/>
       <w:kern w:val="28"/>
@@ -3728,7 +4023,7 @@
       </w:numPr>
     </w:pPr>
     <w:rPr>
-      <w:rFonts w:asciiTheme="majorHAnsi" w:cstheme="majorBidi" w:eastAsiaTheme="majorEastAsia" w:hAnsiTheme="majorHAnsi"/>
+      <w:rFonts w:asciiTheme="majorHAnsi" w:cstheme="majorBidi" w:hAnsiTheme="majorHAnsi" w:eastAsia="黑体"/>
       <w:i/>
       <w:iCs/>
       <w:color w:themeColor="accent1" w:val="4F81BD"/>
@@ -3744,7 +4039,7 @@
     <w:uiPriority w:val="11"/>
     <w:rsid w:val="00FC693F"/>
     <w:rPr>
-      <w:rFonts w:asciiTheme="majorHAnsi" w:cstheme="majorBidi" w:eastAsiaTheme="majorEastAsia" w:hAnsiTheme="majorHAnsi"/>
+      <w:rFonts w:asciiTheme="majorHAnsi" w:cstheme="majorBidi" w:hAnsiTheme="majorHAnsi" w:eastAsia="黑体"/>
       <w:i/>
       <w:iCs/>
       <w:color w:themeColor="accent1" w:val="4F81BD"/>
@@ -3811,6 +4106,7 @@
       <w:spacing w:after="120"/>
     </w:pPr>
     <w:rPr>
+      <w:rFonts w:eastAsia="黑体"/>
       <w:sz w:val="16"/>
       <w:szCs w:val="16"/>
     </w:rPr>
@@ -3822,6 +4118,7 @@
     <w:uiPriority w:val="99"/>
     <w:rsid w:val="00AA1D8D"/>
     <w:rPr>
+      <w:rFonts w:eastAsia="黑体"/>
       <w:sz w:val="16"/>
       <w:szCs w:val="16"/>
     </w:rPr>
@@ -3991,7 +4288,7 @@
       </w:tabs>
     </w:pPr>
     <w:rPr>
-      <w:rFonts w:ascii="Courier" w:hAnsi="Courier"/>
+      <w:rFonts w:ascii="Courier" w:hAnsi="Courier" w:eastAsia="黑体"/>
       <w:sz w:val="20"/>
       <w:szCs w:val="20"/>
     </w:rPr>
@@ -4003,7 +4300,7 @@
     <w:uiPriority w:val="99"/>
     <w:rsid w:val="0029639D"/>
     <w:rPr>
-      <w:rFonts w:ascii="Courier" w:hAnsi="Courier"/>
+      <w:rFonts w:ascii="Courier" w:hAnsi="Courier" w:eastAsia="黑体"/>
       <w:sz w:val="20"/>
       <w:szCs w:val="20"/>
     </w:rPr>
@@ -4039,6 +4336,7 @@
     <w:uiPriority w:val="29"/>
     <w:rsid w:val="00FC693F"/>
     <w:rPr>
+      <w:rFonts w:eastAsia="黑体"/>
       <w:i/>
       <w:iCs/>
       <w:color w:themeColor="text1" w:val="000000"/>
@@ -4052,7 +4350,7 @@
     <w:semiHidden/>
     <w:rsid w:val="00FC693F"/>
     <w:rPr>
-      <w:rFonts w:asciiTheme="majorHAnsi" w:cstheme="majorBidi" w:eastAsiaTheme="majorEastAsia" w:hAnsiTheme="majorHAnsi"/>
+      <w:rFonts w:asciiTheme="majorHAnsi" w:cstheme="majorBidi" w:hAnsiTheme="majorHAnsi" w:eastAsia="黑体"/>
       <w:b/>
       <w:bCs/>
       <w:i/>
@@ -4068,7 +4366,7 @@
     <w:semiHidden/>
     <w:rsid w:val="00FC693F"/>
     <w:rPr>
-      <w:rFonts w:asciiTheme="majorHAnsi" w:cstheme="majorBidi" w:eastAsiaTheme="majorEastAsia" w:hAnsiTheme="majorHAnsi"/>
+      <w:rFonts w:asciiTheme="majorHAnsi" w:cstheme="majorBidi" w:hAnsiTheme="majorHAnsi" w:eastAsia="黑体"/>
       <w:color w:themeColor="accent1" w:themeShade="7F" w:val="243F60"/>
     </w:rPr>
   </w:style>
@@ -4080,7 +4378,7 @@
     <w:semiHidden/>
     <w:rsid w:val="00FC693F"/>
     <w:rPr>
-      <w:rFonts w:asciiTheme="majorHAnsi" w:cstheme="majorBidi" w:eastAsiaTheme="majorEastAsia" w:hAnsiTheme="majorHAnsi"/>
+      <w:rFonts w:asciiTheme="majorHAnsi" w:cstheme="majorBidi" w:hAnsiTheme="majorHAnsi" w:eastAsia="黑体"/>
       <w:i/>
       <w:iCs/>
       <w:color w:themeColor="accent1" w:themeShade="7F" w:val="243F60"/>
@@ -4094,7 +4392,7 @@
     <w:semiHidden/>
     <w:rsid w:val="00FC693F"/>
     <w:rPr>
-      <w:rFonts w:asciiTheme="majorHAnsi" w:cstheme="majorBidi" w:eastAsiaTheme="majorEastAsia" w:hAnsiTheme="majorHAnsi"/>
+      <w:rFonts w:asciiTheme="majorHAnsi" w:cstheme="majorBidi" w:hAnsiTheme="majorHAnsi" w:eastAsia="黑体"/>
       <w:i/>
       <w:iCs/>
       <w:color w:themeColor="text1" w:themeTint="BF" w:val="404040"/>
@@ -4108,7 +4406,7 @@
     <w:semiHidden/>
     <w:rsid w:val="00FC693F"/>
     <w:rPr>
-      <w:rFonts w:asciiTheme="majorHAnsi" w:cstheme="majorBidi" w:eastAsiaTheme="majorEastAsia" w:hAnsiTheme="majorHAnsi"/>
+      <w:rFonts w:asciiTheme="majorHAnsi" w:cstheme="majorBidi" w:hAnsiTheme="majorHAnsi" w:eastAsia="黑体"/>
       <w:color w:themeColor="accent1" w:val="4F81BD"/>
       <w:sz w:val="20"/>
       <w:szCs w:val="20"/>
@@ -4122,7 +4420,7 @@
     <w:semiHidden/>
     <w:rsid w:val="00FC693F"/>
     <w:rPr>
-      <w:rFonts w:asciiTheme="majorHAnsi" w:cstheme="majorBidi" w:eastAsiaTheme="majorEastAsia" w:hAnsiTheme="majorHAnsi"/>
+      <w:rFonts w:asciiTheme="majorHAnsi" w:cstheme="majorBidi" w:hAnsiTheme="majorHAnsi" w:eastAsia="黑体"/>
       <w:i/>
       <w:iCs/>
       <w:color w:themeColor="text1" w:themeTint="BF" w:val="404040"/>
@@ -4143,6 +4441,7 @@
       <w:spacing w:line="240" w:lineRule="auto"/>
     </w:pPr>
     <w:rPr>
+      <w:rFonts w:eastAsia="黑体"/>
       <w:b/>
       <w:bCs/>
       <w:color w:themeColor="accent1" w:val="4F81BD"/>
@@ -4157,6 +4456,7 @@
     <w:qFormat/>
     <w:rsid w:val="00FC693F"/>
     <w:rPr>
+      <w:rFonts w:eastAsia="黑体"/>
       <w:b/>
       <w:bCs/>
     </w:rPr>
@@ -4168,6 +4468,7 @@
     <w:qFormat/>
     <w:rsid w:val="00FC693F"/>
     <w:rPr>
+      <w:rFonts w:eastAsia="黑体"/>
       <w:i/>
       <w:iCs/>
     </w:rPr>
@@ -4188,6 +4489,7 @@
       <w:ind w:left="936" w:right="936"/>
     </w:pPr>
     <w:rPr>
+      <w:rFonts w:eastAsia="黑体"/>
       <w:b/>
       <w:bCs/>
       <w:i/>
@@ -4202,6 +4504,7 @@
     <w:uiPriority w:val="30"/>
     <w:rsid w:val="00FC693F"/>
     <w:rPr>
+      <w:rFonts w:eastAsia="黑体"/>
       <w:b/>
       <w:bCs/>
       <w:i/>
@@ -4216,6 +4519,7 @@
     <w:qFormat/>
     <w:rsid w:val="00FC693F"/>
     <w:rPr>
+      <w:rFonts w:eastAsia="黑体"/>
       <w:i/>
       <w:iCs/>
       <w:color w:themeColor="text1" w:themeTint="7F" w:val="808080"/>
@@ -4228,6 +4532,7 @@
     <w:qFormat/>
     <w:rsid w:val="00FC693F"/>
     <w:rPr>
+      <w:rFonts w:eastAsia="黑体"/>
       <w:b/>
       <w:bCs/>
       <w:i/>
@@ -4242,6 +4547,7 @@
     <w:qFormat/>
     <w:rsid w:val="00FC693F"/>
     <w:rPr>
+      <w:rFonts w:eastAsia="黑体"/>
       <w:smallCaps/>
       <w:color w:themeColor="accent2" w:val="C0504D"/>
       <w:u w:val="single"/>
@@ -4254,6 +4560,7 @@
     <w:qFormat/>
     <w:rsid w:val="00FC693F"/>
     <w:rPr>
+      <w:rFonts w:eastAsia="黑体"/>
       <w:b/>
       <w:bCs/>
       <w:smallCaps/>
@@ -4269,6 +4576,7 @@
     <w:qFormat/>
     <w:rsid w:val="00FC693F"/>
     <w:rPr>
+      <w:rFonts w:eastAsia="黑体"/>
       <w:b/>
       <w:bCs/>
       <w:smallCaps/>
@@ -4323,6 +4631,7 @@
       <w:spacing w:after="0" w:line="240" w:lineRule="auto"/>
     </w:pPr>
     <w:rPr>
+      <w:rFonts w:eastAsia="黑体"/>
       <w:color w:themeColor="text1" w:themeShade="BF" w:val="000000"/>
     </w:rPr>
     <w:tblPr>
@@ -4345,6 +4654,7 @@
         <w:spacing w:after="0" w:before="0" w:line="240" w:lineRule="auto"/>
       </w:pPr>
       <w:rPr>
+        <w:rFonts w:eastAsia="黑体"/>
         <w:b/>
         <w:bCs/>
       </w:rPr>
@@ -4365,6 +4675,7 @@
         <w:spacing w:after="0" w:before="0" w:line="240" w:lineRule="auto"/>
       </w:pPr>
       <w:rPr>
+        <w:rFonts w:eastAsia="黑体"/>
         <w:b/>
         <w:bCs/>
       </w:rPr>
@@ -4382,12 +4693,14 @@
     </w:tblStylePr>
     <w:tblStylePr w:type="firstCol">
       <w:rPr>
+        <w:rFonts w:eastAsia="黑体"/>
         <w:b/>
         <w:bCs/>
       </w:rPr>
     </w:tblStylePr>
     <w:tblStylePr w:type="lastCol">
       <w:rPr>
+        <w:rFonts w:eastAsia="黑体"/>
         <w:b/>
         <w:bCs/>
       </w:rPr>
@@ -4426,6 +4739,7 @@
       <w:spacing w:after="0" w:line="240" w:lineRule="auto"/>
     </w:pPr>
     <w:rPr>
+      <w:rFonts w:eastAsia="黑体"/>
       <w:color w:themeColor="accent1" w:themeShade="BF" w:val="365F91"/>
     </w:rPr>
     <w:tblPr>
@@ -4448,6 +4762,7 @@
         <w:spacing w:after="0" w:before="0" w:line="240" w:lineRule="auto"/>
       </w:pPr>
       <w:rPr>
+        <w:rFonts w:eastAsia="黑体"/>
         <w:b/>
         <w:bCs/>
       </w:rPr>
@@ -4468,6 +4783,7 @@
         <w:spacing w:after="0" w:before="0" w:line="240" w:lineRule="auto"/>
       </w:pPr>
       <w:rPr>
+        <w:rFonts w:eastAsia="黑体"/>
         <w:b/>
         <w:bCs/>
       </w:rPr>
@@ -4485,12 +4801,14 @@
     </w:tblStylePr>
     <w:tblStylePr w:type="firstCol">
       <w:rPr>
+        <w:rFonts w:eastAsia="黑体"/>
         <w:b/>
         <w:bCs/>
       </w:rPr>
     </w:tblStylePr>
     <w:tblStylePr w:type="lastCol">
       <w:rPr>
+        <w:rFonts w:eastAsia="黑体"/>
         <w:b/>
         <w:bCs/>
       </w:rPr>
@@ -4529,6 +4847,7 @@
       <w:spacing w:after="0" w:line="240" w:lineRule="auto"/>
     </w:pPr>
     <w:rPr>
+      <w:rFonts w:eastAsia="黑体"/>
       <w:color w:themeColor="accent2" w:themeShade="BF" w:val="943634"/>
     </w:rPr>
     <w:tblPr>
@@ -4551,6 +4870,7 @@
         <w:spacing w:after="0" w:before="0" w:line="240" w:lineRule="auto"/>
       </w:pPr>
       <w:rPr>
+        <w:rFonts w:eastAsia="黑体"/>
         <w:b/>
         <w:bCs/>
       </w:rPr>
@@ -4571,6 +4891,7 @@
         <w:spacing w:after="0" w:before="0" w:line="240" w:lineRule="auto"/>
       </w:pPr>
       <w:rPr>
+        <w:rFonts w:eastAsia="黑体"/>
         <w:b/>
         <w:bCs/>
       </w:rPr>
@@ -4588,12 +4909,14 @@
     </w:tblStylePr>
     <w:tblStylePr w:type="firstCol">
       <w:rPr>
+        <w:rFonts w:eastAsia="黑体"/>
         <w:b/>
         <w:bCs/>
       </w:rPr>
     </w:tblStylePr>
     <w:tblStylePr w:type="lastCol">
       <w:rPr>
+        <w:rFonts w:eastAsia="黑体"/>
         <w:b/>
         <w:bCs/>
       </w:rPr>
@@ -4632,6 +4955,7 @@
       <w:spacing w:after="0" w:line="240" w:lineRule="auto"/>
     </w:pPr>
     <w:rPr>
+      <w:rFonts w:eastAsia="黑体"/>
       <w:color w:themeColor="accent3" w:themeShade="BF" w:val="76923C"/>
     </w:rPr>
     <w:tblPr>
@@ -4654,6 +4978,7 @@
         <w:spacing w:after="0" w:before="0" w:line="240" w:lineRule="auto"/>
       </w:pPr>
       <w:rPr>
+        <w:rFonts w:eastAsia="黑体"/>
         <w:b/>
         <w:bCs/>
       </w:rPr>
@@ -4674,6 +4999,7 @@
         <w:spacing w:after="0" w:before="0" w:line="240" w:lineRule="auto"/>
       </w:pPr>
       <w:rPr>
+        <w:rFonts w:eastAsia="黑体"/>
         <w:b/>
         <w:bCs/>
       </w:rPr>
@@ -4691,12 +5017,14 @@
     </w:tblStylePr>
     <w:tblStylePr w:type="firstCol">
       <w:rPr>
+        <w:rFonts w:eastAsia="黑体"/>
         <w:b/>
         <w:bCs/>
       </w:rPr>
     </w:tblStylePr>
     <w:tblStylePr w:type="lastCol">
       <w:rPr>
+        <w:rFonts w:eastAsia="黑体"/>
         <w:b/>
         <w:bCs/>
       </w:rPr>
@@ -4735,6 +5063,7 @@
       <w:spacing w:after="0" w:line="240" w:lineRule="auto"/>
     </w:pPr>
     <w:rPr>
+      <w:rFonts w:eastAsia="黑体"/>
       <w:color w:themeColor="accent4" w:themeShade="BF" w:val="5F497A"/>
     </w:rPr>
     <w:tblPr>
@@ -4757,6 +5086,7 @@
         <w:spacing w:after="0" w:before="0" w:line="240" w:lineRule="auto"/>
       </w:pPr>
       <w:rPr>
+        <w:rFonts w:eastAsia="黑体"/>
         <w:b/>
         <w:bCs/>
       </w:rPr>
@@ -4777,6 +5107,7 @@
         <w:spacing w:after="0" w:before="0" w:line="240" w:lineRule="auto"/>
       </w:pPr>
       <w:rPr>
+        <w:rFonts w:eastAsia="黑体"/>
         <w:b/>
         <w:bCs/>
       </w:rPr>
@@ -4794,12 +5125,14 @@
     </w:tblStylePr>
     <w:tblStylePr w:type="firstCol">
       <w:rPr>
+        <w:rFonts w:eastAsia="黑体"/>
         <w:b/>
         <w:bCs/>
       </w:rPr>
     </w:tblStylePr>
     <w:tblStylePr w:type="lastCol">
       <w:rPr>
+        <w:rFonts w:eastAsia="黑体"/>
         <w:b/>
         <w:bCs/>
       </w:rPr>
@@ -4838,6 +5171,7 @@
       <w:spacing w:after="0" w:line="240" w:lineRule="auto"/>
     </w:pPr>
     <w:rPr>
+      <w:rFonts w:eastAsia="黑体"/>
       <w:color w:themeColor="accent5" w:themeShade="BF" w:val="31849B"/>
     </w:rPr>
     <w:tblPr>
@@ -4860,6 +5194,7 @@
         <w:spacing w:after="0" w:before="0" w:line="240" w:lineRule="auto"/>
       </w:pPr>
       <w:rPr>
+        <w:rFonts w:eastAsia="黑体"/>
         <w:b/>
         <w:bCs/>
       </w:rPr>
@@ -4880,6 +5215,7 @@
         <w:spacing w:after="0" w:before="0" w:line="240" w:lineRule="auto"/>
       </w:pPr>
       <w:rPr>
+        <w:rFonts w:eastAsia="黑体"/>
         <w:b/>
         <w:bCs/>
       </w:rPr>
@@ -4897,12 +5233,14 @@
     </w:tblStylePr>
     <w:tblStylePr w:type="firstCol">
       <w:rPr>
+        <w:rFonts w:eastAsia="黑体"/>
         <w:b/>
         <w:bCs/>
       </w:rPr>
     </w:tblStylePr>
     <w:tblStylePr w:type="lastCol">
       <w:rPr>
+        <w:rFonts w:eastAsia="黑体"/>
         <w:b/>
         <w:bCs/>
       </w:rPr>
@@ -4941,6 +5279,7 @@
       <w:spacing w:after="0" w:line="240" w:lineRule="auto"/>
     </w:pPr>
     <w:rPr>
+      <w:rFonts w:eastAsia="黑体"/>
       <w:color w:themeColor="accent6" w:themeShade="BF" w:val="E36C0A"/>
     </w:rPr>
     <w:tblPr>
@@ -4963,6 +5302,7 @@
         <w:spacing w:after="0" w:before="0" w:line="240" w:lineRule="auto"/>
       </w:pPr>
       <w:rPr>
+        <w:rFonts w:eastAsia="黑体"/>
         <w:b/>
         <w:bCs/>
       </w:rPr>
@@ -4983,6 +5323,7 @@
         <w:spacing w:after="0" w:before="0" w:line="240" w:lineRule="auto"/>
       </w:pPr>
       <w:rPr>
+        <w:rFonts w:eastAsia="黑体"/>
         <w:b/>
         <w:bCs/>
       </w:rPr>
@@ -5000,12 +5341,14 @@
     </w:tblStylePr>
     <w:tblStylePr w:type="firstCol">
       <w:rPr>
+        <w:rFonts w:eastAsia="黑体"/>
         <w:b/>
         <w:bCs/>
       </w:rPr>
     </w:tblStylePr>
     <w:tblStylePr w:type="lastCol">
       <w:rPr>
+        <w:rFonts w:eastAsia="黑体"/>
         <w:b/>
         <w:bCs/>
       </w:rPr>
@@ -5065,6 +5408,7 @@
         <w:spacing w:after="0" w:before="0" w:line="240" w:lineRule="auto"/>
       </w:pPr>
       <w:rPr>
+        <w:rFonts w:eastAsia="黑体"/>
         <w:b/>
         <w:bCs/>
         <w:color w:themeColor="background1" w:val="FFFFFF"/>
@@ -5079,6 +5423,7 @@
         <w:spacing w:after="0" w:before="0" w:line="240" w:lineRule="auto"/>
       </w:pPr>
       <w:rPr>
+        <w:rFonts w:eastAsia="黑体"/>
         <w:b/>
         <w:bCs/>
       </w:rPr>
@@ -5094,12 +5439,14 @@
     </w:tblStylePr>
     <w:tblStylePr w:type="firstCol">
       <w:rPr>
+        <w:rFonts w:eastAsia="黑体"/>
         <w:b/>
         <w:bCs/>
       </w:rPr>
     </w:tblStylePr>
     <w:tblStylePr w:type="lastCol">
       <w:rPr>
+        <w:rFonts w:eastAsia="黑体"/>
         <w:b/>
         <w:bCs/>
       </w:rPr>
@@ -5157,6 +5504,7 @@
         <w:spacing w:after="0" w:before="0" w:line="240" w:lineRule="auto"/>
       </w:pPr>
       <w:rPr>
+        <w:rFonts w:eastAsia="黑体"/>
         <w:b/>
         <w:bCs/>
         <w:color w:themeColor="background1" w:val="FFFFFF"/>
@@ -5171,6 +5519,7 @@
         <w:spacing w:after="0" w:before="0" w:line="240" w:lineRule="auto"/>
       </w:pPr>
       <w:rPr>
+        <w:rFonts w:eastAsia="黑体"/>
         <w:b/>
         <w:bCs/>
       </w:rPr>
@@ -5186,12 +5535,14 @@
     </w:tblStylePr>
     <w:tblStylePr w:type="firstCol">
       <w:rPr>
+        <w:rFonts w:eastAsia="黑体"/>
         <w:b/>
         <w:bCs/>
       </w:rPr>
     </w:tblStylePr>
     <w:tblStylePr w:type="lastCol">
       <w:rPr>
+        <w:rFonts w:eastAsia="黑体"/>
         <w:b/>
         <w:bCs/>
       </w:rPr>
@@ -5249,6 +5600,7 @@
         <w:spacing w:after="0" w:before="0" w:line="240" w:lineRule="auto"/>
       </w:pPr>
       <w:rPr>
+        <w:rFonts w:eastAsia="黑体"/>
         <w:b/>
         <w:bCs/>
         <w:color w:themeColor="background1" w:val="FFFFFF"/>
@@ -5263,6 +5615,7 @@
         <w:spacing w:after="0" w:before="0" w:line="240" w:lineRule="auto"/>
       </w:pPr>
       <w:rPr>
+        <w:rFonts w:eastAsia="黑体"/>
         <w:b/>
         <w:bCs/>
       </w:rPr>
@@ -5278,12 +5631,14 @@
     </w:tblStylePr>
     <w:tblStylePr w:type="firstCol">
       <w:rPr>
+        <w:rFonts w:eastAsia="黑体"/>
         <w:b/>
         <w:bCs/>
       </w:rPr>
     </w:tblStylePr>
     <w:tblStylePr w:type="lastCol">
       <w:rPr>
+        <w:rFonts w:eastAsia="黑体"/>
         <w:b/>
         <w:bCs/>
       </w:rPr>
@@ -5341,6 +5696,7 @@
         <w:spacing w:after="0" w:before="0" w:line="240" w:lineRule="auto"/>
       </w:pPr>
       <w:rPr>
+        <w:rFonts w:eastAsia="黑体"/>
         <w:b/>
         <w:bCs/>
         <w:color w:themeColor="background1" w:val="FFFFFF"/>
@@ -5355,6 +5711,7 @@
         <w:spacing w:after="0" w:before="0" w:line="240" w:lineRule="auto"/>
       </w:pPr>
       <w:rPr>
+        <w:rFonts w:eastAsia="黑体"/>
         <w:b/>
         <w:bCs/>
       </w:rPr>
@@ -5370,12 +5727,14 @@
     </w:tblStylePr>
     <w:tblStylePr w:type="firstCol">
       <w:rPr>
+        <w:rFonts w:eastAsia="黑体"/>
         <w:b/>
         <w:bCs/>
       </w:rPr>
     </w:tblStylePr>
     <w:tblStylePr w:type="lastCol">
       <w:rPr>
+        <w:rFonts w:eastAsia="黑体"/>
         <w:b/>
         <w:bCs/>
       </w:rPr>
@@ -5433,6 +5792,7 @@
         <w:spacing w:after="0" w:before="0" w:line="240" w:lineRule="auto"/>
       </w:pPr>
       <w:rPr>
+        <w:rFonts w:eastAsia="黑体"/>
         <w:b/>
         <w:bCs/>
         <w:color w:themeColor="background1" w:val="FFFFFF"/>
@@ -5447,6 +5807,7 @@
         <w:spacing w:after="0" w:before="0" w:line="240" w:lineRule="auto"/>
       </w:pPr>
       <w:rPr>
+        <w:rFonts w:eastAsia="黑体"/>
         <w:b/>
         <w:bCs/>
       </w:rPr>
@@ -5462,12 +5823,14 @@
     </w:tblStylePr>
     <w:tblStylePr w:type="firstCol">
       <w:rPr>
+        <w:rFonts w:eastAsia="黑体"/>
         <w:b/>
         <w:bCs/>
       </w:rPr>
     </w:tblStylePr>
     <w:tblStylePr w:type="lastCol">
       <w:rPr>
+        <w:rFonts w:eastAsia="黑体"/>
         <w:b/>
         <w:bCs/>
       </w:rPr>
@@ -5525,6 +5888,7 @@
         <w:spacing w:after="0" w:before="0" w:line="240" w:lineRule="auto"/>
       </w:pPr>
       <w:rPr>
+        <w:rFonts w:eastAsia="黑体"/>
         <w:b/>
         <w:bCs/>
         <w:color w:themeColor="background1" w:val="FFFFFF"/>
@@ -5539,6 +5903,7 @@
         <w:spacing w:after="0" w:before="0" w:line="240" w:lineRule="auto"/>
       </w:pPr>
       <w:rPr>
+        <w:rFonts w:eastAsia="黑体"/>
         <w:b/>
         <w:bCs/>
       </w:rPr>
@@ -5554,12 +5919,14 @@
     </w:tblStylePr>
     <w:tblStylePr w:type="firstCol">
       <w:rPr>
+        <w:rFonts w:eastAsia="黑体"/>
         <w:b/>
         <w:bCs/>
       </w:rPr>
     </w:tblStylePr>
     <w:tblStylePr w:type="lastCol">
       <w:rPr>
+        <w:rFonts w:eastAsia="黑体"/>
         <w:b/>
         <w:bCs/>
       </w:rPr>
@@ -5617,6 +5984,7 @@
         <w:spacing w:after="0" w:before="0" w:line="240" w:lineRule="auto"/>
       </w:pPr>
       <w:rPr>
+        <w:rFonts w:eastAsia="黑体"/>
         <w:b/>
         <w:bCs/>
         <w:color w:themeColor="background1" w:val="FFFFFF"/>
@@ -5631,6 +5999,7 @@
         <w:spacing w:after="0" w:before="0" w:line="240" w:lineRule="auto"/>
       </w:pPr>
       <w:rPr>
+        <w:rFonts w:eastAsia="黑体"/>
         <w:b/>
         <w:bCs/>
       </w:rPr>
@@ -5646,12 +6015,14 @@
     </w:tblStylePr>
     <w:tblStylePr w:type="firstCol">
       <w:rPr>
+        <w:rFonts w:eastAsia="黑体"/>
         <w:b/>
         <w:bCs/>
       </w:rPr>
     </w:tblStylePr>
     <w:tblStylePr w:type="lastCol">
       <w:rPr>
+        <w:rFonts w:eastAsia="黑体"/>
         <w:b/>
         <w:bCs/>
       </w:rPr>
@@ -5711,7 +6082,7 @@
         <w:spacing w:after="0" w:before="0" w:line="240" w:lineRule="auto"/>
       </w:pPr>
       <w:rPr>
-        <w:rFonts w:asciiTheme="majorHAnsi" w:cstheme="majorBidi" w:eastAsiaTheme="majorEastAsia" w:hAnsiTheme="majorHAnsi"/>
+        <w:rFonts w:asciiTheme="majorHAnsi" w:cstheme="majorBidi" w:hAnsiTheme="majorHAnsi" w:eastAsia="黑体"/>
         <w:b/>
         <w:bCs/>
       </w:rPr>
@@ -5732,7 +6103,7 @@
         <w:spacing w:after="0" w:before="0" w:line="240" w:lineRule="auto"/>
       </w:pPr>
       <w:rPr>
-        <w:rFonts w:asciiTheme="majorHAnsi" w:cstheme="majorBidi" w:eastAsiaTheme="majorEastAsia" w:hAnsiTheme="majorHAnsi"/>
+        <w:rFonts w:asciiTheme="majorHAnsi" w:cstheme="majorBidi" w:hAnsiTheme="majorHAnsi" w:eastAsia="黑体"/>
         <w:b/>
         <w:bCs/>
       </w:rPr>
@@ -5750,14 +6121,14 @@
     </w:tblStylePr>
     <w:tblStylePr w:type="firstCol">
       <w:rPr>
-        <w:rFonts w:asciiTheme="majorHAnsi" w:cstheme="majorBidi" w:eastAsiaTheme="majorEastAsia" w:hAnsiTheme="majorHAnsi"/>
+        <w:rFonts w:asciiTheme="majorHAnsi" w:cstheme="majorBidi" w:hAnsiTheme="majorHAnsi" w:eastAsia="黑体"/>
         <w:b/>
         <w:bCs/>
       </w:rPr>
     </w:tblStylePr>
     <w:tblStylePr w:type="lastCol">
       <w:rPr>
-        <w:rFonts w:asciiTheme="majorHAnsi" w:cstheme="majorBidi" w:eastAsiaTheme="majorEastAsia" w:hAnsiTheme="majorHAnsi"/>
+        <w:rFonts w:asciiTheme="majorHAnsi" w:cstheme="majorBidi" w:hAnsiTheme="majorHAnsi" w:eastAsia="黑体"/>
         <w:b/>
         <w:bCs/>
       </w:rPr>
@@ -5841,7 +6212,7 @@
         <w:spacing w:after="0" w:before="0" w:line="240" w:lineRule="auto"/>
       </w:pPr>
       <w:rPr>
-        <w:rFonts w:asciiTheme="majorHAnsi" w:cstheme="majorBidi" w:eastAsiaTheme="majorEastAsia" w:hAnsiTheme="majorHAnsi"/>
+        <w:rFonts w:asciiTheme="majorHAnsi" w:cstheme="majorBidi" w:hAnsiTheme="majorHAnsi" w:eastAsia="黑体"/>
         <w:b/>
         <w:bCs/>
       </w:rPr>
@@ -5862,7 +6233,7 @@
         <w:spacing w:after="0" w:before="0" w:line="240" w:lineRule="auto"/>
       </w:pPr>
       <w:rPr>
-        <w:rFonts w:asciiTheme="majorHAnsi" w:cstheme="majorBidi" w:eastAsiaTheme="majorEastAsia" w:hAnsiTheme="majorHAnsi"/>
+        <w:rFonts w:asciiTheme="majorHAnsi" w:cstheme="majorBidi" w:hAnsiTheme="majorHAnsi" w:eastAsia="黑体"/>
         <w:b/>
         <w:bCs/>
       </w:rPr>
@@ -5880,14 +6251,14 @@
     </w:tblStylePr>
     <w:tblStylePr w:type="firstCol">
       <w:rPr>
-        <w:rFonts w:asciiTheme="majorHAnsi" w:cstheme="majorBidi" w:eastAsiaTheme="majorEastAsia" w:hAnsiTheme="majorHAnsi"/>
+        <w:rFonts w:asciiTheme="majorHAnsi" w:cstheme="majorBidi" w:hAnsiTheme="majorHAnsi" w:eastAsia="黑体"/>
         <w:b/>
         <w:bCs/>
       </w:rPr>
     </w:tblStylePr>
     <w:tblStylePr w:type="lastCol">
       <w:rPr>
-        <w:rFonts w:asciiTheme="majorHAnsi" w:cstheme="majorBidi" w:eastAsiaTheme="majorEastAsia" w:hAnsiTheme="majorHAnsi"/>
+        <w:rFonts w:asciiTheme="majorHAnsi" w:cstheme="majorBidi" w:hAnsiTheme="majorHAnsi" w:eastAsia="黑体"/>
         <w:b/>
         <w:bCs/>
       </w:rPr>
@@ -5971,7 +6342,7 @@
         <w:spacing w:after="0" w:before="0" w:line="240" w:lineRule="auto"/>
       </w:pPr>
       <w:rPr>
-        <w:rFonts w:asciiTheme="majorHAnsi" w:cstheme="majorBidi" w:eastAsiaTheme="majorEastAsia" w:hAnsiTheme="majorHAnsi"/>
+        <w:rFonts w:asciiTheme="majorHAnsi" w:cstheme="majorBidi" w:hAnsiTheme="majorHAnsi" w:eastAsia="黑体"/>
         <w:b/>
         <w:bCs/>
       </w:rPr>
@@ -5992,7 +6363,7 @@
         <w:spacing w:after="0" w:before="0" w:line="240" w:lineRule="auto"/>
       </w:pPr>
       <w:rPr>
-        <w:rFonts w:asciiTheme="majorHAnsi" w:cstheme="majorBidi" w:eastAsiaTheme="majorEastAsia" w:hAnsiTheme="majorHAnsi"/>
+        <w:rFonts w:asciiTheme="majorHAnsi" w:cstheme="majorBidi" w:hAnsiTheme="majorHAnsi" w:eastAsia="黑体"/>
         <w:b/>
         <w:bCs/>
       </w:rPr>
@@ -6010,14 +6381,14 @@
     </w:tblStylePr>
     <w:tblStylePr w:type="firstCol">
       <w:rPr>
-        <w:rFonts w:asciiTheme="majorHAnsi" w:cstheme="majorBidi" w:eastAsiaTheme="majorEastAsia" w:hAnsiTheme="majorHAnsi"/>
+        <w:rFonts w:asciiTheme="majorHAnsi" w:cstheme="majorBidi" w:hAnsiTheme="majorHAnsi" w:eastAsia="黑体"/>
         <w:b/>
         <w:bCs/>
       </w:rPr>
     </w:tblStylePr>
     <w:tblStylePr w:type="lastCol">
       <w:rPr>
-        <w:rFonts w:asciiTheme="majorHAnsi" w:cstheme="majorBidi" w:eastAsiaTheme="majorEastAsia" w:hAnsiTheme="majorHAnsi"/>
+        <w:rFonts w:asciiTheme="majorHAnsi" w:cstheme="majorBidi" w:hAnsiTheme="majorHAnsi" w:eastAsia="黑体"/>
         <w:b/>
         <w:bCs/>
       </w:rPr>
@@ -6101,7 +6472,7 @@
         <w:spacing w:after="0" w:before="0" w:line="240" w:lineRule="auto"/>
       </w:pPr>
       <w:rPr>
-        <w:rFonts w:asciiTheme="majorHAnsi" w:cstheme="majorBidi" w:eastAsiaTheme="majorEastAsia" w:hAnsiTheme="majorHAnsi"/>
+        <w:rFonts w:asciiTheme="majorHAnsi" w:cstheme="majorBidi" w:hAnsiTheme="majorHAnsi" w:eastAsia="黑体"/>
         <w:b/>
         <w:bCs/>
       </w:rPr>
@@ -6122,7 +6493,7 @@
         <w:spacing w:after="0" w:before="0" w:line="240" w:lineRule="auto"/>
       </w:pPr>
       <w:rPr>
-        <w:rFonts w:asciiTheme="majorHAnsi" w:cstheme="majorBidi" w:eastAsiaTheme="majorEastAsia" w:hAnsiTheme="majorHAnsi"/>
+        <w:rFonts w:asciiTheme="majorHAnsi" w:cstheme="majorBidi" w:hAnsiTheme="majorHAnsi" w:eastAsia="黑体"/>
         <w:b/>
         <w:bCs/>
       </w:rPr>
@@ -6140,14 +6511,14 @@
     </w:tblStylePr>
     <w:tblStylePr w:type="firstCol">
       <w:rPr>
-        <w:rFonts w:asciiTheme="majorHAnsi" w:cstheme="majorBidi" w:eastAsiaTheme="majorEastAsia" w:hAnsiTheme="majorHAnsi"/>
+        <w:rFonts w:asciiTheme="majorHAnsi" w:cstheme="majorBidi" w:hAnsiTheme="majorHAnsi" w:eastAsia="黑体"/>
         <w:b/>
         <w:bCs/>
       </w:rPr>
     </w:tblStylePr>
     <w:tblStylePr w:type="lastCol">
       <w:rPr>
-        <w:rFonts w:asciiTheme="majorHAnsi" w:cstheme="majorBidi" w:eastAsiaTheme="majorEastAsia" w:hAnsiTheme="majorHAnsi"/>
+        <w:rFonts w:asciiTheme="majorHAnsi" w:cstheme="majorBidi" w:hAnsiTheme="majorHAnsi" w:eastAsia="黑体"/>
         <w:b/>
         <w:bCs/>
       </w:rPr>
@@ -6231,7 +6602,7 @@
         <w:spacing w:after="0" w:before="0" w:line="240" w:lineRule="auto"/>
       </w:pPr>
       <w:rPr>
-        <w:rFonts w:asciiTheme="majorHAnsi" w:cstheme="majorBidi" w:eastAsiaTheme="majorEastAsia" w:hAnsiTheme="majorHAnsi"/>
+        <w:rFonts w:asciiTheme="majorHAnsi" w:cstheme="majorBidi" w:hAnsiTheme="majorHAnsi" w:eastAsia="黑体"/>
         <w:b/>
         <w:bCs/>
       </w:rPr>
@@ -6252,7 +6623,7 @@
         <w:spacing w:after="0" w:before="0" w:line="240" w:lineRule="auto"/>
       </w:pPr>
       <w:rPr>
-        <w:rFonts w:asciiTheme="majorHAnsi" w:cstheme="majorBidi" w:eastAsiaTheme="majorEastAsia" w:hAnsiTheme="majorHAnsi"/>
+        <w:rFonts w:asciiTheme="majorHAnsi" w:cstheme="majorBidi" w:hAnsiTheme="majorHAnsi" w:eastAsia="黑体"/>
         <w:b/>
         <w:bCs/>
       </w:rPr>
@@ -6270,14 +6641,14 @@
     </w:tblStylePr>
     <w:tblStylePr w:type="firstCol">
       <w:rPr>
-        <w:rFonts w:asciiTheme="majorHAnsi" w:cstheme="majorBidi" w:eastAsiaTheme="majorEastAsia" w:hAnsiTheme="majorHAnsi"/>
+        <w:rFonts w:asciiTheme="majorHAnsi" w:cstheme="majorBidi" w:hAnsiTheme="majorHAnsi" w:eastAsia="黑体"/>
         <w:b/>
         <w:bCs/>
       </w:rPr>
     </w:tblStylePr>
     <w:tblStylePr w:type="lastCol">
       <w:rPr>
-        <w:rFonts w:asciiTheme="majorHAnsi" w:cstheme="majorBidi" w:eastAsiaTheme="majorEastAsia" w:hAnsiTheme="majorHAnsi"/>
+        <w:rFonts w:asciiTheme="majorHAnsi" w:cstheme="majorBidi" w:hAnsiTheme="majorHAnsi" w:eastAsia="黑体"/>
         <w:b/>
         <w:bCs/>
       </w:rPr>
@@ -6361,7 +6732,7 @@
         <w:spacing w:after="0" w:before="0" w:line="240" w:lineRule="auto"/>
       </w:pPr>
       <w:rPr>
-        <w:rFonts w:asciiTheme="majorHAnsi" w:cstheme="majorBidi" w:eastAsiaTheme="majorEastAsia" w:hAnsiTheme="majorHAnsi"/>
+        <w:rFonts w:asciiTheme="majorHAnsi" w:cstheme="majorBidi" w:hAnsiTheme="majorHAnsi" w:eastAsia="黑体"/>
         <w:b/>
         <w:bCs/>
       </w:rPr>
@@ -6382,7 +6753,7 @@
         <w:spacing w:after="0" w:before="0" w:line="240" w:lineRule="auto"/>
       </w:pPr>
       <w:rPr>
-        <w:rFonts w:asciiTheme="majorHAnsi" w:cstheme="majorBidi" w:eastAsiaTheme="majorEastAsia" w:hAnsiTheme="majorHAnsi"/>
+        <w:rFonts w:asciiTheme="majorHAnsi" w:cstheme="majorBidi" w:hAnsiTheme="majorHAnsi" w:eastAsia="黑体"/>
         <w:b/>
         <w:bCs/>
       </w:rPr>
@@ -6400,14 +6771,14 @@
     </w:tblStylePr>
     <w:tblStylePr w:type="firstCol">
       <w:rPr>
-        <w:rFonts w:asciiTheme="majorHAnsi" w:cstheme="majorBidi" w:eastAsiaTheme="majorEastAsia" w:hAnsiTheme="majorHAnsi"/>
+        <w:rFonts w:asciiTheme="majorHAnsi" w:cstheme="majorBidi" w:hAnsiTheme="majorHAnsi" w:eastAsia="黑体"/>
         <w:b/>
         <w:bCs/>
       </w:rPr>
     </w:tblStylePr>
     <w:tblStylePr w:type="lastCol">
       <w:rPr>
-        <w:rFonts w:asciiTheme="majorHAnsi" w:cstheme="majorBidi" w:eastAsiaTheme="majorEastAsia" w:hAnsiTheme="majorHAnsi"/>
+        <w:rFonts w:asciiTheme="majorHAnsi" w:cstheme="majorBidi" w:hAnsiTheme="majorHAnsi" w:eastAsia="黑体"/>
         <w:b/>
         <w:bCs/>
       </w:rPr>
@@ -6491,7 +6862,7 @@
         <w:spacing w:after="0" w:before="0" w:line="240" w:lineRule="auto"/>
       </w:pPr>
       <w:rPr>
-        <w:rFonts w:asciiTheme="majorHAnsi" w:cstheme="majorBidi" w:eastAsiaTheme="majorEastAsia" w:hAnsiTheme="majorHAnsi"/>
+        <w:rFonts w:asciiTheme="majorHAnsi" w:cstheme="majorBidi" w:hAnsiTheme="majorHAnsi" w:eastAsia="黑体"/>
         <w:b/>
         <w:bCs/>
       </w:rPr>
@@ -6512,7 +6883,7 @@
         <w:spacing w:after="0" w:before="0" w:line="240" w:lineRule="auto"/>
       </w:pPr>
       <w:rPr>
-        <w:rFonts w:asciiTheme="majorHAnsi" w:cstheme="majorBidi" w:eastAsiaTheme="majorEastAsia" w:hAnsiTheme="majorHAnsi"/>
+        <w:rFonts w:asciiTheme="majorHAnsi" w:cstheme="majorBidi" w:hAnsiTheme="majorHAnsi" w:eastAsia="黑体"/>
         <w:b/>
         <w:bCs/>
       </w:rPr>
@@ -6530,14 +6901,14 @@
     </w:tblStylePr>
     <w:tblStylePr w:type="firstCol">
       <w:rPr>
-        <w:rFonts w:asciiTheme="majorHAnsi" w:cstheme="majorBidi" w:eastAsiaTheme="majorEastAsia" w:hAnsiTheme="majorHAnsi"/>
+        <w:rFonts w:asciiTheme="majorHAnsi" w:cstheme="majorBidi" w:hAnsiTheme="majorHAnsi" w:eastAsia="黑体"/>
         <w:b/>
         <w:bCs/>
       </w:rPr>
     </w:tblStylePr>
     <w:tblStylePr w:type="lastCol">
       <w:rPr>
-        <w:rFonts w:asciiTheme="majorHAnsi" w:cstheme="majorBidi" w:eastAsiaTheme="majorEastAsia" w:hAnsiTheme="majorHAnsi"/>
+        <w:rFonts w:asciiTheme="majorHAnsi" w:cstheme="majorBidi" w:hAnsiTheme="majorHAnsi" w:eastAsia="黑体"/>
         <w:b/>
         <w:bCs/>
       </w:rPr>
@@ -6620,6 +6991,7 @@
         <w:spacing w:after="0" w:before="0" w:line="240" w:lineRule="auto"/>
       </w:pPr>
       <w:rPr>
+        <w:rFonts w:eastAsia="黑体"/>
         <w:b/>
         <w:bCs/>
         <w:color w:themeColor="background1" w:val="FFFFFF"/>
@@ -6642,6 +7014,7 @@
         <w:spacing w:after="0" w:before="0" w:line="240" w:lineRule="auto"/>
       </w:pPr>
       <w:rPr>
+        <w:rFonts w:eastAsia="黑体"/>
         <w:b/>
         <w:bCs/>
       </w:rPr>
@@ -6659,12 +7032,14 @@
     </w:tblStylePr>
     <w:tblStylePr w:type="firstCol">
       <w:rPr>
+        <w:rFonts w:eastAsia="黑体"/>
         <w:b/>
         <w:bCs/>
       </w:rPr>
     </w:tblStylePr>
     <w:tblStylePr w:type="lastCol">
       <w:rPr>
+        <w:rFonts w:eastAsia="黑体"/>
         <w:b/>
         <w:bCs/>
       </w:rPr>
@@ -6726,6 +7101,7 @@
         <w:spacing w:after="0" w:before="0" w:line="240" w:lineRule="auto"/>
       </w:pPr>
       <w:rPr>
+        <w:rFonts w:eastAsia="黑体"/>
         <w:b/>
         <w:bCs/>
         <w:color w:themeColor="background1" w:val="FFFFFF"/>
@@ -6748,6 +7124,7 @@
         <w:spacing w:after="0" w:before="0" w:line="240" w:lineRule="auto"/>
       </w:pPr>
       <w:rPr>
+        <w:rFonts w:eastAsia="黑体"/>
         <w:b/>
         <w:bCs/>
       </w:rPr>
@@ -6765,12 +7142,14 @@
     </w:tblStylePr>
     <w:tblStylePr w:type="firstCol">
       <w:rPr>
+        <w:rFonts w:eastAsia="黑体"/>
         <w:b/>
         <w:bCs/>
       </w:rPr>
     </w:tblStylePr>
     <w:tblStylePr w:type="lastCol">
       <w:rPr>
+        <w:rFonts w:eastAsia="黑体"/>
         <w:b/>
         <w:bCs/>
       </w:rPr>
@@ -6832,6 +7211,7 @@
         <w:spacing w:after="0" w:before="0" w:line="240" w:lineRule="auto"/>
       </w:pPr>
       <w:rPr>
+        <w:rFonts w:eastAsia="黑体"/>
         <w:b/>
         <w:bCs/>
         <w:color w:themeColor="background1" w:val="FFFFFF"/>
@@ -6854,6 +7234,7 @@
         <w:spacing w:after="0" w:before="0" w:line="240" w:lineRule="auto"/>
       </w:pPr>
       <w:rPr>
+        <w:rFonts w:eastAsia="黑体"/>
         <w:b/>
         <w:bCs/>
       </w:rPr>
@@ -6871,12 +7252,14 @@
     </w:tblStylePr>
     <w:tblStylePr w:type="firstCol">
       <w:rPr>
+        <w:rFonts w:eastAsia="黑体"/>
         <w:b/>
         <w:bCs/>
       </w:rPr>
     </w:tblStylePr>
     <w:tblStylePr w:type="lastCol">
       <w:rPr>
+        <w:rFonts w:eastAsia="黑体"/>
         <w:b/>
         <w:bCs/>
       </w:rPr>
@@ -6938,6 +7321,7 @@
         <w:spacing w:after="0" w:before="0" w:line="240" w:lineRule="auto"/>
       </w:pPr>
       <w:rPr>
+        <w:rFonts w:eastAsia="黑体"/>
         <w:b/>
         <w:bCs/>
         <w:color w:themeColor="background1" w:val="FFFFFF"/>
@@ -6960,6 +7344,7 @@
         <w:spacing w:after="0" w:before="0" w:line="240" w:lineRule="auto"/>
       </w:pPr>
       <w:rPr>
+        <w:rFonts w:eastAsia="黑体"/>
         <w:b/>
         <w:bCs/>
       </w:rPr>
@@ -6977,12 +7362,14 @@
     </w:tblStylePr>
     <w:tblStylePr w:type="firstCol">
       <w:rPr>
+        <w:rFonts w:eastAsia="黑体"/>
         <w:b/>
         <w:bCs/>
       </w:rPr>
     </w:tblStylePr>
     <w:tblStylePr w:type="lastCol">
       <w:rPr>
+        <w:rFonts w:eastAsia="黑体"/>
         <w:b/>
         <w:bCs/>
       </w:rPr>
@@ -7044,6 +7431,7 @@
         <w:spacing w:after="0" w:before="0" w:line="240" w:lineRule="auto"/>
       </w:pPr>
       <w:rPr>
+        <w:rFonts w:eastAsia="黑体"/>
         <w:b/>
         <w:bCs/>
         <w:color w:themeColor="background1" w:val="FFFFFF"/>
@@ -7066,6 +7454,7 @@
         <w:spacing w:after="0" w:before="0" w:line="240" w:lineRule="auto"/>
       </w:pPr>
       <w:rPr>
+        <w:rFonts w:eastAsia="黑体"/>
         <w:b/>
         <w:bCs/>
       </w:rPr>
@@ -7083,12 +7472,14 @@
     </w:tblStylePr>
     <w:tblStylePr w:type="firstCol">
       <w:rPr>
+        <w:rFonts w:eastAsia="黑体"/>
         <w:b/>
         <w:bCs/>
       </w:rPr>
     </w:tblStylePr>
     <w:tblStylePr w:type="lastCol">
       <w:rPr>
+        <w:rFonts w:eastAsia="黑体"/>
         <w:b/>
         <w:bCs/>
       </w:rPr>
@@ -7150,6 +7541,7 @@
         <w:spacing w:after="0" w:before="0" w:line="240" w:lineRule="auto"/>
       </w:pPr>
       <w:rPr>
+        <w:rFonts w:eastAsia="黑体"/>
         <w:b/>
         <w:bCs/>
         <w:color w:themeColor="background1" w:val="FFFFFF"/>
@@ -7172,6 +7564,7 @@
         <w:spacing w:after="0" w:before="0" w:line="240" w:lineRule="auto"/>
       </w:pPr>
       <w:rPr>
+        <w:rFonts w:eastAsia="黑体"/>
         <w:b/>
         <w:bCs/>
       </w:rPr>
@@ -7189,12 +7582,14 @@
     </w:tblStylePr>
     <w:tblStylePr w:type="firstCol">
       <w:rPr>
+        <w:rFonts w:eastAsia="黑体"/>
         <w:b/>
         <w:bCs/>
       </w:rPr>
     </w:tblStylePr>
     <w:tblStylePr w:type="lastCol">
       <w:rPr>
+        <w:rFonts w:eastAsia="黑体"/>
         <w:b/>
         <w:bCs/>
       </w:rPr>
@@ -7256,6 +7651,7 @@
         <w:spacing w:after="0" w:before="0" w:line="240" w:lineRule="auto"/>
       </w:pPr>
       <w:rPr>
+        <w:rFonts w:eastAsia="黑体"/>
         <w:b/>
         <w:bCs/>
         <w:color w:themeColor="background1" w:val="FFFFFF"/>
@@ -7278,6 +7674,7 @@
         <w:spacing w:after="0" w:before="0" w:line="240" w:lineRule="auto"/>
       </w:pPr>
       <w:rPr>
+        <w:rFonts w:eastAsia="黑体"/>
         <w:b/>
         <w:bCs/>
       </w:rPr>
@@ -7295,12 +7692,14 @@
     </w:tblStylePr>
     <w:tblStylePr w:type="firstCol">
       <w:rPr>
+        <w:rFonts w:eastAsia="黑体"/>
         <w:b/>
         <w:bCs/>
       </w:rPr>
     </w:tblStylePr>
     <w:tblStylePr w:type="lastCol">
       <w:rPr>
+        <w:rFonts w:eastAsia="黑体"/>
         <w:b/>
         <w:bCs/>
       </w:rPr>
@@ -7359,6 +7758,7 @@
         <w:spacing w:after="0" w:before="0" w:line="240" w:lineRule="auto"/>
       </w:pPr>
       <w:rPr>
+        <w:rFonts w:eastAsia="黑体"/>
         <w:b/>
         <w:bCs/>
         <w:color w:themeColor="background1" w:val="FFFFFF"/>
@@ -7381,6 +7781,7 @@
         <w:spacing w:after="0" w:before="0" w:line="240" w:lineRule="auto"/>
       </w:pPr>
       <w:rPr>
+        <w:rFonts w:eastAsia="黑体"/>
         <w:color w:val="auto"/>
       </w:rPr>
       <w:tblPr/>
@@ -7398,6 +7799,7 @@
     </w:tblStylePr>
     <w:tblStylePr w:type="firstCol">
       <w:rPr>
+        <w:rFonts w:eastAsia="黑体"/>
         <w:b/>
         <w:bCs/>
         <w:color w:themeColor="background1" w:val="FFFFFF"/>
@@ -7417,6 +7819,7 @@
     </w:tblStylePr>
     <w:tblStylePr w:type="lastCol">
       <w:rPr>
+        <w:rFonts w:eastAsia="黑体"/>
         <w:b/>
         <w:bCs/>
         <w:color w:themeColor="background1" w:val="FFFFFF"/>
@@ -7465,6 +7868,7 @@
     </w:tblStylePr>
     <w:tblStylePr w:type="nwCell">
       <w:rPr>
+        <w:rFonts w:eastAsia="黑体"/>
         <w:color w:themeColor="background1" w:val="FFFFFF"/>
       </w:rPr>
       <w:tblPr/>
@@ -7508,6 +7912,7 @@
         <w:spacing w:after="0" w:before="0" w:line="240" w:lineRule="auto"/>
       </w:pPr>
       <w:rPr>
+        <w:rFonts w:eastAsia="黑体"/>
         <w:b/>
         <w:bCs/>
         <w:color w:themeColor="background1" w:val="FFFFFF"/>
@@ -7530,6 +7935,7 @@
         <w:spacing w:after="0" w:before="0" w:line="240" w:lineRule="auto"/>
       </w:pPr>
       <w:rPr>
+        <w:rFonts w:eastAsia="黑体"/>
         <w:color w:val="auto"/>
       </w:rPr>
       <w:tblPr/>
@@ -7547,6 +7953,7 @@
     </w:tblStylePr>
     <w:tblStylePr w:type="firstCol">
       <w:rPr>
+        <w:rFonts w:eastAsia="黑体"/>
         <w:b/>
         <w:bCs/>
         <w:color w:themeColor="background1" w:val="FFFFFF"/>
@@ -7566,6 +7973,7 @@
     </w:tblStylePr>
     <w:tblStylePr w:type="lastCol">
       <w:rPr>
+        <w:rFonts w:eastAsia="黑体"/>
         <w:b/>
         <w:bCs/>
         <w:color w:themeColor="background1" w:val="FFFFFF"/>
@@ -7614,6 +8022,7 @@
     </w:tblStylePr>
     <w:tblStylePr w:type="nwCell">
       <w:rPr>
+        <w:rFonts w:eastAsia="黑体"/>
         <w:color w:themeColor="background1" w:val="FFFFFF"/>
       </w:rPr>
       <w:tblPr/>
@@ -7657,6 +8066,7 @@
         <w:spacing w:after="0" w:before="0" w:line="240" w:lineRule="auto"/>
       </w:pPr>
       <w:rPr>
+        <w:rFonts w:eastAsia="黑体"/>
         <w:b/>
         <w:bCs/>
         <w:color w:themeColor="background1" w:val="FFFFFF"/>
@@ -7679,6 +8089,7 @@
         <w:spacing w:after="0" w:before="0" w:line="240" w:lineRule="auto"/>
       </w:pPr>
       <w:rPr>
+        <w:rFonts w:eastAsia="黑体"/>
         <w:color w:val="auto"/>
       </w:rPr>
       <w:tblPr/>
@@ -7696,6 +8107,7 @@
     </w:tblStylePr>
     <w:tblStylePr w:type="firstCol">
       <w:rPr>
+        <w:rFonts w:eastAsia="黑体"/>
         <w:b/>
         <w:bCs/>
         <w:color w:themeColor="background1" w:val="FFFFFF"/>
@@ -7715,6 +8127,7 @@
     </w:tblStylePr>
     <w:tblStylePr w:type="lastCol">
       <w:rPr>
+        <w:rFonts w:eastAsia="黑体"/>
         <w:b/>
         <w:bCs/>
         <w:color w:themeColor="background1" w:val="FFFFFF"/>
@@ -7763,6 +8176,7 @@
     </w:tblStylePr>
     <w:tblStylePr w:type="nwCell">
       <w:rPr>
+        <w:rFonts w:eastAsia="黑体"/>
         <w:color w:themeColor="background1" w:val="FFFFFF"/>
       </w:rPr>
       <w:tblPr/>
@@ -7806,6 +8220,7 @@
         <w:spacing w:after="0" w:before="0" w:line="240" w:lineRule="auto"/>
       </w:pPr>
       <w:rPr>
+        <w:rFonts w:eastAsia="黑体"/>
         <w:b/>
         <w:bCs/>
         <w:color w:themeColor="background1" w:val="FFFFFF"/>
@@ -7828,6 +8243,7 @@
         <w:spacing w:after="0" w:before="0" w:line="240" w:lineRule="auto"/>
       </w:pPr>
       <w:rPr>
+        <w:rFonts w:eastAsia="黑体"/>
         <w:color w:val="auto"/>
       </w:rPr>
       <w:tblPr/>
@@ -7845,6 +8261,7 @@
     </w:tblStylePr>
     <w:tblStylePr w:type="firstCol">
       <w:rPr>
+        <w:rFonts w:eastAsia="黑体"/>
         <w:b/>
         <w:bCs/>
         <w:color w:themeColor="background1" w:val="FFFFFF"/>
@@ -7864,6 +8281,7 @@
     </w:tblStylePr>
     <w:tblStylePr w:type="lastCol">
       <w:rPr>
+        <w:rFonts w:eastAsia="黑体"/>
         <w:b/>
         <w:bCs/>
         <w:color w:themeColor="background1" w:val="FFFFFF"/>
@@ -7912,6 +8330,7 @@
     </w:tblStylePr>
     <w:tblStylePr w:type="nwCell">
       <w:rPr>
+        <w:rFonts w:eastAsia="黑体"/>
         <w:color w:themeColor="background1" w:val="FFFFFF"/>
       </w:rPr>
       <w:tblPr/>
@@ -7955,6 +8374,7 @@
         <w:spacing w:after="0" w:before="0" w:line="240" w:lineRule="auto"/>
       </w:pPr>
       <w:rPr>
+        <w:rFonts w:eastAsia="黑体"/>
         <w:b/>
         <w:bCs/>
         <w:color w:themeColor="background1" w:val="FFFFFF"/>
@@ -7977,6 +8397,7 @@
         <w:spacing w:after="0" w:before="0" w:line="240" w:lineRule="auto"/>
       </w:pPr>
       <w:rPr>
+        <w:rFonts w:eastAsia="黑体"/>
         <w:color w:val="auto"/>
       </w:rPr>
       <w:tblPr/>
@@ -7994,6 +8415,7 @@
     </w:tblStylePr>
     <w:tblStylePr w:type="firstCol">
       <w:rPr>
+        <w:rFonts w:eastAsia="黑体"/>
         <w:b/>
         <w:bCs/>
         <w:color w:themeColor="background1" w:val="FFFFFF"/>
@@ -8013,6 +8435,7 @@
     </w:tblStylePr>
     <w:tblStylePr w:type="lastCol">
       <w:rPr>
+        <w:rFonts w:eastAsia="黑体"/>
         <w:b/>
         <w:bCs/>
         <w:color w:themeColor="background1" w:val="FFFFFF"/>
@@ -8061,6 +8484,7 @@
     </w:tblStylePr>
     <w:tblStylePr w:type="nwCell">
       <w:rPr>
+        <w:rFonts w:eastAsia="黑体"/>
         <w:color w:themeColor="background1" w:val="FFFFFF"/>
       </w:rPr>
       <w:tblPr/>
@@ -8104,6 +8528,7 @@
         <w:spacing w:after="0" w:before="0" w:line="240" w:lineRule="auto"/>
       </w:pPr>
       <w:rPr>
+        <w:rFonts w:eastAsia="黑体"/>
         <w:b/>
         <w:bCs/>
         <w:color w:themeColor="background1" w:val="FFFFFF"/>
@@ -8126,6 +8551,7 @@
         <w:spacing w:after="0" w:before="0" w:line="240" w:lineRule="auto"/>
       </w:pPr>
       <w:rPr>
+        <w:rFonts w:eastAsia="黑体"/>
         <w:color w:val="auto"/>
       </w:rPr>
       <w:tblPr/>
@@ -8143,6 +8569,7 @@
     </w:tblStylePr>
     <w:tblStylePr w:type="firstCol">
       <w:rPr>
+        <w:rFonts w:eastAsia="黑体"/>
         <w:b/>
         <w:bCs/>
         <w:color w:themeColor="background1" w:val="FFFFFF"/>
@@ -8162,6 +8589,7 @@
     </w:tblStylePr>
     <w:tblStylePr w:type="lastCol">
       <w:rPr>
+        <w:rFonts w:eastAsia="黑体"/>
         <w:b/>
         <w:bCs/>
         <w:color w:themeColor="background1" w:val="FFFFFF"/>
@@ -8210,6 +8638,7 @@
     </w:tblStylePr>
     <w:tblStylePr w:type="nwCell">
       <w:rPr>
+        <w:rFonts w:eastAsia="黑体"/>
         <w:color w:themeColor="background1" w:val="FFFFFF"/>
       </w:rPr>
       <w:tblPr/>
@@ -8253,6 +8682,7 @@
         <w:spacing w:after="0" w:before="0" w:line="240" w:lineRule="auto"/>
       </w:pPr>
       <w:rPr>
+        <w:rFonts w:eastAsia="黑体"/>
         <w:b/>
         <w:bCs/>
         <w:color w:themeColor="background1" w:val="FFFFFF"/>
@@ -8275,6 +8705,7 @@
         <w:spacing w:after="0" w:before="0" w:line="240" w:lineRule="auto"/>
       </w:pPr>
       <w:rPr>
+        <w:rFonts w:eastAsia="黑体"/>
         <w:color w:val="auto"/>
       </w:rPr>
       <w:tblPr/>
@@ -8292,6 +8723,7 @@
     </w:tblStylePr>
     <w:tblStylePr w:type="firstCol">
       <w:rPr>
+        <w:rFonts w:eastAsia="黑体"/>
         <w:b/>
         <w:bCs/>
         <w:color w:themeColor="background1" w:val="FFFFFF"/>
@@ -8311,6 +8743,7 @@
     </w:tblStylePr>
     <w:tblStylePr w:type="lastCol">
       <w:rPr>
+        <w:rFonts w:eastAsia="黑体"/>
         <w:b/>
         <w:bCs/>
         <w:color w:themeColor="background1" w:val="FFFFFF"/>
@@ -8359,6 +8792,7 @@
     </w:tblStylePr>
     <w:tblStylePr w:type="nwCell">
       <w:rPr>
+        <w:rFonts w:eastAsia="黑体"/>
         <w:color w:themeColor="background1" w:val="FFFFFF"/>
       </w:rPr>
       <w:tblPr/>
@@ -8383,6 +8817,7 @@
       <w:spacing w:after="0" w:line="240" w:lineRule="auto"/>
     </w:pPr>
     <w:rPr>
+      <w:rFonts w:eastAsia="黑体"/>
       <w:color w:themeColor="text1" w:val="000000"/>
     </w:rPr>
     <w:tblPr>
@@ -8402,7 +8837,7 @@
     </w:tblPr>
     <w:tblStylePr w:type="firstRow">
       <w:rPr>
-        <w:rFonts w:asciiTheme="majorHAnsi" w:cstheme="majorBidi" w:eastAsiaTheme="majorEastAsia" w:hAnsiTheme="majorHAnsi"/>
+        <w:rFonts w:asciiTheme="majorHAnsi" w:cstheme="majorBidi" w:hAnsiTheme="majorHAnsi" w:eastAsia="黑体"/>
       </w:rPr>
       <w:tblPr/>
       <w:tcPr>
@@ -8414,6 +8849,7 @@
     </w:tblStylePr>
     <w:tblStylePr w:type="lastRow">
       <w:rPr>
+        <w:rFonts w:eastAsia="黑体"/>
         <w:b/>
         <w:bCs/>
         <w:color w:themeColor="text2" w:val="1F497D"/>
@@ -8428,12 +8864,14 @@
     </w:tblStylePr>
     <w:tblStylePr w:type="firstCol">
       <w:rPr>
+        <w:rFonts w:eastAsia="黑体"/>
         <w:b/>
         <w:bCs/>
       </w:rPr>
     </w:tblStylePr>
     <w:tblStylePr w:type="lastCol">
       <w:rPr>
+        <w:rFonts w:eastAsia="黑体"/>
         <w:b/>
         <w:bCs/>
       </w:rPr>
@@ -8467,6 +8905,7 @@
       <w:spacing w:after="0" w:line="240" w:lineRule="auto"/>
     </w:pPr>
     <w:rPr>
+      <w:rFonts w:eastAsia="黑体"/>
       <w:color w:themeColor="text1" w:val="000000"/>
     </w:rPr>
     <w:tblPr>
@@ -8486,7 +8925,7 @@
     </w:tblPr>
     <w:tblStylePr w:type="firstRow">
       <w:rPr>
-        <w:rFonts w:asciiTheme="majorHAnsi" w:cstheme="majorBidi" w:eastAsiaTheme="majorEastAsia" w:hAnsiTheme="majorHAnsi"/>
+        <w:rFonts w:asciiTheme="majorHAnsi" w:cstheme="majorBidi" w:hAnsiTheme="majorHAnsi" w:eastAsia="黑体"/>
       </w:rPr>
       <w:tblPr/>
       <w:tcPr>
@@ -8498,6 +8937,7 @@
     </w:tblStylePr>
     <w:tblStylePr w:type="lastRow">
       <w:rPr>
+        <w:rFonts w:eastAsia="黑体"/>
         <w:b/>
         <w:bCs/>
         <w:color w:themeColor="text2" w:val="1F497D"/>
@@ -8512,12 +8952,14 @@
     </w:tblStylePr>
     <w:tblStylePr w:type="firstCol">
       <w:rPr>
+        <w:rFonts w:eastAsia="黑体"/>
         <w:b/>
         <w:bCs/>
       </w:rPr>
     </w:tblStylePr>
     <w:tblStylePr w:type="lastCol">
       <w:rPr>
+        <w:rFonts w:eastAsia="黑体"/>
         <w:b/>
         <w:bCs/>
       </w:rPr>
@@ -8551,6 +8993,7 @@
       <w:spacing w:after="0" w:line="240" w:lineRule="auto"/>
     </w:pPr>
     <w:rPr>
+      <w:rFonts w:eastAsia="黑体"/>
       <w:color w:themeColor="text1" w:val="000000"/>
     </w:rPr>
     <w:tblPr>
@@ -8570,7 +9013,7 @@
     </w:tblPr>
     <w:tblStylePr w:type="firstRow">
       <w:rPr>
-        <w:rFonts w:asciiTheme="majorHAnsi" w:cstheme="majorBidi" w:eastAsiaTheme="majorEastAsia" w:hAnsiTheme="majorHAnsi"/>
+        <w:rFonts w:asciiTheme="majorHAnsi" w:cstheme="majorBidi" w:hAnsiTheme="majorHAnsi" w:eastAsia="黑体"/>
       </w:rPr>
       <w:tblPr/>
       <w:tcPr>
@@ -8582,6 +9025,7 @@
     </w:tblStylePr>
     <w:tblStylePr w:type="lastRow">
       <w:rPr>
+        <w:rFonts w:eastAsia="黑体"/>
         <w:b/>
         <w:bCs/>
         <w:color w:themeColor="text2" w:val="1F497D"/>
@@ -8596,12 +9040,14 @@
     </w:tblStylePr>
     <w:tblStylePr w:type="firstCol">
       <w:rPr>
+        <w:rFonts w:eastAsia="黑体"/>
         <w:b/>
         <w:bCs/>
       </w:rPr>
     </w:tblStylePr>
     <w:tblStylePr w:type="lastCol">
       <w:rPr>
+        <w:rFonts w:eastAsia="黑体"/>
         <w:b/>
         <w:bCs/>
       </w:rPr>
@@ -8635,6 +9081,7 @@
       <w:spacing w:after="0" w:line="240" w:lineRule="auto"/>
     </w:pPr>
     <w:rPr>
+      <w:rFonts w:eastAsia="黑体"/>
       <w:color w:themeColor="text1" w:val="000000"/>
     </w:rPr>
     <w:tblPr>
@@ -8654,7 +9101,7 @@
     </w:tblPr>
     <w:tblStylePr w:type="firstRow">
       <w:rPr>
-        <w:rFonts w:asciiTheme="majorHAnsi" w:cstheme="majorBidi" w:eastAsiaTheme="majorEastAsia" w:hAnsiTheme="majorHAnsi"/>
+        <w:rFonts w:asciiTheme="majorHAnsi" w:cstheme="majorBidi" w:hAnsiTheme="majorHAnsi" w:eastAsia="黑体"/>
       </w:rPr>
       <w:tblPr/>
       <w:tcPr>
@@ -8666,6 +9113,7 @@
     </w:tblStylePr>
     <w:tblStylePr w:type="lastRow">
       <w:rPr>
+        <w:rFonts w:eastAsia="黑体"/>
         <w:b/>
         <w:bCs/>
         <w:color w:themeColor="text2" w:val="1F497D"/>
@@ -8680,12 +9128,14 @@
     </w:tblStylePr>
     <w:tblStylePr w:type="firstCol">
       <w:rPr>
+        <w:rFonts w:eastAsia="黑体"/>
         <w:b/>
         <w:bCs/>
       </w:rPr>
     </w:tblStylePr>
     <w:tblStylePr w:type="lastCol">
       <w:rPr>
+        <w:rFonts w:eastAsia="黑体"/>
         <w:b/>
         <w:bCs/>
       </w:rPr>
@@ -8719,6 +9169,7 @@
       <w:spacing w:after="0" w:line="240" w:lineRule="auto"/>
     </w:pPr>
     <w:rPr>
+      <w:rFonts w:eastAsia="黑体"/>
       <w:color w:themeColor="text1" w:val="000000"/>
     </w:rPr>
     <w:tblPr>
@@ -8738,7 +9189,7 @@
     </w:tblPr>
     <w:tblStylePr w:type="firstRow">
       <w:rPr>
-        <w:rFonts w:asciiTheme="majorHAnsi" w:cstheme="majorBidi" w:eastAsiaTheme="majorEastAsia" w:hAnsiTheme="majorHAnsi"/>
+        <w:rFonts w:asciiTheme="majorHAnsi" w:cstheme="majorBidi" w:hAnsiTheme="majorHAnsi" w:eastAsia="黑体"/>
       </w:rPr>
       <w:tblPr/>
       <w:tcPr>
@@ -8750,6 +9201,7 @@
     </w:tblStylePr>
     <w:tblStylePr w:type="lastRow">
       <w:rPr>
+        <w:rFonts w:eastAsia="黑体"/>
         <w:b/>
         <w:bCs/>
         <w:color w:themeColor="text2" w:val="1F497D"/>
@@ -8764,12 +9216,14 @@
     </w:tblStylePr>
     <w:tblStylePr w:type="firstCol">
       <w:rPr>
+        <w:rFonts w:eastAsia="黑体"/>
         <w:b/>
         <w:bCs/>
       </w:rPr>
     </w:tblStylePr>
     <w:tblStylePr w:type="lastCol">
       <w:rPr>
+        <w:rFonts w:eastAsia="黑体"/>
         <w:b/>
         <w:bCs/>
       </w:rPr>
@@ -8803,6 +9257,7 @@
       <w:spacing w:after="0" w:line="240" w:lineRule="auto"/>
     </w:pPr>
     <w:rPr>
+      <w:rFonts w:eastAsia="黑体"/>
       <w:color w:themeColor="text1" w:val="000000"/>
     </w:rPr>
     <w:tblPr>
@@ -8822,7 +9277,7 @@
     </w:tblPr>
     <w:tblStylePr w:type="firstRow">
       <w:rPr>
-        <w:rFonts w:asciiTheme="majorHAnsi" w:cstheme="majorBidi" w:eastAsiaTheme="majorEastAsia" w:hAnsiTheme="majorHAnsi"/>
+        <w:rFonts w:asciiTheme="majorHAnsi" w:cstheme="majorBidi" w:hAnsiTheme="majorHAnsi" w:eastAsia="黑体"/>
       </w:rPr>
       <w:tblPr/>
       <w:tcPr>
@@ -8834,6 +9289,7 @@
     </w:tblStylePr>
     <w:tblStylePr w:type="lastRow">
       <w:rPr>
+        <w:rFonts w:eastAsia="黑体"/>
         <w:b/>
         <w:bCs/>
         <w:color w:themeColor="text2" w:val="1F497D"/>
@@ -8848,12 +9304,14 @@
     </w:tblStylePr>
     <w:tblStylePr w:type="firstCol">
       <w:rPr>
+        <w:rFonts w:eastAsia="黑体"/>
         <w:b/>
         <w:bCs/>
       </w:rPr>
     </w:tblStylePr>
     <w:tblStylePr w:type="lastCol">
       <w:rPr>
+        <w:rFonts w:eastAsia="黑体"/>
         <w:b/>
         <w:bCs/>
       </w:rPr>
@@ -8887,6 +9345,7 @@
       <w:spacing w:after="0" w:line="240" w:lineRule="auto"/>
     </w:pPr>
     <w:rPr>
+      <w:rFonts w:eastAsia="黑体"/>
       <w:color w:themeColor="text1" w:val="000000"/>
     </w:rPr>
     <w:tblPr>
@@ -8906,7 +9365,7 @@
     </w:tblPr>
     <w:tblStylePr w:type="firstRow">
       <w:rPr>
-        <w:rFonts w:asciiTheme="majorHAnsi" w:cstheme="majorBidi" w:eastAsiaTheme="majorEastAsia" w:hAnsiTheme="majorHAnsi"/>
+        <w:rFonts w:asciiTheme="majorHAnsi" w:cstheme="majorBidi" w:hAnsiTheme="majorHAnsi" w:eastAsia="黑体"/>
       </w:rPr>
       <w:tblPr/>
       <w:tcPr>
@@ -8918,6 +9377,7 @@
     </w:tblStylePr>
     <w:tblStylePr w:type="lastRow">
       <w:rPr>
+        <w:rFonts w:eastAsia="黑体"/>
         <w:b/>
         <w:bCs/>
         <w:color w:themeColor="text2" w:val="1F497D"/>
@@ -8932,12 +9392,14 @@
     </w:tblStylePr>
     <w:tblStylePr w:type="firstCol">
       <w:rPr>
+        <w:rFonts w:eastAsia="黑体"/>
         <w:b/>
         <w:bCs/>
       </w:rPr>
     </w:tblStylePr>
     <w:tblStylePr w:type="lastCol">
       <w:rPr>
+        <w:rFonts w:eastAsia="黑体"/>
         <w:b/>
         <w:bCs/>
       </w:rPr>
@@ -8971,7 +9433,7 @@
       <w:spacing w:after="0" w:line="240" w:lineRule="auto"/>
     </w:pPr>
     <w:rPr>
-      <w:rFonts w:asciiTheme="majorHAnsi" w:cstheme="majorBidi" w:eastAsiaTheme="majorEastAsia" w:hAnsiTheme="majorHAnsi"/>
+      <w:rFonts w:asciiTheme="majorHAnsi" w:cstheme="majorBidi" w:hAnsiTheme="majorHAnsi" w:eastAsia="黑体"/>
       <w:color w:themeColor="text1" w:val="000000"/>
     </w:rPr>
     <w:tblPr>
@@ -8993,6 +9455,7 @@
     </w:tblPr>
     <w:tblStylePr w:type="firstRow">
       <w:rPr>
+        <w:rFonts w:eastAsia="黑体"/>
         <w:sz w:val="24"/>
         <w:szCs w:val="24"/>
       </w:rPr>
@@ -9099,7 +9562,7 @@
       <w:spacing w:after="0" w:line="240" w:lineRule="auto"/>
     </w:pPr>
     <w:rPr>
-      <w:rFonts w:asciiTheme="majorHAnsi" w:cstheme="majorBidi" w:eastAsiaTheme="majorEastAsia" w:hAnsiTheme="majorHAnsi"/>
+      <w:rFonts w:asciiTheme="majorHAnsi" w:cstheme="majorBidi" w:hAnsiTheme="majorHAnsi" w:eastAsia="黑体"/>
       <w:color w:themeColor="text1" w:val="000000"/>
     </w:rPr>
     <w:tblPr>
@@ -9121,6 +9584,7 @@
     </w:tblPr>
     <w:tblStylePr w:type="firstRow">
       <w:rPr>
+        <w:rFonts w:eastAsia="黑体"/>
         <w:sz w:val="24"/>
         <w:szCs w:val="24"/>
       </w:rPr>
@@ -9227,7 +9691,7 @@
       <w:spacing w:after="0" w:line="240" w:lineRule="auto"/>
     </w:pPr>
     <w:rPr>
-      <w:rFonts w:asciiTheme="majorHAnsi" w:cstheme="majorBidi" w:eastAsiaTheme="majorEastAsia" w:hAnsiTheme="majorHAnsi"/>
+      <w:rFonts w:asciiTheme="majorHAnsi" w:cstheme="majorBidi" w:hAnsiTheme="majorHAnsi" w:eastAsia="黑体"/>
       <w:color w:themeColor="text1" w:val="000000"/>
     </w:rPr>
     <w:tblPr>
@@ -9249,6 +9713,7 @@
     </w:tblPr>
     <w:tblStylePr w:type="firstRow">
       <w:rPr>
+        <w:rFonts w:eastAsia="黑体"/>
         <w:sz w:val="24"/>
         <w:szCs w:val="24"/>
       </w:rPr>
@@ -9355,7 +9820,7 @@
       <w:spacing w:after="0" w:line="240" w:lineRule="auto"/>
     </w:pPr>
     <w:rPr>
-      <w:rFonts w:asciiTheme="majorHAnsi" w:cstheme="majorBidi" w:eastAsiaTheme="majorEastAsia" w:hAnsiTheme="majorHAnsi"/>
+      <w:rFonts w:asciiTheme="majorHAnsi" w:cstheme="majorBidi" w:hAnsiTheme="majorHAnsi" w:eastAsia="黑体"/>
       <w:color w:themeColor="text1" w:val="000000"/>
     </w:rPr>
     <w:tblPr>
@@ -9377,6 +9842,7 @@
     </w:tblPr>
     <w:tblStylePr w:type="firstRow">
       <w:rPr>
+        <w:rFonts w:eastAsia="黑体"/>
         <w:sz w:val="24"/>
         <w:szCs w:val="24"/>
       </w:rPr>
@@ -9483,7 +9949,7 @@
       <w:spacing w:after="0" w:line="240" w:lineRule="auto"/>
     </w:pPr>
     <w:rPr>
-      <w:rFonts w:asciiTheme="majorHAnsi" w:cstheme="majorBidi" w:eastAsiaTheme="majorEastAsia" w:hAnsiTheme="majorHAnsi"/>
+      <w:rFonts w:asciiTheme="majorHAnsi" w:cstheme="majorBidi" w:hAnsiTheme="majorHAnsi" w:eastAsia="黑体"/>
       <w:color w:themeColor="text1" w:val="000000"/>
     </w:rPr>
     <w:tblPr>
@@ -9505,6 +9971,7 @@
     </w:tblPr>
     <w:tblStylePr w:type="firstRow">
       <w:rPr>
+        <w:rFonts w:eastAsia="黑体"/>
         <w:sz w:val="24"/>
         <w:szCs w:val="24"/>
       </w:rPr>
@@ -9611,7 +10078,7 @@
       <w:spacing w:after="0" w:line="240" w:lineRule="auto"/>
     </w:pPr>
     <w:rPr>
-      <w:rFonts w:asciiTheme="majorHAnsi" w:cstheme="majorBidi" w:eastAsiaTheme="majorEastAsia" w:hAnsiTheme="majorHAnsi"/>
+      <w:rFonts w:asciiTheme="majorHAnsi" w:cstheme="majorBidi" w:hAnsiTheme="majorHAnsi" w:eastAsia="黑体"/>
       <w:color w:themeColor="text1" w:val="000000"/>
     </w:rPr>
     <w:tblPr>
@@ -9633,6 +10100,7 @@
     </w:tblPr>
     <w:tblStylePr w:type="firstRow">
       <w:rPr>
+        <w:rFonts w:eastAsia="黑体"/>
         <w:sz w:val="24"/>
         <w:szCs w:val="24"/>
       </w:rPr>
@@ -9739,7 +10207,7 @@
       <w:spacing w:after="0" w:line="240" w:lineRule="auto"/>
     </w:pPr>
     <w:rPr>
-      <w:rFonts w:asciiTheme="majorHAnsi" w:cstheme="majorBidi" w:eastAsiaTheme="majorEastAsia" w:hAnsiTheme="majorHAnsi"/>
+      <w:rFonts w:asciiTheme="majorHAnsi" w:cstheme="majorBidi" w:hAnsiTheme="majorHAnsi" w:eastAsia="黑体"/>
       <w:color w:themeColor="text1" w:val="000000"/>
     </w:rPr>
     <w:tblPr>
@@ -9761,6 +10229,7 @@
     </w:tblPr>
     <w:tblStylePr w:type="firstRow">
       <w:rPr>
+        <w:rFonts w:eastAsia="黑体"/>
         <w:sz w:val="24"/>
         <w:szCs w:val="24"/>
       </w:rPr>
@@ -9890,12 +10359,14 @@
     </w:tcPr>
     <w:tblStylePr w:type="firstRow">
       <w:rPr>
+        <w:rFonts w:eastAsia="黑体"/>
         <w:b/>
         <w:bCs/>
       </w:rPr>
     </w:tblStylePr>
     <w:tblStylePr w:type="lastRow">
       <w:rPr>
+        <w:rFonts w:eastAsia="黑体"/>
         <w:b/>
         <w:bCs/>
       </w:rPr>
@@ -9908,12 +10379,14 @@
     </w:tblStylePr>
     <w:tblStylePr w:type="firstCol">
       <w:rPr>
+        <w:rFonts w:eastAsia="黑体"/>
         <w:b/>
         <w:bCs/>
       </w:rPr>
     </w:tblStylePr>
     <w:tblStylePr w:type="lastCol">
       <w:rPr>
+        <w:rFonts w:eastAsia="黑体"/>
         <w:b/>
         <w:bCs/>
       </w:rPr>
@@ -9963,12 +10436,14 @@
     </w:tcPr>
     <w:tblStylePr w:type="firstRow">
       <w:rPr>
+        <w:rFonts w:eastAsia="黑体"/>
         <w:b/>
         <w:bCs/>
       </w:rPr>
     </w:tblStylePr>
     <w:tblStylePr w:type="lastRow">
       <w:rPr>
+        <w:rFonts w:eastAsia="黑体"/>
         <w:b/>
         <w:bCs/>
       </w:rPr>
@@ -9981,12 +10456,14 @@
     </w:tblStylePr>
     <w:tblStylePr w:type="firstCol">
       <w:rPr>
+        <w:rFonts w:eastAsia="黑体"/>
         <w:b/>
         <w:bCs/>
       </w:rPr>
     </w:tblStylePr>
     <w:tblStylePr w:type="lastCol">
       <w:rPr>
+        <w:rFonts w:eastAsia="黑体"/>
         <w:b/>
         <w:bCs/>
       </w:rPr>
@@ -10036,12 +10513,14 @@
     </w:tcPr>
     <w:tblStylePr w:type="firstRow">
       <w:rPr>
+        <w:rFonts w:eastAsia="黑体"/>
         <w:b/>
         <w:bCs/>
       </w:rPr>
     </w:tblStylePr>
     <w:tblStylePr w:type="lastRow">
       <w:rPr>
+        <w:rFonts w:eastAsia="黑体"/>
         <w:b/>
         <w:bCs/>
       </w:rPr>
@@ -10054,12 +10533,14 @@
     </w:tblStylePr>
     <w:tblStylePr w:type="firstCol">
       <w:rPr>
+        <w:rFonts w:eastAsia="黑体"/>
         <w:b/>
         <w:bCs/>
       </w:rPr>
     </w:tblStylePr>
     <w:tblStylePr w:type="lastCol">
       <w:rPr>
+        <w:rFonts w:eastAsia="黑体"/>
         <w:b/>
         <w:bCs/>
       </w:rPr>
@@ -10109,12 +10590,14 @@
     </w:tcPr>
     <w:tblStylePr w:type="firstRow">
       <w:rPr>
+        <w:rFonts w:eastAsia="黑体"/>
         <w:b/>
         <w:bCs/>
       </w:rPr>
     </w:tblStylePr>
     <w:tblStylePr w:type="lastRow">
       <w:rPr>
+        <w:rFonts w:eastAsia="黑体"/>
         <w:b/>
         <w:bCs/>
       </w:rPr>
@@ -10127,12 +10610,14 @@
     </w:tblStylePr>
     <w:tblStylePr w:type="firstCol">
       <w:rPr>
+        <w:rFonts w:eastAsia="黑体"/>
         <w:b/>
         <w:bCs/>
       </w:rPr>
     </w:tblStylePr>
     <w:tblStylePr w:type="lastCol">
       <w:rPr>
+        <w:rFonts w:eastAsia="黑体"/>
         <w:b/>
         <w:bCs/>
       </w:rPr>
@@ -10182,12 +10667,14 @@
     </w:tcPr>
     <w:tblStylePr w:type="firstRow">
       <w:rPr>
+        <w:rFonts w:eastAsia="黑体"/>
         <w:b/>
         <w:bCs/>
       </w:rPr>
     </w:tblStylePr>
     <w:tblStylePr w:type="lastRow">
       <w:rPr>
+        <w:rFonts w:eastAsia="黑体"/>
         <w:b/>
         <w:bCs/>
       </w:rPr>
@@ -10200,12 +10687,14 @@
     </w:tblStylePr>
     <w:tblStylePr w:type="firstCol">
       <w:rPr>
+        <w:rFonts w:eastAsia="黑体"/>
         <w:b/>
         <w:bCs/>
       </w:rPr>
     </w:tblStylePr>
     <w:tblStylePr w:type="lastCol">
       <w:rPr>
+        <w:rFonts w:eastAsia="黑体"/>
         <w:b/>
         <w:bCs/>
       </w:rPr>
@@ -10255,12 +10744,14 @@
     </w:tcPr>
     <w:tblStylePr w:type="firstRow">
       <w:rPr>
+        <w:rFonts w:eastAsia="黑体"/>
         <w:b/>
         <w:bCs/>
       </w:rPr>
     </w:tblStylePr>
     <w:tblStylePr w:type="lastRow">
       <w:rPr>
+        <w:rFonts w:eastAsia="黑体"/>
         <w:b/>
         <w:bCs/>
       </w:rPr>
@@ -10273,12 +10764,14 @@
     </w:tblStylePr>
     <w:tblStylePr w:type="firstCol">
       <w:rPr>
+        <w:rFonts w:eastAsia="黑体"/>
         <w:b/>
         <w:bCs/>
       </w:rPr>
     </w:tblStylePr>
     <w:tblStylePr w:type="lastCol">
       <w:rPr>
+        <w:rFonts w:eastAsia="黑体"/>
         <w:b/>
         <w:bCs/>
       </w:rPr>
@@ -10328,12 +10821,14 @@
     </w:tcPr>
     <w:tblStylePr w:type="firstRow">
       <w:rPr>
+        <w:rFonts w:eastAsia="黑体"/>
         <w:b/>
         <w:bCs/>
       </w:rPr>
     </w:tblStylePr>
     <w:tblStylePr w:type="lastRow">
       <w:rPr>
+        <w:rFonts w:eastAsia="黑体"/>
         <w:b/>
         <w:bCs/>
       </w:rPr>
@@ -10346,12 +10841,14 @@
     </w:tblStylePr>
     <w:tblStylePr w:type="firstCol">
       <w:rPr>
+        <w:rFonts w:eastAsia="黑体"/>
         <w:b/>
         <w:bCs/>
       </w:rPr>
     </w:tblStylePr>
     <w:tblStylePr w:type="lastCol">
       <w:rPr>
+        <w:rFonts w:eastAsia="黑体"/>
         <w:b/>
         <w:bCs/>
       </w:rPr>
@@ -10378,7 +10875,7 @@
       <w:spacing w:after="0" w:line="240" w:lineRule="auto"/>
     </w:pPr>
     <w:rPr>
-      <w:rFonts w:asciiTheme="majorHAnsi" w:cstheme="majorBidi" w:eastAsiaTheme="majorEastAsia" w:hAnsiTheme="majorHAnsi"/>
+      <w:rFonts w:asciiTheme="majorHAnsi" w:cstheme="majorBidi" w:hAnsiTheme="majorHAnsi" w:eastAsia="黑体"/>
       <w:color w:themeColor="text1" w:val="000000"/>
     </w:rPr>
     <w:tblPr>
@@ -10405,6 +10902,7 @@
     </w:tcPr>
     <w:tblStylePr w:type="firstRow">
       <w:rPr>
+        <w:rFonts w:eastAsia="黑体"/>
         <w:b/>
         <w:bCs/>
         <w:color w:themeColor="text1" w:val="000000"/>
@@ -10416,6 +10914,7 @@
     </w:tblStylePr>
     <w:tblStylePr w:type="lastRow">
       <w:rPr>
+        <w:rFonts w:eastAsia="黑体"/>
         <w:b/>
         <w:bCs/>
         <w:color w:themeColor="text1" w:val="000000"/>
@@ -10435,6 +10934,7 @@
     </w:tblStylePr>
     <w:tblStylePr w:type="firstCol">
       <w:rPr>
+        <w:rFonts w:eastAsia="黑体"/>
         <w:b/>
         <w:bCs/>
         <w:color w:themeColor="text1" w:val="000000"/>
@@ -10454,6 +10954,7 @@
     </w:tblStylePr>
     <w:tblStylePr w:type="lastCol">
       <w:rPr>
+        <w:rFonts w:eastAsia="黑体"/>
         <w:b w:val="0"/>
         <w:bCs w:val="0"/>
         <w:color w:themeColor="text1" w:val="000000"/>
@@ -10503,7 +11004,7 @@
       <w:spacing w:after="0" w:line="240" w:lineRule="auto"/>
     </w:pPr>
     <w:rPr>
-      <w:rFonts w:asciiTheme="majorHAnsi" w:cstheme="majorBidi" w:eastAsiaTheme="majorEastAsia" w:hAnsiTheme="majorHAnsi"/>
+      <w:rFonts w:asciiTheme="majorHAnsi" w:cstheme="majorBidi" w:hAnsiTheme="majorHAnsi" w:eastAsia="黑体"/>
       <w:color w:themeColor="text1" w:val="000000"/>
     </w:rPr>
     <w:tblPr>
@@ -10530,6 +11031,7 @@
     </w:tcPr>
     <w:tblStylePr w:type="firstRow">
       <w:rPr>
+        <w:rFonts w:eastAsia="黑体"/>
         <w:b/>
         <w:bCs/>
         <w:color w:themeColor="text1" w:val="000000"/>
@@ -10541,6 +11043,7 @@
     </w:tblStylePr>
     <w:tblStylePr w:type="lastRow">
       <w:rPr>
+        <w:rFonts w:eastAsia="黑体"/>
         <w:b/>
         <w:bCs/>
         <w:color w:themeColor="text1" w:val="000000"/>
@@ -10560,6 +11063,7 @@
     </w:tblStylePr>
     <w:tblStylePr w:type="firstCol">
       <w:rPr>
+        <w:rFonts w:eastAsia="黑体"/>
         <w:b/>
         <w:bCs/>
         <w:color w:themeColor="text1" w:val="000000"/>
@@ -10579,6 +11083,7 @@
     </w:tblStylePr>
     <w:tblStylePr w:type="lastCol">
       <w:rPr>
+        <w:rFonts w:eastAsia="黑体"/>
         <w:b w:val="0"/>
         <w:bCs w:val="0"/>
         <w:color w:themeColor="text1" w:val="000000"/>
@@ -10628,7 +11133,7 @@
       <w:spacing w:after="0" w:line="240" w:lineRule="auto"/>
     </w:pPr>
     <w:rPr>
-      <w:rFonts w:asciiTheme="majorHAnsi" w:cstheme="majorBidi" w:eastAsiaTheme="majorEastAsia" w:hAnsiTheme="majorHAnsi"/>
+      <w:rFonts w:asciiTheme="majorHAnsi" w:cstheme="majorBidi" w:hAnsiTheme="majorHAnsi" w:eastAsia="黑体"/>
       <w:color w:themeColor="text1" w:val="000000"/>
     </w:rPr>
     <w:tblPr>
@@ -10655,6 +11160,7 @@
     </w:tcPr>
     <w:tblStylePr w:type="firstRow">
       <w:rPr>
+        <w:rFonts w:eastAsia="黑体"/>
         <w:b/>
         <w:bCs/>
         <w:color w:themeColor="text1" w:val="000000"/>
@@ -10666,6 +11172,7 @@
     </w:tblStylePr>
     <w:tblStylePr w:type="lastRow">
       <w:rPr>
+        <w:rFonts w:eastAsia="黑体"/>
         <w:b/>
         <w:bCs/>
         <w:color w:themeColor="text1" w:val="000000"/>
@@ -10685,6 +11192,7 @@
     </w:tblStylePr>
     <w:tblStylePr w:type="firstCol">
       <w:rPr>
+        <w:rFonts w:eastAsia="黑体"/>
         <w:b/>
         <w:bCs/>
         <w:color w:themeColor="text1" w:val="000000"/>
@@ -10704,6 +11212,7 @@
     </w:tblStylePr>
     <w:tblStylePr w:type="lastCol">
       <w:rPr>
+        <w:rFonts w:eastAsia="黑体"/>
         <w:b w:val="0"/>
         <w:bCs w:val="0"/>
         <w:color w:themeColor="text1" w:val="000000"/>
@@ -10753,7 +11262,7 @@
       <w:spacing w:after="0" w:line="240" w:lineRule="auto"/>
     </w:pPr>
     <w:rPr>
-      <w:rFonts w:asciiTheme="majorHAnsi" w:cstheme="majorBidi" w:eastAsiaTheme="majorEastAsia" w:hAnsiTheme="majorHAnsi"/>
+      <w:rFonts w:asciiTheme="majorHAnsi" w:cstheme="majorBidi" w:hAnsiTheme="majorHAnsi" w:eastAsia="黑体"/>
       <w:color w:themeColor="text1" w:val="000000"/>
     </w:rPr>
     <w:tblPr>
@@ -10780,6 +11289,7 @@
     </w:tcPr>
     <w:tblStylePr w:type="firstRow">
       <w:rPr>
+        <w:rFonts w:eastAsia="黑体"/>
         <w:b/>
         <w:bCs/>
         <w:color w:themeColor="text1" w:val="000000"/>
@@ -10791,6 +11301,7 @@
     </w:tblStylePr>
     <w:tblStylePr w:type="lastRow">
       <w:rPr>
+        <w:rFonts w:eastAsia="黑体"/>
         <w:b/>
         <w:bCs/>
         <w:color w:themeColor="text1" w:val="000000"/>
@@ -10810,6 +11321,7 @@
     </w:tblStylePr>
     <w:tblStylePr w:type="firstCol">
       <w:rPr>
+        <w:rFonts w:eastAsia="黑体"/>
         <w:b/>
         <w:bCs/>
         <w:color w:themeColor="text1" w:val="000000"/>
@@ -10829,6 +11341,7 @@
     </w:tblStylePr>
     <w:tblStylePr w:type="lastCol">
       <w:rPr>
+        <w:rFonts w:eastAsia="黑体"/>
         <w:b w:val="0"/>
         <w:bCs w:val="0"/>
         <w:color w:themeColor="text1" w:val="000000"/>
@@ -10878,7 +11391,7 @@
       <w:spacing w:after="0" w:line="240" w:lineRule="auto"/>
     </w:pPr>
     <w:rPr>
-      <w:rFonts w:asciiTheme="majorHAnsi" w:cstheme="majorBidi" w:eastAsiaTheme="majorEastAsia" w:hAnsiTheme="majorHAnsi"/>
+      <w:rFonts w:asciiTheme="majorHAnsi" w:cstheme="majorBidi" w:hAnsiTheme="majorHAnsi" w:eastAsia="黑体"/>
       <w:color w:themeColor="text1" w:val="000000"/>
     </w:rPr>
     <w:tblPr>
@@ -10905,6 +11418,7 @@
     </w:tcPr>
     <w:tblStylePr w:type="firstRow">
       <w:rPr>
+        <w:rFonts w:eastAsia="黑体"/>
         <w:b/>
         <w:bCs/>
         <w:color w:themeColor="text1" w:val="000000"/>
@@ -10916,6 +11430,7 @@
     </w:tblStylePr>
     <w:tblStylePr w:type="lastRow">
       <w:rPr>
+        <w:rFonts w:eastAsia="黑体"/>
         <w:b/>
         <w:bCs/>
         <w:color w:themeColor="text1" w:val="000000"/>
@@ -10935,6 +11450,7 @@
     </w:tblStylePr>
     <w:tblStylePr w:type="firstCol">
       <w:rPr>
+        <w:rFonts w:eastAsia="黑体"/>
         <w:b/>
         <w:bCs/>
         <w:color w:themeColor="text1" w:val="000000"/>
@@ -10954,6 +11470,7 @@
     </w:tblStylePr>
     <w:tblStylePr w:type="lastCol">
       <w:rPr>
+        <w:rFonts w:eastAsia="黑体"/>
         <w:b w:val="0"/>
         <w:bCs w:val="0"/>
         <w:color w:themeColor="text1" w:val="000000"/>
@@ -11003,7 +11520,7 @@
       <w:spacing w:after="0" w:line="240" w:lineRule="auto"/>
     </w:pPr>
     <w:rPr>
-      <w:rFonts w:asciiTheme="majorHAnsi" w:cstheme="majorBidi" w:eastAsiaTheme="majorEastAsia" w:hAnsiTheme="majorHAnsi"/>
+      <w:rFonts w:asciiTheme="majorHAnsi" w:cstheme="majorBidi" w:hAnsiTheme="majorHAnsi" w:eastAsia="黑体"/>
       <w:color w:themeColor="text1" w:val="000000"/>
     </w:rPr>
     <w:tblPr>
@@ -11030,6 +11547,7 @@
     </w:tcPr>
     <w:tblStylePr w:type="firstRow">
       <w:rPr>
+        <w:rFonts w:eastAsia="黑体"/>
         <w:b/>
         <w:bCs/>
         <w:color w:themeColor="text1" w:val="000000"/>
@@ -11041,6 +11559,7 @@
     </w:tblStylePr>
     <w:tblStylePr w:type="lastRow">
       <w:rPr>
+        <w:rFonts w:eastAsia="黑体"/>
         <w:b/>
         <w:bCs/>
         <w:color w:themeColor="text1" w:val="000000"/>
@@ -11060,6 +11579,7 @@
     </w:tblStylePr>
     <w:tblStylePr w:type="firstCol">
       <w:rPr>
+        <w:rFonts w:eastAsia="黑体"/>
         <w:b/>
         <w:bCs/>
         <w:color w:themeColor="text1" w:val="000000"/>
@@ -11079,6 +11599,7 @@
     </w:tblStylePr>
     <w:tblStylePr w:type="lastCol">
       <w:rPr>
+        <w:rFonts w:eastAsia="黑体"/>
         <w:b w:val="0"/>
         <w:bCs w:val="0"/>
         <w:color w:themeColor="text1" w:val="000000"/>
@@ -11128,7 +11649,7 @@
       <w:spacing w:after="0" w:line="240" w:lineRule="auto"/>
     </w:pPr>
     <w:rPr>
-      <w:rFonts w:asciiTheme="majorHAnsi" w:cstheme="majorBidi" w:eastAsiaTheme="majorEastAsia" w:hAnsiTheme="majorHAnsi"/>
+      <w:rFonts w:asciiTheme="majorHAnsi" w:cstheme="majorBidi" w:hAnsiTheme="majorHAnsi" w:eastAsia="黑体"/>
       <w:color w:themeColor="text1" w:val="000000"/>
     </w:rPr>
     <w:tblPr>
@@ -11155,6 +11676,7 @@
     </w:tcPr>
     <w:tblStylePr w:type="firstRow">
       <w:rPr>
+        <w:rFonts w:eastAsia="黑体"/>
         <w:b/>
         <w:bCs/>
         <w:color w:themeColor="text1" w:val="000000"/>
@@ -11166,6 +11688,7 @@
     </w:tblStylePr>
     <w:tblStylePr w:type="lastRow">
       <w:rPr>
+        <w:rFonts w:eastAsia="黑体"/>
         <w:b/>
         <w:bCs/>
         <w:color w:themeColor="text1" w:val="000000"/>
@@ -11185,6 +11708,7 @@
     </w:tblStylePr>
     <w:tblStylePr w:type="firstCol">
       <w:rPr>
+        <w:rFonts w:eastAsia="黑体"/>
         <w:b/>
         <w:bCs/>
         <w:color w:themeColor="text1" w:val="000000"/>
@@ -11204,6 +11728,7 @@
     </w:tblStylePr>
     <w:tblStylePr w:type="lastCol">
       <w:rPr>
+        <w:rFonts w:eastAsia="黑体"/>
         <w:b w:val="0"/>
         <w:bCs w:val="0"/>
         <w:color w:themeColor="text1" w:val="000000"/>
@@ -11276,6 +11801,7 @@
     </w:tcPr>
     <w:tblStylePr w:type="firstRow">
       <w:rPr>
+        <w:rFonts w:eastAsia="黑体"/>
         <w:b/>
         <w:bCs/>
         <w:i w:val="0"/>
@@ -11297,6 +11823,7 @@
     </w:tblStylePr>
     <w:tblStylePr w:type="lastRow">
       <w:rPr>
+        <w:rFonts w:eastAsia="黑体"/>
         <w:b/>
         <w:bCs/>
         <w:i w:val="0"/>
@@ -11318,6 +11845,7 @@
     </w:tblStylePr>
     <w:tblStylePr w:type="firstCol">
       <w:rPr>
+        <w:rFonts w:eastAsia="黑体"/>
         <w:b/>
         <w:bCs/>
         <w:i w:val="0"/>
@@ -11337,6 +11865,7 @@
     </w:tblStylePr>
     <w:tblStylePr w:type="lastCol">
       <w:rPr>
+        <w:rFonts w:eastAsia="黑体"/>
         <w:b/>
         <w:bCs/>
         <w:i w:val="0"/>
@@ -11417,6 +11946,7 @@
     </w:tcPr>
     <w:tblStylePr w:type="firstRow">
       <w:rPr>
+        <w:rFonts w:eastAsia="黑体"/>
         <w:b/>
         <w:bCs/>
         <w:i w:val="0"/>
@@ -11438,6 +11968,7 @@
     </w:tblStylePr>
     <w:tblStylePr w:type="lastRow">
       <w:rPr>
+        <w:rFonts w:eastAsia="黑体"/>
         <w:b/>
         <w:bCs/>
         <w:i w:val="0"/>
@@ -11459,6 +11990,7 @@
     </w:tblStylePr>
     <w:tblStylePr w:type="firstCol">
       <w:rPr>
+        <w:rFonts w:eastAsia="黑体"/>
         <w:b/>
         <w:bCs/>
         <w:i w:val="0"/>
@@ -11478,6 +12010,7 @@
     </w:tblStylePr>
     <w:tblStylePr w:type="lastCol">
       <w:rPr>
+        <w:rFonts w:eastAsia="黑体"/>
         <w:b/>
         <w:bCs/>
         <w:i w:val="0"/>
@@ -11558,6 +12091,7 @@
     </w:tcPr>
     <w:tblStylePr w:type="firstRow">
       <w:rPr>
+        <w:rFonts w:eastAsia="黑体"/>
         <w:b/>
         <w:bCs/>
         <w:i w:val="0"/>
@@ -11579,6 +12113,7 @@
     </w:tblStylePr>
     <w:tblStylePr w:type="lastRow">
       <w:rPr>
+        <w:rFonts w:eastAsia="黑体"/>
         <w:b/>
         <w:bCs/>
         <w:i w:val="0"/>
@@ -11600,6 +12135,7 @@
     </w:tblStylePr>
     <w:tblStylePr w:type="firstCol">
       <w:rPr>
+        <w:rFonts w:eastAsia="黑体"/>
         <w:b/>
         <w:bCs/>
         <w:i w:val="0"/>
@@ -11619,6 +12155,7 @@
     </w:tblStylePr>
     <w:tblStylePr w:type="lastCol">
       <w:rPr>
+        <w:rFonts w:eastAsia="黑体"/>
         <w:b/>
         <w:bCs/>
         <w:i w:val="0"/>
@@ -11699,6 +12236,7 @@
     </w:tcPr>
     <w:tblStylePr w:type="firstRow">
       <w:rPr>
+        <w:rFonts w:eastAsia="黑体"/>
         <w:b/>
         <w:bCs/>
         <w:i w:val="0"/>
@@ -11720,6 +12258,7 @@
     </w:tblStylePr>
     <w:tblStylePr w:type="lastRow">
       <w:rPr>
+        <w:rFonts w:eastAsia="黑体"/>
         <w:b/>
         <w:bCs/>
         <w:i w:val="0"/>
@@ -11741,6 +12280,7 @@
     </w:tblStylePr>
     <w:tblStylePr w:type="firstCol">
       <w:rPr>
+        <w:rFonts w:eastAsia="黑体"/>
         <w:b/>
         <w:bCs/>
         <w:i w:val="0"/>
@@ -11760,6 +12300,7 @@
     </w:tblStylePr>
     <w:tblStylePr w:type="lastCol">
       <w:rPr>
+        <w:rFonts w:eastAsia="黑体"/>
         <w:b/>
         <w:bCs/>
         <w:i w:val="0"/>
@@ -11840,6 +12381,7 @@
     </w:tcPr>
     <w:tblStylePr w:type="firstRow">
       <w:rPr>
+        <w:rFonts w:eastAsia="黑体"/>
         <w:b/>
         <w:bCs/>
         <w:i w:val="0"/>
@@ -11861,6 +12403,7 @@
     </w:tblStylePr>
     <w:tblStylePr w:type="lastRow">
       <w:rPr>
+        <w:rFonts w:eastAsia="黑体"/>
         <w:b/>
         <w:bCs/>
         <w:i w:val="0"/>
@@ -11882,6 +12425,7 @@
     </w:tblStylePr>
     <w:tblStylePr w:type="firstCol">
       <w:rPr>
+        <w:rFonts w:eastAsia="黑体"/>
         <w:b/>
         <w:bCs/>
         <w:i w:val="0"/>
@@ -11901,6 +12445,7 @@
     </w:tblStylePr>
     <w:tblStylePr w:type="lastCol">
       <w:rPr>
+        <w:rFonts w:eastAsia="黑体"/>
         <w:b/>
         <w:bCs/>
         <w:i w:val="0"/>
@@ -11981,6 +12526,7 @@
     </w:tcPr>
     <w:tblStylePr w:type="firstRow">
       <w:rPr>
+        <w:rFonts w:eastAsia="黑体"/>
         <w:b/>
         <w:bCs/>
         <w:i w:val="0"/>
@@ -12002,6 +12548,7 @@
     </w:tblStylePr>
     <w:tblStylePr w:type="lastRow">
       <w:rPr>
+        <w:rFonts w:eastAsia="黑体"/>
         <w:b/>
         <w:bCs/>
         <w:i w:val="0"/>
@@ -12023,6 +12570,7 @@
     </w:tblStylePr>
     <w:tblStylePr w:type="firstCol">
       <w:rPr>
+        <w:rFonts w:eastAsia="黑体"/>
         <w:b/>
         <w:bCs/>
         <w:i w:val="0"/>
@@ -12042,6 +12590,7 @@
     </w:tblStylePr>
     <w:tblStylePr w:type="lastCol">
       <w:rPr>
+        <w:rFonts w:eastAsia="黑体"/>
         <w:b/>
         <w:bCs/>
         <w:i w:val="0"/>
@@ -12122,6 +12671,7 @@
     </w:tcPr>
     <w:tblStylePr w:type="firstRow">
       <w:rPr>
+        <w:rFonts w:eastAsia="黑体"/>
         <w:b/>
         <w:bCs/>
         <w:i w:val="0"/>
@@ -12143,6 +12693,7 @@
     </w:tblStylePr>
     <w:tblStylePr w:type="lastRow">
       <w:rPr>
+        <w:rFonts w:eastAsia="黑体"/>
         <w:b/>
         <w:bCs/>
         <w:i w:val="0"/>
@@ -12164,6 +12715,7 @@
     </w:tblStylePr>
     <w:tblStylePr w:type="firstCol">
       <w:rPr>
+        <w:rFonts w:eastAsia="黑体"/>
         <w:b/>
         <w:bCs/>
         <w:i w:val="0"/>
@@ -12183,6 +12735,7 @@
     </w:tblStylePr>
     <w:tblStylePr w:type="lastCol">
       <w:rPr>
+        <w:rFonts w:eastAsia="黑体"/>
         <w:b/>
         <w:bCs/>
         <w:i w:val="0"/>
@@ -12240,6 +12793,7 @@
       <w:spacing w:after="0" w:line="240" w:lineRule="auto"/>
     </w:pPr>
     <w:rPr>
+      <w:rFonts w:eastAsia="黑体"/>
       <w:color w:themeColor="background1" w:val="FFFFFF"/>
     </w:rPr>
     <w:tblPr>
@@ -12258,6 +12812,7 @@
     </w:tcPr>
     <w:tblStylePr w:type="firstRow">
       <w:rPr>
+        <w:rFonts w:eastAsia="黑体"/>
         <w:b/>
         <w:bCs/>
       </w:rPr>
@@ -12354,6 +12909,7 @@
       <w:spacing w:after="0" w:line="240" w:lineRule="auto"/>
     </w:pPr>
     <w:rPr>
+      <w:rFonts w:eastAsia="黑体"/>
       <w:color w:themeColor="background1" w:val="FFFFFF"/>
     </w:rPr>
     <w:tblPr>
@@ -12372,6 +12928,7 @@
     </w:tcPr>
     <w:tblStylePr w:type="firstRow">
       <w:rPr>
+        <w:rFonts w:eastAsia="黑体"/>
         <w:b/>
         <w:bCs/>
       </w:rPr>
@@ -12468,6 +13025,7 @@
       <w:spacing w:after="0" w:line="240" w:lineRule="auto"/>
     </w:pPr>
     <w:rPr>
+      <w:rFonts w:eastAsia="黑体"/>
       <w:color w:themeColor="background1" w:val="FFFFFF"/>
     </w:rPr>
     <w:tblPr>
@@ -12486,6 +13044,7 @@
     </w:tcPr>
     <w:tblStylePr w:type="firstRow">
       <w:rPr>
+        <w:rFonts w:eastAsia="黑体"/>
         <w:b/>
         <w:bCs/>
       </w:rPr>
@@ -12582,6 +13141,7 @@
       <w:spacing w:after="0" w:line="240" w:lineRule="auto"/>
     </w:pPr>
     <w:rPr>
+      <w:rFonts w:eastAsia="黑体"/>
       <w:color w:themeColor="background1" w:val="FFFFFF"/>
     </w:rPr>
     <w:tblPr>
@@ -12600,6 +13160,7 @@
     </w:tcPr>
     <w:tblStylePr w:type="firstRow">
       <w:rPr>
+        <w:rFonts w:eastAsia="黑体"/>
         <w:b/>
         <w:bCs/>
       </w:rPr>
@@ -12696,6 +13257,7 @@
       <w:spacing w:after="0" w:line="240" w:lineRule="auto"/>
     </w:pPr>
     <w:rPr>
+      <w:rFonts w:eastAsia="黑体"/>
       <w:color w:themeColor="background1" w:val="FFFFFF"/>
     </w:rPr>
     <w:tblPr>
@@ -12714,6 +13276,7 @@
     </w:tcPr>
     <w:tblStylePr w:type="firstRow">
       <w:rPr>
+        <w:rFonts w:eastAsia="黑体"/>
         <w:b/>
         <w:bCs/>
       </w:rPr>
@@ -12810,6 +13373,7 @@
       <w:spacing w:after="0" w:line="240" w:lineRule="auto"/>
     </w:pPr>
     <w:rPr>
+      <w:rFonts w:eastAsia="黑体"/>
       <w:color w:themeColor="background1" w:val="FFFFFF"/>
     </w:rPr>
     <w:tblPr>
@@ -12828,6 +13392,7 @@
     </w:tcPr>
     <w:tblStylePr w:type="firstRow">
       <w:rPr>
+        <w:rFonts w:eastAsia="黑体"/>
         <w:b/>
         <w:bCs/>
       </w:rPr>
@@ -12924,6 +13489,7 @@
       <w:spacing w:after="0" w:line="240" w:lineRule="auto"/>
     </w:pPr>
     <w:rPr>
+      <w:rFonts w:eastAsia="黑体"/>
       <w:color w:themeColor="background1" w:val="FFFFFF"/>
     </w:rPr>
     <w:tblPr>
@@ -12942,6 +13508,7 @@
     </w:tcPr>
     <w:tblStylePr w:type="firstRow">
       <w:rPr>
+        <w:rFonts w:eastAsia="黑体"/>
         <w:b/>
         <w:bCs/>
       </w:rPr>
@@ -13038,6 +13605,7 @@
       <w:spacing w:after="0" w:line="240" w:lineRule="auto"/>
     </w:pPr>
     <w:rPr>
+      <w:rFonts w:eastAsia="黑体"/>
       <w:color w:themeColor="text1" w:val="000000"/>
     </w:rPr>
     <w:tblPr>
@@ -13064,6 +13632,7 @@
     </w:tcPr>
     <w:tblStylePr w:type="firstRow">
       <w:rPr>
+        <w:rFonts w:eastAsia="黑体"/>
         <w:b/>
         <w:bCs/>
       </w:rPr>
@@ -13082,6 +13651,7 @@
     </w:tblStylePr>
     <w:tblStylePr w:type="lastRow">
       <w:rPr>
+        <w:rFonts w:eastAsia="黑体"/>
         <w:b/>
         <w:bCs/>
         <w:color w:themeColor="background1" w:val="FFFFFF"/>
@@ -13096,6 +13666,7 @@
     </w:tblStylePr>
     <w:tblStylePr w:type="firstCol">
       <w:rPr>
+        <w:rFonts w:eastAsia="黑体"/>
         <w:color w:themeColor="background1" w:val="FFFFFF"/>
       </w:rPr>
       <w:tblPr/>
@@ -13113,6 +13684,7 @@
     </w:tblStylePr>
     <w:tblStylePr w:type="lastCol">
       <w:rPr>
+        <w:rFonts w:eastAsia="黑体"/>
         <w:color w:themeColor="background1" w:val="FFFFFF"/>
       </w:rPr>
       <w:tblPr/>
@@ -13142,11 +13714,13 @@
     </w:tblStylePr>
     <w:tblStylePr w:type="neCell">
       <w:rPr>
+        <w:rFonts w:eastAsia="黑体"/>
         <w:color w:themeColor="text1" w:val="000000"/>
       </w:rPr>
     </w:tblStylePr>
     <w:tblStylePr w:type="nwCell">
       <w:rPr>
+        <w:rFonts w:eastAsia="黑体"/>
         <w:color w:themeColor="text1" w:val="000000"/>
       </w:rPr>
     </w:tblStylePr>
@@ -13160,6 +13734,7 @@
       <w:spacing w:after="0" w:line="240" w:lineRule="auto"/>
     </w:pPr>
     <w:rPr>
+      <w:rFonts w:eastAsia="黑体"/>
       <w:color w:themeColor="text1" w:val="000000"/>
     </w:rPr>
     <w:tblPr>
@@ -13186,6 +13761,7 @@
     </w:tcPr>
     <w:tblStylePr w:type="firstRow">
       <w:rPr>
+        <w:rFonts w:eastAsia="黑体"/>
         <w:b/>
         <w:bCs/>
       </w:rPr>
@@ -13204,6 +13780,7 @@
     </w:tblStylePr>
     <w:tblStylePr w:type="lastRow">
       <w:rPr>
+        <w:rFonts w:eastAsia="黑体"/>
         <w:b/>
         <w:bCs/>
         <w:color w:themeColor="background1" w:val="FFFFFF"/>
@@ -13218,6 +13795,7 @@
     </w:tblStylePr>
     <w:tblStylePr w:type="firstCol">
       <w:rPr>
+        <w:rFonts w:eastAsia="黑体"/>
         <w:color w:themeColor="background1" w:val="FFFFFF"/>
       </w:rPr>
       <w:tblPr/>
@@ -13235,6 +13813,7 @@
     </w:tblStylePr>
     <w:tblStylePr w:type="lastCol">
       <w:rPr>
+        <w:rFonts w:eastAsia="黑体"/>
         <w:color w:themeColor="background1" w:val="FFFFFF"/>
       </w:rPr>
       <w:tblPr/>
@@ -13264,11 +13843,13 @@
     </w:tblStylePr>
     <w:tblStylePr w:type="neCell">
       <w:rPr>
+        <w:rFonts w:eastAsia="黑体"/>
         <w:color w:themeColor="text1" w:val="000000"/>
       </w:rPr>
     </w:tblStylePr>
     <w:tblStylePr w:type="nwCell">
       <w:rPr>
+        <w:rFonts w:eastAsia="黑体"/>
         <w:color w:themeColor="text1" w:val="000000"/>
       </w:rPr>
     </w:tblStylePr>
@@ -13282,6 +13863,7 @@
       <w:spacing w:after="0" w:line="240" w:lineRule="auto"/>
     </w:pPr>
     <w:rPr>
+      <w:rFonts w:eastAsia="黑体"/>
       <w:color w:themeColor="text1" w:val="000000"/>
     </w:rPr>
     <w:tblPr>
@@ -13308,6 +13890,7 @@
     </w:tcPr>
     <w:tblStylePr w:type="firstRow">
       <w:rPr>
+        <w:rFonts w:eastAsia="黑体"/>
         <w:b/>
         <w:bCs/>
       </w:rPr>
@@ -13326,6 +13909,7 @@
     </w:tblStylePr>
     <w:tblStylePr w:type="lastRow">
       <w:rPr>
+        <w:rFonts w:eastAsia="黑体"/>
         <w:b/>
         <w:bCs/>
         <w:color w:themeColor="background1" w:val="FFFFFF"/>
@@ -13340,6 +13924,7 @@
     </w:tblStylePr>
     <w:tblStylePr w:type="firstCol">
       <w:rPr>
+        <w:rFonts w:eastAsia="黑体"/>
         <w:color w:themeColor="background1" w:val="FFFFFF"/>
       </w:rPr>
       <w:tblPr/>
@@ -13357,6 +13942,7 @@
     </w:tblStylePr>
     <w:tblStylePr w:type="lastCol">
       <w:rPr>
+        <w:rFonts w:eastAsia="黑体"/>
         <w:color w:themeColor="background1" w:val="FFFFFF"/>
       </w:rPr>
       <w:tblPr/>
@@ -13386,11 +13972,13 @@
     </w:tblStylePr>
     <w:tblStylePr w:type="neCell">
       <w:rPr>
+        <w:rFonts w:eastAsia="黑体"/>
         <w:color w:themeColor="text1" w:val="000000"/>
       </w:rPr>
     </w:tblStylePr>
     <w:tblStylePr w:type="nwCell">
       <w:rPr>
+        <w:rFonts w:eastAsia="黑体"/>
         <w:color w:themeColor="text1" w:val="000000"/>
       </w:rPr>
     </w:tblStylePr>
@@ -13404,6 +13992,7 @@
       <w:spacing w:after="0" w:line="240" w:lineRule="auto"/>
     </w:pPr>
     <w:rPr>
+      <w:rFonts w:eastAsia="黑体"/>
       <w:color w:themeColor="text1" w:val="000000"/>
     </w:rPr>
     <w:tblPr>
@@ -13430,6 +14019,7 @@
     </w:tcPr>
     <w:tblStylePr w:type="firstRow">
       <w:rPr>
+        <w:rFonts w:eastAsia="黑体"/>
         <w:b/>
         <w:bCs/>
       </w:rPr>
@@ -13448,6 +14038,7 @@
     </w:tblStylePr>
     <w:tblStylePr w:type="lastRow">
       <w:rPr>
+        <w:rFonts w:eastAsia="黑体"/>
         <w:b/>
         <w:bCs/>
         <w:color w:themeColor="background1" w:val="FFFFFF"/>
@@ -13462,6 +14053,7 @@
     </w:tblStylePr>
     <w:tblStylePr w:type="firstCol">
       <w:rPr>
+        <w:rFonts w:eastAsia="黑体"/>
         <w:color w:themeColor="background1" w:val="FFFFFF"/>
       </w:rPr>
       <w:tblPr/>
@@ -13479,6 +14071,7 @@
     </w:tblStylePr>
     <w:tblStylePr w:type="lastCol">
       <w:rPr>
+        <w:rFonts w:eastAsia="黑体"/>
         <w:color w:themeColor="background1" w:val="FFFFFF"/>
       </w:rPr>
       <w:tblPr/>
@@ -13516,6 +14109,7 @@
       <w:spacing w:after="0" w:line="240" w:lineRule="auto"/>
     </w:pPr>
     <w:rPr>
+      <w:rFonts w:eastAsia="黑体"/>
       <w:color w:themeColor="text1" w:val="000000"/>
     </w:rPr>
     <w:tblPr>
@@ -13542,6 +14136,7 @@
     </w:tcPr>
     <w:tblStylePr w:type="firstRow">
       <w:rPr>
+        <w:rFonts w:eastAsia="黑体"/>
         <w:b/>
         <w:bCs/>
       </w:rPr>
@@ -13560,6 +14155,7 @@
     </w:tblStylePr>
     <w:tblStylePr w:type="lastRow">
       <w:rPr>
+        <w:rFonts w:eastAsia="黑体"/>
         <w:b/>
         <w:bCs/>
         <w:color w:themeColor="background1" w:val="FFFFFF"/>
@@ -13574,6 +14170,7 @@
     </w:tblStylePr>
     <w:tblStylePr w:type="firstCol">
       <w:rPr>
+        <w:rFonts w:eastAsia="黑体"/>
         <w:color w:themeColor="background1" w:val="FFFFFF"/>
       </w:rPr>
       <w:tblPr/>
@@ -13591,6 +14188,7 @@
     </w:tblStylePr>
     <w:tblStylePr w:type="lastCol">
       <w:rPr>
+        <w:rFonts w:eastAsia="黑体"/>
         <w:color w:themeColor="background1" w:val="FFFFFF"/>
       </w:rPr>
       <w:tblPr/>
@@ -13620,11 +14218,13 @@
     </w:tblStylePr>
     <w:tblStylePr w:type="neCell">
       <w:rPr>
+        <w:rFonts w:eastAsia="黑体"/>
         <w:color w:themeColor="text1" w:val="000000"/>
       </w:rPr>
     </w:tblStylePr>
     <w:tblStylePr w:type="nwCell">
       <w:rPr>
+        <w:rFonts w:eastAsia="黑体"/>
         <w:color w:themeColor="text1" w:val="000000"/>
       </w:rPr>
     </w:tblStylePr>
@@ -13638,6 +14238,7 @@
       <w:spacing w:after="0" w:line="240" w:lineRule="auto"/>
     </w:pPr>
     <w:rPr>
+      <w:rFonts w:eastAsia="黑体"/>
       <w:color w:themeColor="text1" w:val="000000"/>
     </w:rPr>
     <w:tblPr>
@@ -13664,6 +14265,7 @@
     </w:tcPr>
     <w:tblStylePr w:type="firstRow">
       <w:rPr>
+        <w:rFonts w:eastAsia="黑体"/>
         <w:b/>
         <w:bCs/>
       </w:rPr>
@@ -13682,6 +14284,7 @@
     </w:tblStylePr>
     <w:tblStylePr w:type="lastRow">
       <w:rPr>
+        <w:rFonts w:eastAsia="黑体"/>
         <w:b/>
         <w:bCs/>
         <w:color w:themeColor="background1" w:val="FFFFFF"/>
@@ -13696,6 +14299,7 @@
     </w:tblStylePr>
     <w:tblStylePr w:type="firstCol">
       <w:rPr>
+        <w:rFonts w:eastAsia="黑体"/>
         <w:color w:themeColor="background1" w:val="FFFFFF"/>
       </w:rPr>
       <w:tblPr/>
@@ -13713,6 +14317,7 @@
     </w:tblStylePr>
     <w:tblStylePr w:type="lastCol">
       <w:rPr>
+        <w:rFonts w:eastAsia="黑体"/>
         <w:color w:themeColor="background1" w:val="FFFFFF"/>
       </w:rPr>
       <w:tblPr/>
@@ -13742,11 +14347,13 @@
     </w:tblStylePr>
     <w:tblStylePr w:type="neCell">
       <w:rPr>
+        <w:rFonts w:eastAsia="黑体"/>
         <w:color w:themeColor="text1" w:val="000000"/>
       </w:rPr>
     </w:tblStylePr>
     <w:tblStylePr w:type="nwCell">
       <w:rPr>
+        <w:rFonts w:eastAsia="黑体"/>
         <w:color w:themeColor="text1" w:val="000000"/>
       </w:rPr>
     </w:tblStylePr>
@@ -13760,6 +14367,7 @@
       <w:spacing w:after="0" w:line="240" w:lineRule="auto"/>
     </w:pPr>
     <w:rPr>
+      <w:rFonts w:eastAsia="黑体"/>
       <w:color w:themeColor="text1" w:val="000000"/>
     </w:rPr>
     <w:tblPr>
@@ -13786,6 +14394,7 @@
     </w:tcPr>
     <w:tblStylePr w:type="firstRow">
       <w:rPr>
+        <w:rFonts w:eastAsia="黑体"/>
         <w:b/>
         <w:bCs/>
       </w:rPr>
@@ -13804,6 +14413,7 @@
     </w:tblStylePr>
     <w:tblStylePr w:type="lastRow">
       <w:rPr>
+        <w:rFonts w:eastAsia="黑体"/>
         <w:b/>
         <w:bCs/>
         <w:color w:themeColor="background1" w:val="FFFFFF"/>
@@ -13818,6 +14428,7 @@
     </w:tblStylePr>
     <w:tblStylePr w:type="firstCol">
       <w:rPr>
+        <w:rFonts w:eastAsia="黑体"/>
         <w:color w:themeColor="background1" w:val="FFFFFF"/>
       </w:rPr>
       <w:tblPr/>
@@ -13835,6 +14446,7 @@
     </w:tblStylePr>
     <w:tblStylePr w:type="lastCol">
       <w:rPr>
+        <w:rFonts w:eastAsia="黑体"/>
         <w:color w:themeColor="background1" w:val="FFFFFF"/>
       </w:rPr>
       <w:tblPr/>
@@ -13864,11 +14476,13 @@
     </w:tblStylePr>
     <w:tblStylePr w:type="neCell">
       <w:rPr>
+        <w:rFonts w:eastAsia="黑体"/>
         <w:color w:themeColor="text1" w:val="000000"/>
       </w:rPr>
     </w:tblStylePr>
     <w:tblStylePr w:type="nwCell">
       <w:rPr>
+        <w:rFonts w:eastAsia="黑体"/>
         <w:color w:themeColor="text1" w:val="000000"/>
       </w:rPr>
     </w:tblStylePr>
@@ -13882,6 +14496,7 @@
       <w:spacing w:after="0" w:line="240" w:lineRule="auto"/>
     </w:pPr>
     <w:rPr>
+      <w:rFonts w:eastAsia="黑体"/>
       <w:color w:themeColor="text1" w:val="000000"/>
     </w:rPr>
     <w:tblPr>
@@ -13900,6 +14515,7 @@
     </w:tcPr>
     <w:tblStylePr w:type="firstRow">
       <w:rPr>
+        <w:rFonts w:eastAsia="黑体"/>
         <w:b/>
         <w:bCs/>
         <w:color w:themeColor="background1" w:val="FFFFFF"/>
@@ -13914,6 +14530,7 @@
     </w:tblStylePr>
     <w:tblStylePr w:type="lastRow">
       <w:rPr>
+        <w:rFonts w:eastAsia="黑体"/>
         <w:b/>
         <w:bCs/>
         <w:color w:themeColor="accent2" w:themeShade="CC" w:val="9E3A38"/>
@@ -13928,12 +14545,14 @@
     </w:tblStylePr>
     <w:tblStylePr w:type="firstCol">
       <w:rPr>
+        <w:rFonts w:eastAsia="黑体"/>
         <w:b/>
         <w:bCs/>
       </w:rPr>
     </w:tblStylePr>
     <w:tblStylePr w:type="lastCol">
       <w:rPr>
+        <w:rFonts w:eastAsia="黑体"/>
         <w:b/>
         <w:bCs/>
       </w:rPr>
@@ -13968,6 +14587,7 @@
       <w:spacing w:after="0" w:line="240" w:lineRule="auto"/>
     </w:pPr>
     <w:rPr>
+      <w:rFonts w:eastAsia="黑体"/>
       <w:color w:themeColor="text1" w:val="000000"/>
     </w:rPr>
     <w:tblPr>
@@ -13986,6 +14606,7 @@
     </w:tcPr>
     <w:tblStylePr w:type="firstRow">
       <w:rPr>
+        <w:rFonts w:eastAsia="黑体"/>
         <w:b/>
         <w:bCs/>
         <w:color w:themeColor="background1" w:val="FFFFFF"/>
@@ -14000,6 +14621,7 @@
     </w:tblStylePr>
     <w:tblStylePr w:type="lastRow">
       <w:rPr>
+        <w:rFonts w:eastAsia="黑体"/>
         <w:b/>
         <w:bCs/>
         <w:color w:themeColor="accent2" w:themeShade="CC" w:val="9E3A38"/>
@@ -14014,12 +14636,14 @@
     </w:tblStylePr>
     <w:tblStylePr w:type="firstCol">
       <w:rPr>
+        <w:rFonts w:eastAsia="黑体"/>
         <w:b/>
         <w:bCs/>
       </w:rPr>
     </w:tblStylePr>
     <w:tblStylePr w:type="lastCol">
       <w:rPr>
+        <w:rFonts w:eastAsia="黑体"/>
         <w:b/>
         <w:bCs/>
       </w:rPr>
@@ -14054,6 +14678,7 @@
       <w:spacing w:after="0" w:line="240" w:lineRule="auto"/>
     </w:pPr>
     <w:rPr>
+      <w:rFonts w:eastAsia="黑体"/>
       <w:color w:themeColor="text1" w:val="000000"/>
     </w:rPr>
     <w:tblPr>
@@ -14072,6 +14697,7 @@
     </w:tcPr>
     <w:tblStylePr w:type="firstRow">
       <w:rPr>
+        <w:rFonts w:eastAsia="黑体"/>
         <w:b/>
         <w:bCs/>
         <w:color w:themeColor="background1" w:val="FFFFFF"/>
@@ -14086,6 +14712,7 @@
     </w:tblStylePr>
     <w:tblStylePr w:type="lastRow">
       <w:rPr>
+        <w:rFonts w:eastAsia="黑体"/>
         <w:b/>
         <w:bCs/>
         <w:color w:themeColor="accent2" w:themeShade="CC" w:val="9E3A38"/>
@@ -14100,12 +14727,14 @@
     </w:tblStylePr>
     <w:tblStylePr w:type="firstCol">
       <w:rPr>
+        <w:rFonts w:eastAsia="黑体"/>
         <w:b/>
         <w:bCs/>
       </w:rPr>
     </w:tblStylePr>
     <w:tblStylePr w:type="lastCol">
       <w:rPr>
+        <w:rFonts w:eastAsia="黑体"/>
         <w:b/>
         <w:bCs/>
       </w:rPr>
@@ -14140,6 +14769,7 @@
       <w:spacing w:after="0" w:line="240" w:lineRule="auto"/>
     </w:pPr>
     <w:rPr>
+      <w:rFonts w:eastAsia="黑体"/>
       <w:color w:themeColor="text1" w:val="000000"/>
     </w:rPr>
     <w:tblPr>
@@ -14158,6 +14788,7 @@
     </w:tcPr>
     <w:tblStylePr w:type="firstRow">
       <w:rPr>
+        <w:rFonts w:eastAsia="黑体"/>
         <w:b/>
         <w:bCs/>
         <w:color w:themeColor="background1" w:val="FFFFFF"/>
@@ -14172,6 +14803,7 @@
     </w:tblStylePr>
     <w:tblStylePr w:type="lastRow">
       <w:rPr>
+        <w:rFonts w:eastAsia="黑体"/>
         <w:b/>
         <w:bCs/>
         <w:color w:themeColor="accent4" w:themeShade="CC" w:val="664E82"/>
@@ -14186,12 +14818,14 @@
     </w:tblStylePr>
     <w:tblStylePr w:type="firstCol">
       <w:rPr>
+        <w:rFonts w:eastAsia="黑体"/>
         <w:b/>
         <w:bCs/>
       </w:rPr>
     </w:tblStylePr>
     <w:tblStylePr w:type="lastCol">
       <w:rPr>
+        <w:rFonts w:eastAsia="黑体"/>
         <w:b/>
         <w:bCs/>
       </w:rPr>
@@ -14226,6 +14860,7 @@
       <w:spacing w:after="0" w:line="240" w:lineRule="auto"/>
     </w:pPr>
     <w:rPr>
+      <w:rFonts w:eastAsia="黑体"/>
       <w:color w:themeColor="text1" w:val="000000"/>
     </w:rPr>
     <w:tblPr>
@@ -14244,6 +14879,7 @@
     </w:tcPr>
     <w:tblStylePr w:type="firstRow">
       <w:rPr>
+        <w:rFonts w:eastAsia="黑体"/>
         <w:b/>
         <w:bCs/>
         <w:color w:themeColor="background1" w:val="FFFFFF"/>
@@ -14258,6 +14894,7 @@
     </w:tblStylePr>
     <w:tblStylePr w:type="lastRow">
       <w:rPr>
+        <w:rFonts w:eastAsia="黑体"/>
         <w:b/>
         <w:bCs/>
         <w:color w:themeColor="accent3" w:themeShade="CC" w:val="7E9C40"/>
@@ -14272,12 +14909,14 @@
     </w:tblStylePr>
     <w:tblStylePr w:type="firstCol">
       <w:rPr>
+        <w:rFonts w:eastAsia="黑体"/>
         <w:b/>
         <w:bCs/>
       </w:rPr>
     </w:tblStylePr>
     <w:tblStylePr w:type="lastCol">
       <w:rPr>
+        <w:rFonts w:eastAsia="黑体"/>
         <w:b/>
         <w:bCs/>
       </w:rPr>
@@ -14312,6 +14951,7 @@
       <w:spacing w:after="0" w:line="240" w:lineRule="auto"/>
     </w:pPr>
     <w:rPr>
+      <w:rFonts w:eastAsia="黑体"/>
       <w:color w:themeColor="text1" w:val="000000"/>
     </w:rPr>
     <w:tblPr>
@@ -14330,6 +14970,7 @@
     </w:tcPr>
     <w:tblStylePr w:type="firstRow">
       <w:rPr>
+        <w:rFonts w:eastAsia="黑体"/>
         <w:b/>
         <w:bCs/>
         <w:color w:themeColor="background1" w:val="FFFFFF"/>
@@ -14344,6 +14985,7 @@
     </w:tblStylePr>
     <w:tblStylePr w:type="lastRow">
       <w:rPr>
+        <w:rFonts w:eastAsia="黑体"/>
         <w:b/>
         <w:bCs/>
         <w:color w:themeColor="accent6" w:themeShade="CC" w:val="F2730A"/>
@@ -14358,12 +15000,14 @@
     </w:tblStylePr>
     <w:tblStylePr w:type="firstCol">
       <w:rPr>
+        <w:rFonts w:eastAsia="黑体"/>
         <w:b/>
         <w:bCs/>
       </w:rPr>
     </w:tblStylePr>
     <w:tblStylePr w:type="lastCol">
       <w:rPr>
+        <w:rFonts w:eastAsia="黑体"/>
         <w:b/>
         <w:bCs/>
       </w:rPr>
@@ -14398,6 +15042,7 @@
       <w:spacing w:after="0" w:line="240" w:lineRule="auto"/>
     </w:pPr>
     <w:rPr>
+      <w:rFonts w:eastAsia="黑体"/>
       <w:color w:themeColor="text1" w:val="000000"/>
     </w:rPr>
     <w:tblPr>
@@ -14416,6 +15061,7 @@
     </w:tcPr>
     <w:tblStylePr w:type="firstRow">
       <w:rPr>
+        <w:rFonts w:eastAsia="黑体"/>
         <w:b/>
         <w:bCs/>
         <w:color w:themeColor="background1" w:val="FFFFFF"/>
@@ -14430,6 +15076,7 @@
     </w:tblStylePr>
     <w:tblStylePr w:type="lastRow">
       <w:rPr>
+        <w:rFonts w:eastAsia="黑体"/>
         <w:b/>
         <w:bCs/>
         <w:color w:themeColor="accent5" w:themeShade="CC" w:val="348DA5"/>
@@ -14444,12 +15091,14 @@
     </w:tblStylePr>
     <w:tblStylePr w:type="firstCol">
       <w:rPr>
+        <w:rFonts w:eastAsia="黑体"/>
         <w:b/>
         <w:bCs/>
       </w:rPr>
     </w:tblStylePr>
     <w:tblStylePr w:type="lastCol">
       <w:rPr>
+        <w:rFonts w:eastAsia="黑体"/>
         <w:b/>
         <w:bCs/>
       </w:rPr>
@@ -14484,6 +15133,7 @@
       <w:spacing w:after="0" w:line="240" w:lineRule="auto"/>
     </w:pPr>
     <w:rPr>
+      <w:rFonts w:eastAsia="黑体"/>
       <w:color w:themeColor="text1" w:val="000000"/>
     </w:rPr>
     <w:tblPr>
@@ -14505,6 +15155,7 @@
     </w:tcPr>
     <w:tblStylePr w:type="firstRow">
       <w:rPr>
+        <w:rFonts w:eastAsia="黑体"/>
         <w:b/>
         <w:bCs/>
       </w:rPr>
@@ -14515,6 +15166,7 @@
     </w:tblStylePr>
     <w:tblStylePr w:type="lastRow">
       <w:rPr>
+        <w:rFonts w:eastAsia="黑体"/>
         <w:b/>
         <w:bCs/>
         <w:color w:themeColor="text1" w:val="000000"/>
@@ -14526,6 +15178,7 @@
     </w:tblStylePr>
     <w:tblStylePr w:type="firstCol">
       <w:rPr>
+        <w:rFonts w:eastAsia="黑体"/>
         <w:color w:themeColor="background1" w:val="FFFFFF"/>
       </w:rPr>
       <w:tblPr/>
@@ -14535,6 +15188,7 @@
     </w:tblStylePr>
     <w:tblStylePr w:type="lastCol">
       <w:rPr>
+        <w:rFonts w:eastAsia="黑体"/>
         <w:color w:themeColor="background1" w:val="FFFFFF"/>
       </w:rPr>
       <w:tblPr/>
@@ -14564,6 +15218,7 @@
       <w:spacing w:after="0" w:line="240" w:lineRule="auto"/>
     </w:pPr>
     <w:rPr>
+      <w:rFonts w:eastAsia="黑体"/>
       <w:color w:themeColor="text1" w:val="000000"/>
     </w:rPr>
     <w:tblPr>
@@ -14585,6 +15240,7 @@
     </w:tcPr>
     <w:tblStylePr w:type="firstRow">
       <w:rPr>
+        <w:rFonts w:eastAsia="黑体"/>
         <w:b/>
         <w:bCs/>
       </w:rPr>
@@ -14595,6 +15251,7 @@
     </w:tblStylePr>
     <w:tblStylePr w:type="lastRow">
       <w:rPr>
+        <w:rFonts w:eastAsia="黑体"/>
         <w:b/>
         <w:bCs/>
         <w:color w:themeColor="text1" w:val="000000"/>
@@ -14606,6 +15263,7 @@
     </w:tblStylePr>
     <w:tblStylePr w:type="firstCol">
       <w:rPr>
+        <w:rFonts w:eastAsia="黑体"/>
         <w:color w:themeColor="background1" w:val="FFFFFF"/>
       </w:rPr>
       <w:tblPr/>
@@ -14615,6 +15273,7 @@
     </w:tblStylePr>
     <w:tblStylePr w:type="lastCol">
       <w:rPr>
+        <w:rFonts w:eastAsia="黑体"/>
         <w:color w:themeColor="background1" w:val="FFFFFF"/>
       </w:rPr>
       <w:tblPr/>
@@ -14644,6 +15303,7 @@
       <w:spacing w:after="0" w:line="240" w:lineRule="auto"/>
     </w:pPr>
     <w:rPr>
+      <w:rFonts w:eastAsia="黑体"/>
       <w:color w:themeColor="text1" w:val="000000"/>
     </w:rPr>
     <w:tblPr>
@@ -14665,6 +15325,7 @@
     </w:tcPr>
     <w:tblStylePr w:type="firstRow">
       <w:rPr>
+        <w:rFonts w:eastAsia="黑体"/>
         <w:b/>
         <w:bCs/>
       </w:rPr>
@@ -14675,6 +15336,7 @@
     </w:tblStylePr>
     <w:tblStylePr w:type="lastRow">
       <w:rPr>
+        <w:rFonts w:eastAsia="黑体"/>
         <w:b/>
         <w:bCs/>
         <w:color w:themeColor="text1" w:val="000000"/>
@@ -14686,6 +15348,7 @@
     </w:tblStylePr>
     <w:tblStylePr w:type="firstCol">
       <w:rPr>
+        <w:rFonts w:eastAsia="黑体"/>
         <w:color w:themeColor="background1" w:val="FFFFFF"/>
       </w:rPr>
       <w:tblPr/>
@@ -14695,6 +15358,7 @@
     </w:tblStylePr>
     <w:tblStylePr w:type="lastCol">
       <w:rPr>
+        <w:rFonts w:eastAsia="黑体"/>
         <w:color w:themeColor="background1" w:val="FFFFFF"/>
       </w:rPr>
       <w:tblPr/>
@@ -14724,6 +15388,7 @@
       <w:spacing w:after="0" w:line="240" w:lineRule="auto"/>
     </w:pPr>
     <w:rPr>
+      <w:rFonts w:eastAsia="黑体"/>
       <w:color w:themeColor="text1" w:val="000000"/>
     </w:rPr>
     <w:tblPr>
@@ -14745,6 +15410,7 @@
     </w:tcPr>
     <w:tblStylePr w:type="firstRow">
       <w:rPr>
+        <w:rFonts w:eastAsia="黑体"/>
         <w:b/>
         <w:bCs/>
       </w:rPr>
@@ -14755,6 +15421,7 @@
     </w:tblStylePr>
     <w:tblStylePr w:type="lastRow">
       <w:rPr>
+        <w:rFonts w:eastAsia="黑体"/>
         <w:b/>
         <w:bCs/>
         <w:color w:themeColor="text1" w:val="000000"/>
@@ -14766,6 +15433,7 @@
     </w:tblStylePr>
     <w:tblStylePr w:type="firstCol">
       <w:rPr>
+        <w:rFonts w:eastAsia="黑体"/>
         <w:color w:themeColor="background1" w:val="FFFFFF"/>
       </w:rPr>
       <w:tblPr/>
@@ -14775,6 +15443,7 @@
     </w:tblStylePr>
     <w:tblStylePr w:type="lastCol">
       <w:rPr>
+        <w:rFonts w:eastAsia="黑体"/>
         <w:color w:themeColor="background1" w:val="FFFFFF"/>
       </w:rPr>
       <w:tblPr/>
@@ -14804,6 +15473,7 @@
       <w:spacing w:after="0" w:line="240" w:lineRule="auto"/>
     </w:pPr>
     <w:rPr>
+      <w:rFonts w:eastAsia="黑体"/>
       <w:color w:themeColor="text1" w:val="000000"/>
     </w:rPr>
     <w:tblPr>
@@ -14825,6 +15495,7 @@
     </w:tcPr>
     <w:tblStylePr w:type="firstRow">
       <w:rPr>
+        <w:rFonts w:eastAsia="黑体"/>
         <w:b/>
         <w:bCs/>
       </w:rPr>
@@ -14835,6 +15506,7 @@
     </w:tblStylePr>
     <w:tblStylePr w:type="lastRow">
       <w:rPr>
+        <w:rFonts w:eastAsia="黑体"/>
         <w:b/>
         <w:bCs/>
         <w:color w:themeColor="text1" w:val="000000"/>
@@ -14846,6 +15518,7 @@
     </w:tblStylePr>
     <w:tblStylePr w:type="firstCol">
       <w:rPr>
+        <w:rFonts w:eastAsia="黑体"/>
         <w:color w:themeColor="background1" w:val="FFFFFF"/>
       </w:rPr>
       <w:tblPr/>
@@ -14855,6 +15528,7 @@
     </w:tblStylePr>
     <w:tblStylePr w:type="lastCol">
       <w:rPr>
+        <w:rFonts w:eastAsia="黑体"/>
         <w:color w:themeColor="background1" w:val="FFFFFF"/>
       </w:rPr>
       <w:tblPr/>
@@ -14884,6 +15558,7 @@
       <w:spacing w:after="0" w:line="240" w:lineRule="auto"/>
     </w:pPr>
     <w:rPr>
+      <w:rFonts w:eastAsia="黑体"/>
       <w:color w:themeColor="text1" w:val="000000"/>
     </w:rPr>
     <w:tblPr>
@@ -14905,6 +15580,7 @@
     </w:tcPr>
     <w:tblStylePr w:type="firstRow">
       <w:rPr>
+        <w:rFonts w:eastAsia="黑体"/>
         <w:b/>
         <w:bCs/>
       </w:rPr>
@@ -14915,6 +15591,7 @@
     </w:tblStylePr>
     <w:tblStylePr w:type="lastRow">
       <w:rPr>
+        <w:rFonts w:eastAsia="黑体"/>
         <w:b/>
         <w:bCs/>
         <w:color w:themeColor="text1" w:val="000000"/>
@@ -14926,6 +15603,7 @@
     </w:tblStylePr>
     <w:tblStylePr w:type="firstCol">
       <w:rPr>
+        <w:rFonts w:eastAsia="黑体"/>
         <w:color w:themeColor="background1" w:val="FFFFFF"/>
       </w:rPr>
       <w:tblPr/>
@@ -14935,6 +15613,7 @@
     </w:tblStylePr>
     <w:tblStylePr w:type="lastCol">
       <w:rPr>
+        <w:rFonts w:eastAsia="黑体"/>
         <w:color w:themeColor="background1" w:val="FFFFFF"/>
       </w:rPr>
       <w:tblPr/>
@@ -14964,6 +15643,7 @@
       <w:spacing w:after="0" w:line="240" w:lineRule="auto"/>
     </w:pPr>
     <w:rPr>
+      <w:rFonts w:eastAsia="黑体"/>
       <w:color w:themeColor="text1" w:val="000000"/>
     </w:rPr>
     <w:tblPr>
@@ -14985,6 +15665,7 @@
     </w:tcPr>
     <w:tblStylePr w:type="firstRow">
       <w:rPr>
+        <w:rFonts w:eastAsia="黑体"/>
         <w:b/>
         <w:bCs/>
       </w:rPr>
@@ -14995,6 +15676,7 @@
     </w:tblStylePr>
     <w:tblStylePr w:type="lastRow">
       <w:rPr>
+        <w:rFonts w:eastAsia="黑体"/>
         <w:b/>
         <w:bCs/>
         <w:color w:themeColor="text1" w:val="000000"/>
@@ -15006,6 +15688,7 @@
     </w:tblStylePr>
     <w:tblStylePr w:type="firstCol">
       <w:rPr>
+        <w:rFonts w:eastAsia="黑体"/>
         <w:color w:themeColor="background1" w:val="FFFFFF"/>
       </w:rPr>
       <w:tblPr/>
@@ -15015,6 +15698,7 @@
     </w:tblStylePr>
     <w:tblStylePr w:type="lastCol">
       <w:rPr>
+        <w:rFonts w:eastAsia="黑体"/>
         <w:color w:themeColor="background1" w:val="FFFFFF"/>
       </w:rPr>
       <w:tblPr/>
@@ -15047,6 +15731,7 @@
     <w:name w:val="KeywordTok"/>
     <w:basedOn w:val="VerbatimChar"/>
     <w:rPr>
+      <w:rFonts w:eastAsia="黑体"/>
       <w:b/>
       <w:color w:val="007020"/>
     </w:rPr>
@@ -15055,6 +15740,7 @@
     <w:name w:val="DataTypeTok"/>
     <w:basedOn w:val="VerbatimChar"/>
     <w:rPr>
+      <w:rFonts w:eastAsia="黑体"/>
       <w:color w:val="902000"/>
     </w:rPr>
   </w:style>
@@ -15062,6 +15748,7 @@
     <w:name w:val="DecValTok"/>
     <w:basedOn w:val="VerbatimChar"/>
     <w:rPr>
+      <w:rFonts w:eastAsia="黑体"/>
       <w:color w:val="40a070"/>
     </w:rPr>
   </w:style>
@@ -15069,6 +15756,7 @@
     <w:name w:val="BaseNTok"/>
     <w:basedOn w:val="VerbatimChar"/>
     <w:rPr>
+      <w:rFonts w:eastAsia="黑体"/>
       <w:color w:val="40a070"/>
     </w:rPr>
   </w:style>
@@ -15076,6 +15764,7 @@
     <w:name w:val="FloatTok"/>
     <w:basedOn w:val="VerbatimChar"/>
     <w:rPr>
+      <w:rFonts w:eastAsia="黑体"/>
       <w:color w:val="40a070"/>
     </w:rPr>
   </w:style>
@@ -15083,6 +15772,7 @@
     <w:name w:val="ConstantTok"/>
     <w:basedOn w:val="VerbatimChar"/>
     <w:rPr>
+      <w:rFonts w:eastAsia="黑体"/>
       <w:color w:val="880000"/>
     </w:rPr>
   </w:style>
@@ -15090,6 +15780,7 @@
     <w:name w:val="CharTok"/>
     <w:basedOn w:val="VerbatimChar"/>
     <w:rPr>
+      <w:rFonts w:eastAsia="黑体"/>
       <w:color w:val="4070a0"/>
     </w:rPr>
   </w:style>
@@ -15097,6 +15788,7 @@
     <w:name w:val="SpecialCharTok"/>
     <w:basedOn w:val="VerbatimChar"/>
     <w:rPr>
+      <w:rFonts w:eastAsia="黑体"/>
       <w:color w:val="4070a0"/>
     </w:rPr>
   </w:style>
@@ -15104,6 +15796,7 @@
     <w:name w:val="StringTok"/>
     <w:basedOn w:val="VerbatimChar"/>
     <w:rPr>
+      <w:rFonts w:eastAsia="黑体"/>
       <w:color w:val="4070a0"/>
     </w:rPr>
   </w:style>
@@ -15111,6 +15804,7 @@
     <w:name w:val="VerbatimStringTok"/>
     <w:basedOn w:val="VerbatimChar"/>
     <w:rPr>
+      <w:rFonts w:eastAsia="黑体"/>
       <w:color w:val="4070a0"/>
     </w:rPr>
   </w:style>
@@ -15118,6 +15812,7 @@
     <w:name w:val="SpecialStringTok"/>
     <w:basedOn w:val="VerbatimChar"/>
     <w:rPr>
+      <w:rFonts w:eastAsia="黑体"/>
       <w:color w:val="bb6688"/>
     </w:rPr>
   </w:style>
@@ -15125,6 +15820,7 @@
     <w:name w:val="ImportTok"/>
     <w:basedOn w:val="VerbatimChar"/>
     <w:rPr>
+      <w:rFonts w:eastAsia="黑体"/>
       <w:b/>
       <w:color w:val="008000"/>
     </w:rPr>
@@ -15133,6 +15829,7 @@
     <w:name w:val="CommentTok"/>
     <w:basedOn w:val="VerbatimChar"/>
     <w:rPr>
+      <w:rFonts w:eastAsia="黑体"/>
       <w:i/>
       <w:color w:val="60a0b0"/>
     </w:rPr>
@@ -15141,6 +15838,7 @@
     <w:name w:val="DocumentationTok"/>
     <w:basedOn w:val="VerbatimChar"/>
     <w:rPr>
+      <w:rFonts w:eastAsia="黑体"/>
       <w:i/>
       <w:color w:val="ba2121"/>
     </w:rPr>
@@ -15149,6 +15847,7 @@
     <w:name w:val="AnnotationTok"/>
     <w:basedOn w:val="VerbatimChar"/>
     <w:rPr>
+      <w:rFonts w:eastAsia="黑体"/>
       <w:b/>
       <w:i/>
       <w:color w:val="60a0b0"/>
@@ -15158,6 +15857,7 @@
     <w:name w:val="CommentVarTok"/>
     <w:basedOn w:val="VerbatimChar"/>
     <w:rPr>
+      <w:rFonts w:eastAsia="黑体"/>
       <w:b/>
       <w:i/>
       <w:color w:val="60a0b0"/>
@@ -15167,6 +15867,7 @@
     <w:name w:val="OtherTok"/>
     <w:basedOn w:val="VerbatimChar"/>
     <w:rPr>
+      <w:rFonts w:eastAsia="黑体"/>
       <w:color w:val="007020"/>
     </w:rPr>
   </w:style>
@@ -15174,6 +15875,7 @@
     <w:name w:val="FunctionTok"/>
     <w:basedOn w:val="VerbatimChar"/>
     <w:rPr>
+      <w:rFonts w:eastAsia="黑体"/>
       <w:color w:val="06287e"/>
     </w:rPr>
   </w:style>
@@ -15181,6 +15883,7 @@
     <w:name w:val="VariableTok"/>
     <w:basedOn w:val="VerbatimChar"/>
     <w:rPr>
+      <w:rFonts w:eastAsia="黑体"/>
       <w:color w:val="19177c"/>
     </w:rPr>
   </w:style>
@@ -15188,6 +15891,7 @@
     <w:name w:val="ControlFlowTok"/>
     <w:basedOn w:val="VerbatimChar"/>
     <w:rPr>
+      <w:rFonts w:eastAsia="黑体"/>
       <w:b/>
       <w:color w:val="007020"/>
     </w:rPr>
@@ -15196,6 +15900,7 @@
     <w:name w:val="OperatorTok"/>
     <w:basedOn w:val="VerbatimChar"/>
     <w:rPr>
+      <w:rFonts w:eastAsia="黑体"/>
       <w:color w:val="666666"/>
     </w:rPr>
   </w:style>
@@ -15203,18 +15908,22 @@
     <w:name w:val="BuiltInTok"/>
     <w:basedOn w:val="VerbatimChar"/>
     <w:rPr>
+      <w:rFonts w:eastAsia="黑体"/>
       <w:color w:val="008000"/>
     </w:rPr>
   </w:style>
   <w:style w:type="character" w:customStyle="1" w:styleId="ExtensionTok">
     <w:name w:val="ExtensionTok"/>
     <w:basedOn w:val="VerbatimChar"/>
-    <w:rPr/>
+    <w:rPr>
+      <w:rFonts w:eastAsia="黑体"/>
+    </w:rPr>
   </w:style>
   <w:style w:type="character" w:customStyle="1" w:styleId="PreprocessorTok">
     <w:name w:val="PreprocessorTok"/>
     <w:basedOn w:val="VerbatimChar"/>
     <w:rPr>
+      <w:rFonts w:eastAsia="黑体"/>
       <w:color w:val="bc7a00"/>
     </w:rPr>
   </w:style>
@@ -15222,18 +15931,22 @@
     <w:name w:val="AttributeTok"/>
     <w:basedOn w:val="VerbatimChar"/>
     <w:rPr>
+      <w:rFonts w:eastAsia="黑体"/>
       <w:color w:val="7d9029"/>
     </w:rPr>
   </w:style>
   <w:style w:type="character" w:customStyle="1" w:styleId="RegionMarkerTok">
     <w:name w:val="RegionMarkerTok"/>
     <w:basedOn w:val="VerbatimChar"/>
-    <w:rPr/>
+    <w:rPr>
+      <w:rFonts w:eastAsia="黑体"/>
+    </w:rPr>
   </w:style>
   <w:style w:type="character" w:customStyle="1" w:styleId="InformationTok">
     <w:name w:val="InformationTok"/>
     <w:basedOn w:val="VerbatimChar"/>
     <w:rPr>
+      <w:rFonts w:eastAsia="黑体"/>
       <w:b/>
       <w:i/>
       <w:color w:val="60a0b0"/>
@@ -15243,6 +15956,7 @@
     <w:name w:val="WarningTok"/>
     <w:basedOn w:val="VerbatimChar"/>
     <w:rPr>
+      <w:rFonts w:eastAsia="黑体"/>
       <w:b/>
       <w:i/>
       <w:color w:val="60a0b0"/>
@@ -15252,6 +15966,7 @@
     <w:name w:val="AlertTok"/>
     <w:basedOn w:val="VerbatimChar"/>
     <w:rPr>
+      <w:rFonts w:eastAsia="黑体"/>
       <w:b/>
       <w:color w:val="ff0000"/>
     </w:rPr>
@@ -15260,6 +15975,7 @@
     <w:name w:val="ErrorTok"/>
     <w:basedOn w:val="VerbatimChar"/>
     <w:rPr>
+      <w:rFonts w:eastAsia="黑体"/>
       <w:b/>
       <w:color w:val="ff0000"/>
     </w:rPr>
@@ -15267,7 +15983,9 @@
   <w:style w:type="character" w:customStyle="1" w:styleId="NormalTok">
     <w:name w:val="NormalTok"/>
     <w:basedOn w:val="VerbatimChar"/>
-    <w:rPr/>
+    <w:rPr>
+      <w:rFonts w:eastAsia="黑体"/>
+    </w:rPr>
   </w:style>
 </w:styles>
 </file>
@@ -15316,12 +16034,12 @@
     <a:fontScheme name="Office">
       <a:majorFont>
         <a:latin typeface="Calibri"/>
-        <a:ea typeface=""/>
+        <a:ea typeface="黑体"/>
         <a:cs typeface=""/>
         <a:font script="Jpan" typeface="ＭＳ ゴシック"/>
         <a:font script="Hang" typeface="맑은 고딕"/>
-        <a:font script="Hans" typeface="宋体"/>
-        <a:font script="Hant" typeface="新細明體"/>
+        <a:font script="Hans" typeface="黑体"/>
+        <a:font script="Hant" typeface="黑体"/>
         <a:font script="Arab" typeface="Times New Roman"/>
         <a:font script="Hebr" typeface="Times New Roman"/>
         <a:font script="Thai" typeface="Angsana New"/>
@@ -15351,12 +16069,12 @@
       </a:majorFont>
       <a:minorFont>
         <a:latin typeface="Cambria"/>
-        <a:ea typeface=""/>
+        <a:ea typeface="黑体"/>
         <a:cs typeface=""/>
         <a:font script="Jpan" typeface="ＭＳ 明朝"/>
         <a:font script="Hang" typeface="맑은 고딕"/>
-        <a:font script="Hans" typeface="宋体"/>
-        <a:font script="Hant" typeface="新細明體"/>
+        <a:font script="Hans" typeface="黑体"/>
+        <a:font script="Hant" typeface="黑体"/>
         <a:font script="Arab" typeface="Arial"/>
         <a:font script="Hebr" typeface="Arial"/>
         <a:font script="Thai" typeface="Cordia New"/>

--- a/08-传感器电路/10-生物传感器电路/脑电EEG采集电路/脑电EEG采集电路.docx
+++ b/08-传感器电路/10-生物传感器电路/脑电EEG采集电路/脑电EEG采集电路.docx
@@ -2963,7 +2963,7 @@
           <w:color w:val="555555"/>
           <w:sz w:val="21"/>
         </w:rPr>
-        <w:t>材料收集者：杜文杰，WX手机：19519196569，QQ:3478827729</w:t>
+        <w:t>材料收集者：杜文杰，微信/手机：19519196569，QQ:3478827729</w:t>
       </w:r>
     </w:p>
     <w:sectPr>
